--- a/00-首页/题组Word/习题书/教师版/第二篇-结构化学/7-结构化学基础.docx
+++ b/00-首页/题组Word/习题书/教师版/第二篇-结构化学/7-结构化学基础.docx
@@ -222,7 +222,7 @@
           <w:color w:val="5B6975"/>
           <w:sz w:val="24"/>
         </w:rPr>
-        <w:t>：2026-09-01</w:t>
+        <w:t>：2026-09-06</w:t>
       </w:r>
     </w:p>
     <w:p>

--- a/00-首页/题组Word/习题书/教师版/第二篇-结构化学/7-结构化学基础.docx
+++ b/00-首页/题组Word/习题书/教师版/第二篇-结构化学/7-结构化学基础.docx
@@ -3,239 +3,6 @@
 <w:document xmlns:w="http://schemas.openxmlformats.org/wordprocessingml/2006/main" xmlns:m="http://schemas.openxmlformats.org/officeDocument/2006/math" xmlns:r="http://schemas.openxmlformats.org/officeDocument/2006/relationships" xmlns:o="urn:schemas-microsoft-com:office:office" xmlns:v="urn:schemas-microsoft-com:vml" xmlns:w10="urn:schemas-microsoft-com:office:word" xmlns:a="http://schemas.openxmlformats.org/drawingml/2006/main" xmlns:pic="http://schemas.openxmlformats.org/drawingml/2006/picture" xmlns:wp="http://schemas.openxmlformats.org/drawingml/2006/wordprocessingDrawing">
   <w:body>
     <w:bookmarkStart w:id="68" w:name="第-7-章-结构化学基础"/>
-    <w:p>
-      <w:pPr>
-        <w:spacing w:after="1800" w:before="1200" w:line="276" w:lineRule="auto"/>
-        <w:jc w:val="center"/>
-      </w:pPr>
-    </w:p>
-    <w:p>
-      <w:pPr>
-        <w:spacing w:after="320" w:before="0" w:line="276" w:lineRule="auto"/>
-        <w:jc w:val="center"/>
-      </w:pPr>
-      <w:r>
-        <w:rPr>
-          <w:rFonts w:ascii="Times New Roman" w:hAnsi="Times New Roman" w:eastAsia="SimHei" w:cs="Times New Roman"/>
-          <w:b/>
-          <w:color w:val="17324D"/>
-          <w:sz w:val="64"/>
-        </w:rPr>
-        <w:t>化学竞赛习题册</w:t>
-      </w:r>
-    </w:p>
-    <w:p>
-      <w:pPr>
-        <w:spacing w:after="120" w:before="0" w:line="276" w:lineRule="auto"/>
-        <w:jc w:val="center"/>
-      </w:pPr>
-      <w:r>
-        <w:rPr>
-          <w:rFonts w:ascii="Times New Roman" w:hAnsi="Times New Roman" w:eastAsia="SimHei" w:cs="Times New Roman"/>
-          <w:b w:val="0"/>
-          <w:color w:val="5B6975"/>
-          <w:sz w:val="32"/>
-        </w:rPr>
-        <w:t>第二篇</w:t>
-      </w:r>
-      <w:r>
-        <w:rPr>
-          <w:rFonts w:ascii="Times New Roman" w:hAnsi="Times New Roman" w:eastAsia="Times New Roman" w:cs="Times New Roman"/>
-          <w:b w:val="0"/>
-          <w:color w:val="5B6975"/>
-          <w:sz w:val="32"/>
-        </w:rPr>
-        <w:t xml:space="preserve"> </w:t>
-      </w:r>
-      <w:r>
-        <w:rPr>
-          <w:rFonts w:ascii="Times New Roman" w:hAnsi="Times New Roman" w:eastAsia="SimHei" w:cs="Times New Roman"/>
-          <w:b w:val="0"/>
-          <w:color w:val="5B6975"/>
-          <w:sz w:val="32"/>
-        </w:rPr>
-        <w:t>结构化学</w:t>
-      </w:r>
-    </w:p>
-    <w:p>
-      <w:pPr>
-        <w:spacing w:after="600" w:before="0" w:line="276" w:lineRule="auto"/>
-        <w:jc w:val="center"/>
-      </w:pPr>
-      <w:r>
-        <w:rPr>
-          <w:rFonts w:ascii="Times New Roman" w:hAnsi="Times New Roman" w:eastAsia="SimHei" w:cs="Times New Roman"/>
-          <w:b/>
-          <w:color w:val="17324D"/>
-          <w:sz w:val="44"/>
-        </w:rPr>
-        <w:t>第</w:t>
-      </w:r>
-      <w:r>
-        <w:rPr>
-          <w:rFonts w:ascii="Times New Roman" w:hAnsi="Times New Roman" w:eastAsia="Times New Roman" w:cs="Times New Roman"/>
-          <w:b/>
-          <w:color w:val="17324D"/>
-          <w:sz w:val="44"/>
-        </w:rPr>
-        <w:t xml:space="preserve"> 7 </w:t>
-      </w:r>
-      <w:r>
-        <w:rPr>
-          <w:rFonts w:ascii="Times New Roman" w:hAnsi="Times New Roman" w:eastAsia="SimHei" w:cs="Times New Roman"/>
-          <w:b/>
-          <w:color w:val="17324D"/>
-          <w:sz w:val="44"/>
-        </w:rPr>
-        <w:t>章</w:t>
-      </w:r>
-      <w:r>
-        <w:rPr>
-          <w:rFonts w:ascii="Times New Roman" w:hAnsi="Times New Roman" w:eastAsia="Times New Roman" w:cs="Times New Roman"/>
-          <w:b/>
-          <w:color w:val="17324D"/>
-          <w:sz w:val="44"/>
-        </w:rPr>
-        <w:t xml:space="preserve"> </w:t>
-      </w:r>
-      <w:r>
-        <w:rPr>
-          <w:rFonts w:ascii="Times New Roman" w:hAnsi="Times New Roman" w:eastAsia="SimHei" w:cs="Times New Roman"/>
-          <w:b/>
-          <w:color w:val="17324D"/>
-          <w:sz w:val="44"/>
-        </w:rPr>
-        <w:t>结构化学基础</w:t>
-      </w:r>
-    </w:p>
-    <w:p>
-      <w:pPr>
-        <w:spacing w:after="600" w:before="120" w:line="276" w:lineRule="auto"/>
-        <w:jc w:val="center"/>
-        <w:pBdr>
-          <w:bottom w:val="single" w:sz="8" w:space="4" w:color="4A6577"/>
-        </w:pBdr>
-      </w:pPr>
-    </w:p>
-    <w:p>
-      <w:pPr>
-        <w:spacing w:after="160" w:before="0" w:line="276" w:lineRule="auto"/>
-        <w:jc w:val="center"/>
-      </w:pPr>
-      <w:r>
-        <w:rPr>
-          <w:rFonts w:ascii="Times New Roman" w:hAnsi="Times New Roman" w:eastAsia="FangSong" w:cs="Times New Roman"/>
-          <w:b w:val="0"/>
-          <w:color w:val="5B6975"/>
-          <w:sz w:val="24"/>
-        </w:rPr>
-        <w:t>题量</w:t>
-      </w:r>
-      <w:r>
-        <w:rPr>
-          <w:rFonts w:ascii="Times New Roman" w:hAnsi="Times New Roman" w:eastAsia="Times New Roman" w:cs="Times New Roman"/>
-          <w:b w:val="0"/>
-          <w:color w:val="5B6975"/>
-          <w:sz w:val="24"/>
-        </w:rPr>
-        <w:t>：24</w:t>
-      </w:r>
-    </w:p>
-    <w:p>
-      <w:pPr>
-        <w:spacing w:after="160" w:before="0" w:line="276" w:lineRule="auto"/>
-        <w:jc w:val="center"/>
-      </w:pPr>
-      <w:r>
-        <w:rPr>
-          <w:rFonts w:ascii="Times New Roman" w:hAnsi="Times New Roman" w:eastAsia="FangSong" w:cs="Times New Roman"/>
-          <w:b w:val="0"/>
-          <w:color w:val="5B6975"/>
-          <w:sz w:val="24"/>
-        </w:rPr>
-        <w:t>版本</w:t>
-      </w:r>
-      <w:r>
-        <w:rPr>
-          <w:rFonts w:ascii="Times New Roman" w:hAnsi="Times New Roman" w:eastAsia="Times New Roman" w:cs="Times New Roman"/>
-          <w:b w:val="0"/>
-          <w:color w:val="5B6975"/>
-          <w:sz w:val="24"/>
-        </w:rPr>
-        <w:t>：</w:t>
-      </w:r>
-      <w:r>
-        <w:rPr>
-          <w:rFonts w:ascii="Times New Roman" w:hAnsi="Times New Roman" w:eastAsia="FangSong" w:cs="Times New Roman"/>
-          <w:b w:val="0"/>
-          <w:color w:val="5B6975"/>
-          <w:sz w:val="24"/>
-        </w:rPr>
-        <w:t>教师版</w:t>
-      </w:r>
-      <w:r>
-        <w:rPr>
-          <w:rFonts w:ascii="Times New Roman" w:hAnsi="Times New Roman" w:eastAsia="Times New Roman" w:cs="Times New Roman"/>
-          <w:b w:val="0"/>
-          <w:color w:val="5B6975"/>
-          <w:sz w:val="24"/>
-        </w:rPr>
-        <w:t>（</w:t>
-      </w:r>
-      <w:r>
-        <w:rPr>
-          <w:rFonts w:ascii="Times New Roman" w:hAnsi="Times New Roman" w:eastAsia="FangSong" w:cs="Times New Roman"/>
-          <w:b w:val="0"/>
-          <w:color w:val="5B6975"/>
-          <w:sz w:val="24"/>
-        </w:rPr>
-        <w:t>含答案</w:t>
-      </w:r>
-      <w:r>
-        <w:rPr>
-          <w:rFonts w:ascii="Times New Roman" w:hAnsi="Times New Roman" w:eastAsia="Times New Roman" w:cs="Times New Roman"/>
-          <w:b w:val="0"/>
-          <w:color w:val="5B6975"/>
-          <w:sz w:val="24"/>
-        </w:rPr>
-        <w:t>）</w:t>
-      </w:r>
-    </w:p>
-    <w:p>
-      <w:pPr>
-        <w:spacing w:after="160" w:before="0" w:line="276" w:lineRule="auto"/>
-        <w:jc w:val="center"/>
-      </w:pPr>
-      <w:r>
-        <w:rPr>
-          <w:rFonts w:ascii="Times New Roman" w:hAnsi="Times New Roman" w:eastAsia="FangSong" w:cs="Times New Roman"/>
-          <w:b w:val="0"/>
-          <w:color w:val="5B6975"/>
-          <w:sz w:val="24"/>
-        </w:rPr>
-        <w:t>日期</w:t>
-      </w:r>
-      <w:r>
-        <w:rPr>
-          <w:rFonts w:ascii="Times New Roman" w:hAnsi="Times New Roman" w:eastAsia="Times New Roman" w:cs="Times New Roman"/>
-          <w:b w:val="0"/>
-          <w:color w:val="5B6975"/>
-          <w:sz w:val="24"/>
-        </w:rPr>
-        <w:t>：2026-09-06</w:t>
-      </w:r>
-    </w:p>
-    <w:p>
-      <w:pPr>
-        <w:jc w:val="center"/>
-      </w:pPr>
-      <w:r>
-        <w:rPr>
-          <w:rFonts w:ascii="Times New Roman" w:hAnsi="Times New Roman" w:eastAsia="Times New Roman" w:cs="Times New Roman"/>
-        </w:rPr>
-        <w:br w:type="page"/>
-      </w:r>
-    </w:p>
     <w:p>
       <w:pPr>
         <w:pStyle w:val="Heading1"/>

--- a/00-首页/题组Word/习题书/教师版/第二篇-结构化学/7-结构化学基础.docx
+++ b/00-首页/题组Word/习题书/教师版/第二篇-结构化学/7-结构化学基础.docx
@@ -2,7 +2,7 @@
 <file path=word/document.xml><?xml version="1.0" encoding="utf-8"?>
 <w:document xmlns:w="http://schemas.openxmlformats.org/wordprocessingml/2006/main" xmlns:m="http://schemas.openxmlformats.org/officeDocument/2006/math" xmlns:r="http://schemas.openxmlformats.org/officeDocument/2006/relationships" xmlns:o="urn:schemas-microsoft-com:office:office" xmlns:v="urn:schemas-microsoft-com:vml" xmlns:w10="urn:schemas-microsoft-com:office:word" xmlns:a="http://schemas.openxmlformats.org/drawingml/2006/main" xmlns:pic="http://schemas.openxmlformats.org/drawingml/2006/picture" xmlns:wp="http://schemas.openxmlformats.org/drawingml/2006/wordprocessingDrawing">
   <w:body>
-    <w:bookmarkStart w:id="68" w:name="第-7-章-结构化学基础"/>
+    <w:bookmarkStart w:id="81" w:name="第-7-章-结构化学基础"/>
     <w:p>
       <w:pPr>
         <w:pStyle w:val="Heading1"/>
@@ -50,7 +50,21 @@
         </w:pict>
       </w:r>
     </w:p>
-    <w:bookmarkStart w:id="9" w:name="二元氧化物含氧量第33届初赛"/>
+    <w:bookmarkStart w:id="9" w:name="基础巩固"/>
+    <w:p>
+      <w:pPr>
+        <w:pStyle w:val="Heading2"/>
+        <w:spacing w:before="280" w:after="120"/>
+      </w:pPr>
+      <w:r>
+        <w:rPr>
+          <w:rFonts w:hint="eastAsia" w:ascii="Times New Roman" w:hAnsi="Times New Roman" w:eastAsia="SimHei" w:cs="Times New Roman"/>
+        </w:rPr>
+        <w:t xml:space="preserve">基础巩固</w:t>
+      </w:r>
+    </w:p>
+    <w:bookmarkEnd w:id="9"/>
+    <w:bookmarkStart w:id="10" w:name="二元氧化物含氧量第33届初赛"/>
     <w:p>
       <w:pPr>
         <w:pStyle w:val="Heading2"/>
@@ -1332,8 +1346,8 @@
         </w:pict>
       </w:r>
     </w:p>
-    <w:bookmarkEnd w:id="9"/>
-    <w:bookmarkStart w:id="16" w:name="生物无机化学-习题11.4"/>
+    <w:bookmarkEnd w:id="10"/>
+    <w:bookmarkStart w:id="16" w:name="生物无机化学-习题11.3"/>
     <w:p>
       <w:pPr>
         <w:pStyle w:val="Heading2"/>
@@ -1367,7 +1381,7 @@
         <w:rPr>
           <w:rFonts w:hint="eastAsia" w:ascii="Times New Roman" w:hAnsi="Times New Roman" w:eastAsia="Times New Roman" w:cs="Times New Roman"/>
         </w:rPr>
-        <w:t>11.4</w:t>
+        <w:t>11.3</w:t>
       </w:r>
     </w:p>
     <w:p>
@@ -1378,19 +1392,19 @@
         <w:rPr>
           <w:rFonts w:hint="eastAsia" w:ascii="Times New Roman" w:hAnsi="Times New Roman" w:eastAsia="FangSong" w:cs="Times New Roman"/>
         </w:rPr>
-        <w:t>从脱氧血红蛋白到氧合血红蛋白的过程中</w:t>
-      </w:r>
-      <w:r>
-        <w:rPr>
-          <w:rFonts w:hint="eastAsia" w:ascii="Times New Roman" w:hAnsi="Times New Roman" w:eastAsia="Times New Roman" w:cs="Times New Roman"/>
-        </w:rPr>
-        <w:t>，</w:t>
-      </w:r>
-      <w:r>
-        <w:rPr>
-          <w:rFonts w:hint="eastAsia" w:ascii="Times New Roman" w:hAnsi="Times New Roman" w:eastAsia="FangSong" w:cs="Times New Roman"/>
-        </w:rPr>
-        <w:t>血红素基团发生了什么变化</w:t>
+        <w:t>血红蛋白和肌红蛋白的生理功能是什么</w:t>
+      </w:r>
+      <w:r>
+        <w:rPr>
+          <w:rFonts w:hint="eastAsia" w:ascii="Times New Roman" w:hAnsi="Times New Roman" w:eastAsia="Times New Roman" w:cs="Times New Roman"/>
+        </w:rPr>
+        <w:t>？</w:t>
+      </w:r>
+      <w:r>
+        <w:rPr>
+          <w:rFonts w:hint="eastAsia" w:ascii="Times New Roman" w:hAnsi="Times New Roman" w:eastAsia="FangSong" w:cs="Times New Roman"/>
+        </w:rPr>
+        <w:t>在结构上有何异同</w:t>
       </w:r>
       <w:r>
         <w:rPr>
@@ -1416,7 +1430,3011 @@
         <w:t xml:space="preserve">查看答案</w:t>
       </w:r>
     </w:p>
-    <w:bookmarkStart w:id="10" w:name="自旋态转变核心"/>
+    <w:bookmarkStart w:id="11" w:name="生理功能"/>
+    <w:p>
+      <w:pPr>
+        <w:pStyle w:val="Heading3"/>
+        <w:spacing w:before="280" w:after="120"/>
+      </w:pPr>
+      <w:r>
+        <w:rPr>
+          <w:rFonts w:ascii="Times New Roman" w:hAnsi="Times New Roman" w:eastAsia="Times New Roman" w:cs="Times New Roman"/>
+        </w:rPr>
+        <w:t xml:space="preserve">1. </w:t>
+      </w:r>
+      <w:r>
+        <w:rPr>
+          <w:rFonts w:hint="eastAsia" w:ascii="Times New Roman" w:hAnsi="Times New Roman" w:eastAsia="SimHei" w:cs="Times New Roman"/>
+        </w:rPr>
+        <w:t xml:space="preserve">生理功能</w:t>
+      </w:r>
+    </w:p>
+    <w:p>
+      <w:pPr>
+        <w:pStyle w:val="Compact"/>
+        <w:numPr>
+          <w:ilvl w:val="0"/>
+          <w:numId w:val="1001"/>
+        </w:numPr>
+      </w:pPr>
+      <w:r>
+        <w:rPr>
+          <w:rFonts w:hint="eastAsia" w:ascii="Times New Roman" w:hAnsi="Times New Roman" w:eastAsia="FangSong" w:cs="Times New Roman"/>
+          <w:b/>
+          <w:bCs/>
+        </w:rPr>
+        <w:t>血红蛋白</w:t>
+      </w:r>
+      <w:r>
+        <w:rPr>
+          <w:rFonts w:hint="eastAsia" w:ascii="Times New Roman" w:hAnsi="Times New Roman" w:eastAsia="Times New Roman" w:cs="Times New Roman"/>
+          <w:b/>
+          <w:bCs/>
+        </w:rPr>
+        <w:t>（Hb）</w:t>
+      </w:r>
+      <w:r>
+        <w:rPr>
+          <w:rFonts w:hint="eastAsia" w:ascii="Times New Roman" w:hAnsi="Times New Roman" w:eastAsia="Times New Roman" w:cs="Times New Roman"/>
+        </w:rPr>
+        <w:t>：</w:t>
+      </w:r>
+      <w:r>
+        <w:rPr>
+          <w:rFonts w:hint="eastAsia" w:ascii="Times New Roman" w:hAnsi="Times New Roman" w:eastAsia="FangSong" w:cs="Times New Roman"/>
+        </w:rPr>
+        <w:t>血液中的输氧载体</w:t>
+      </w:r>
+      <w:r>
+        <w:rPr>
+          <w:rFonts w:hint="eastAsia" w:ascii="Times New Roman" w:hAnsi="Times New Roman" w:eastAsia="Times New Roman" w:cs="Times New Roman"/>
+        </w:rPr>
+        <w:t>——</w:t>
+      </w:r>
+      <w:r>
+        <w:rPr>
+          <w:rFonts w:hint="eastAsia" w:ascii="Times New Roman" w:hAnsi="Times New Roman" w:eastAsia="FangSong" w:cs="Times New Roman"/>
+        </w:rPr>
+        <w:t>在肺</w:t>
+      </w:r>
+      <w:r>
+        <w:rPr>
+          <w:rFonts w:hint="eastAsia" w:ascii="Times New Roman" w:hAnsi="Times New Roman" w:eastAsia="Times New Roman" w:cs="Times New Roman"/>
+        </w:rPr>
+        <w:t>（</w:t>
+      </w:r>
+      <w:r>
+        <w:rPr>
+          <w:rFonts w:hint="eastAsia" w:ascii="Times New Roman" w:hAnsi="Times New Roman" w:eastAsia="FangSong" w:cs="Times New Roman"/>
+        </w:rPr>
+        <w:t>高氧分压</w:t>
+      </w:r>
+      <w:r>
+        <w:rPr>
+          <w:rFonts w:hint="eastAsia" w:ascii="Times New Roman" w:hAnsi="Times New Roman" w:eastAsia="Times New Roman" w:cs="Times New Roman"/>
+        </w:rPr>
+        <w:t>）</w:t>
+      </w:r>
+      <w:r>
+        <w:rPr>
+          <w:rFonts w:hint="eastAsia" w:ascii="Times New Roman" w:hAnsi="Times New Roman" w:eastAsia="FangSong" w:cs="Times New Roman"/>
+        </w:rPr>
+        <w:t>结合</w:t>
+      </w:r>
+      <w:r>
+        <w:rPr>
+          <w:rFonts w:ascii="Times New Roman" w:hAnsi="Times New Roman" w:eastAsia="Times New Roman" w:cs="Times New Roman"/>
+        </w:rPr>
+        <w:t xml:space="preserve"> </w:t>
+      </w:r>
+      <w:r>
+        <w:rPr>
+          <w:rFonts w:hint="eastAsia" w:ascii="Times New Roman" w:hAnsi="Times New Roman" w:eastAsia="Times New Roman" w:cs="Times New Roman"/>
+        </w:rPr>
+        <w:t>O</w:t>
+      </w:r>
+      <w:r>
+        <w:rPr>
+          <w:rFonts w:hint="eastAsia" w:ascii="Times New Roman" w:hAnsi="Times New Roman" w:eastAsia="Times New Roman" w:cs="Times New Roman"/>
+          <w:vertAlign w:val="subscript"/>
+        </w:rPr>
+        <w:t>2</w:t>
+      </w:r>
+      <w:r>
+        <w:rPr>
+          <w:rFonts w:hint="eastAsia" w:ascii="Times New Roman" w:hAnsi="Times New Roman" w:eastAsia="Times New Roman" w:cs="Times New Roman"/>
+        </w:rPr>
+        <w:t>，</w:t>
+      </w:r>
+      <w:r>
+        <w:rPr>
+          <w:rFonts w:hint="eastAsia" w:ascii="Times New Roman" w:hAnsi="Times New Roman" w:eastAsia="FangSong" w:cs="Times New Roman"/>
+        </w:rPr>
+        <w:t>输送到组织</w:t>
+      </w:r>
+      <w:r>
+        <w:rPr>
+          <w:rFonts w:hint="eastAsia" w:ascii="Times New Roman" w:hAnsi="Times New Roman" w:eastAsia="Times New Roman" w:cs="Times New Roman"/>
+        </w:rPr>
+        <w:t>（</w:t>
+      </w:r>
+      <w:r>
+        <w:rPr>
+          <w:rFonts w:hint="eastAsia" w:ascii="Times New Roman" w:hAnsi="Times New Roman" w:eastAsia="FangSong" w:cs="Times New Roman"/>
+        </w:rPr>
+        <w:t>低氧分压</w:t>
+      </w:r>
+      <w:r>
+        <w:rPr>
+          <w:rFonts w:hint="eastAsia" w:ascii="Times New Roman" w:hAnsi="Times New Roman" w:eastAsia="Times New Roman" w:cs="Times New Roman"/>
+        </w:rPr>
+        <w:t>）</w:t>
+      </w:r>
+      <w:r>
+        <w:rPr>
+          <w:rFonts w:hint="eastAsia" w:ascii="Times New Roman" w:hAnsi="Times New Roman" w:eastAsia="FangSong" w:cs="Times New Roman"/>
+        </w:rPr>
+        <w:t>释放</w:t>
+      </w:r>
+      <w:r>
+        <w:rPr>
+          <w:rFonts w:ascii="Times New Roman" w:hAnsi="Times New Roman" w:eastAsia="Times New Roman" w:cs="Times New Roman"/>
+        </w:rPr>
+        <w:t xml:space="preserve"> O</w:t>
+      </w:r>
+      <w:r>
+        <w:rPr>
+          <w:rFonts w:ascii="Times New Roman" w:hAnsi="Times New Roman" w:eastAsia="Times New Roman" w:cs="Times New Roman"/>
+          <w:vertAlign w:val="subscript"/>
+        </w:rPr>
+        <w:t>2</w:t>
+      </w:r>
+    </w:p>
+    <w:p>
+      <w:pPr>
+        <w:pStyle w:val="Compact"/>
+        <w:numPr>
+          <w:ilvl w:val="0"/>
+          <w:numId w:val="1001"/>
+        </w:numPr>
+      </w:pPr>
+      <w:r>
+        <w:rPr>
+          <w:rFonts w:hint="eastAsia" w:ascii="Times New Roman" w:hAnsi="Times New Roman" w:eastAsia="FangSong" w:cs="Times New Roman"/>
+          <w:b/>
+          <w:bCs/>
+        </w:rPr>
+        <w:t>肌红蛋白</w:t>
+      </w:r>
+      <w:r>
+        <w:rPr>
+          <w:rFonts w:hint="eastAsia" w:ascii="Times New Roman" w:hAnsi="Times New Roman" w:eastAsia="Times New Roman" w:cs="Times New Roman"/>
+          <w:b/>
+          <w:bCs/>
+        </w:rPr>
+        <w:t>（Mb）</w:t>
+      </w:r>
+      <w:r>
+        <w:rPr>
+          <w:rFonts w:hint="eastAsia" w:ascii="Times New Roman" w:hAnsi="Times New Roman" w:eastAsia="Times New Roman" w:cs="Times New Roman"/>
+        </w:rPr>
+        <w:t>：</w:t>
+      </w:r>
+      <w:r>
+        <w:rPr>
+          <w:rFonts w:hint="eastAsia" w:ascii="Times New Roman" w:hAnsi="Times New Roman" w:eastAsia="FangSong" w:cs="Times New Roman"/>
+        </w:rPr>
+        <w:t>肌肉中的储氧蛋白</w:t>
+      </w:r>
+      <w:r>
+        <w:rPr>
+          <w:rFonts w:hint="eastAsia" w:ascii="Times New Roman" w:hAnsi="Times New Roman" w:eastAsia="Times New Roman" w:cs="Times New Roman"/>
+        </w:rPr>
+        <w:t>——</w:t>
+      </w:r>
+      <w:r>
+        <w:rPr>
+          <w:rFonts w:hint="eastAsia" w:ascii="Times New Roman" w:hAnsi="Times New Roman" w:eastAsia="FangSong" w:cs="Times New Roman"/>
+        </w:rPr>
+        <w:t>结合并储存</w:t>
+      </w:r>
+      <w:r>
+        <w:rPr>
+          <w:rFonts w:ascii="Times New Roman" w:hAnsi="Times New Roman" w:eastAsia="Times New Roman" w:cs="Times New Roman"/>
+        </w:rPr>
+        <w:t xml:space="preserve"> </w:t>
+      </w:r>
+      <w:r>
+        <w:rPr>
+          <w:rFonts w:hint="eastAsia" w:ascii="Times New Roman" w:hAnsi="Times New Roman" w:eastAsia="Times New Roman" w:cs="Times New Roman"/>
+        </w:rPr>
+        <w:t>O</w:t>
+      </w:r>
+      <w:r>
+        <w:rPr>
+          <w:rFonts w:hint="eastAsia" w:ascii="Times New Roman" w:hAnsi="Times New Roman" w:eastAsia="Times New Roman" w:cs="Times New Roman"/>
+          <w:vertAlign w:val="subscript"/>
+        </w:rPr>
+        <w:t>2</w:t>
+      </w:r>
+      <w:r>
+        <w:rPr>
+          <w:rFonts w:hint="eastAsia" w:ascii="Times New Roman" w:hAnsi="Times New Roman" w:eastAsia="Times New Roman" w:cs="Times New Roman"/>
+        </w:rPr>
+        <w:t>，</w:t>
+      </w:r>
+      <w:r>
+        <w:rPr>
+          <w:rFonts w:hint="eastAsia" w:ascii="Times New Roman" w:hAnsi="Times New Roman" w:eastAsia="FangSong" w:cs="Times New Roman"/>
+        </w:rPr>
+        <w:t>在肌肉需氧时释放供能</w:t>
+      </w:r>
+    </w:p>
+    <w:bookmarkEnd w:id="11"/>
+    <w:bookmarkStart w:id="12" w:name="结构共同点"/>
+    <w:p>
+      <w:pPr>
+        <w:pStyle w:val="Heading3"/>
+        <w:spacing w:before="280" w:after="120"/>
+      </w:pPr>
+      <w:r>
+        <w:rPr>
+          <w:rFonts w:ascii="Times New Roman" w:hAnsi="Times New Roman" w:eastAsia="Times New Roman" w:cs="Times New Roman"/>
+        </w:rPr>
+        <w:t xml:space="preserve">2. </w:t>
+      </w:r>
+      <w:r>
+        <w:rPr>
+          <w:rFonts w:hint="eastAsia" w:ascii="Times New Roman" w:hAnsi="Times New Roman" w:eastAsia="SimHei" w:cs="Times New Roman"/>
+        </w:rPr>
+        <w:t xml:space="preserve">结构共同点</w:t>
+      </w:r>
+    </w:p>
+    <w:p>
+      <w:pPr>
+        <w:pStyle w:val="Compact"/>
+        <w:numPr>
+          <w:ilvl w:val="0"/>
+          <w:numId w:val="1002"/>
+        </w:numPr>
+      </w:pPr>
+      <w:r>
+        <w:rPr>
+          <w:rFonts w:hint="eastAsia" w:ascii="Times New Roman" w:hAnsi="Times New Roman" w:eastAsia="FangSong" w:cs="Times New Roman"/>
+        </w:rPr>
+        <w:t xml:space="preserve">都含</w:t>
+      </w:r>
+      <w:r>
+        <w:rPr>
+          <w:rFonts w:hint="eastAsia" w:ascii="Times New Roman" w:hAnsi="Times New Roman" w:eastAsia="FangSong" w:cs="Times New Roman"/>
+          <w:b/>
+          <w:bCs/>
+        </w:rPr>
+        <w:t xml:space="preserve">血红素</w:t>
+      </w:r>
+      <w:r>
+        <w:rPr>
+          <w:rFonts w:hint="eastAsia" w:ascii="Times New Roman" w:hAnsi="Times New Roman" w:eastAsia="Times New Roman" w:cs="Times New Roman"/>
+        </w:rPr>
+        <w:t>（Fe(II)-</w:t>
+      </w:r>
+      <w:r>
+        <w:rPr>
+          <w:rFonts w:hint="eastAsia" w:ascii="Times New Roman" w:hAnsi="Times New Roman" w:eastAsia="FangSong" w:cs="Times New Roman"/>
+        </w:rPr>
+        <w:t>原卟啉</w:t>
+      </w:r>
+      <w:r>
+        <w:rPr>
+          <w:rFonts w:ascii="Times New Roman" w:hAnsi="Times New Roman" w:eastAsia="Times New Roman" w:cs="Times New Roman"/>
+        </w:rPr>
+        <w:t xml:space="preserve"> </w:t>
+      </w:r>
+      <w:r>
+        <w:rPr>
+          <w:rFonts w:hint="eastAsia" w:ascii="Times New Roman" w:hAnsi="Times New Roman" w:eastAsia="Times New Roman" w:cs="Times New Roman"/>
+        </w:rPr>
+        <w:t xml:space="preserve">IX）：Fe</w:t>
+      </w:r>
+      <w:r>
+        <w:rPr>
+          <w:rFonts w:ascii="Times New Roman" w:hAnsi="Times New Roman" w:eastAsia="Times New Roman" w:cs="Times New Roman"/>
+        </w:rPr>
+        <w:t xml:space="preserve"> </w:t>
+      </w:r>
+      <w:r>
+        <w:rPr>
+          <w:rFonts w:hint="eastAsia" w:ascii="Times New Roman" w:hAnsi="Times New Roman" w:eastAsia="FangSong" w:cs="Times New Roman"/>
+        </w:rPr>
+        <w:t>四配位</w:t>
+      </w:r>
+      <w:r>
+        <w:rPr>
+          <w:rFonts w:hint="eastAsia" w:ascii="Times New Roman" w:hAnsi="Times New Roman" w:eastAsia="Times New Roman" w:cs="Times New Roman"/>
+        </w:rPr>
+        <w:t>（</w:t>
+      </w:r>
+      <w:r>
+        <w:rPr>
+          <w:rFonts w:hint="eastAsia" w:ascii="Times New Roman" w:hAnsi="Times New Roman" w:eastAsia="FangSong" w:cs="Times New Roman"/>
+        </w:rPr>
+        <w:t>卟啉</w:t>
+      </w:r>
+      <w:r>
+        <w:rPr>
+          <w:rFonts w:ascii="Times New Roman" w:hAnsi="Times New Roman" w:eastAsia="Times New Roman" w:cs="Times New Roman"/>
+        </w:rPr>
+        <w:t xml:space="preserve"> </w:t>
+      </w:r>
+      <w:r>
+        <w:rPr>
+          <w:rFonts w:hint="eastAsia" w:ascii="Times New Roman" w:hAnsi="Times New Roman" w:eastAsia="Times New Roman" w:cs="Times New Roman"/>
+        </w:rPr>
+        <w:t>N</w:t>
+      </w:r>
+      <w:r>
+        <w:rPr>
+          <w:rFonts w:hint="eastAsia" w:ascii="Times New Roman" w:hAnsi="Times New Roman" w:eastAsia="Times New Roman" w:cs="Times New Roman"/>
+          <w:vertAlign w:val="subscript"/>
+        </w:rPr>
+        <w:t>4</w:t>
+      </w:r>
+      <w:r>
+        <w:rPr>
+          <w:rFonts w:hint="eastAsia" w:ascii="Times New Roman" w:hAnsi="Times New Roman" w:eastAsia="Times New Roman" w:cs="Times New Roman"/>
+        </w:rPr>
+        <w:t>）+</w:t>
+      </w:r>
+      <w:r>
+        <w:rPr>
+          <w:rFonts w:ascii="Times New Roman" w:hAnsi="Times New Roman" w:eastAsia="Times New Roman" w:cs="Times New Roman"/>
+        </w:rPr>
+        <w:t xml:space="preserve"> </w:t>
+      </w:r>
+      <w:r>
+        <w:rPr>
+          <w:rFonts w:hint="eastAsia" w:ascii="Times New Roman" w:hAnsi="Times New Roman" w:eastAsia="FangSong" w:cs="Times New Roman"/>
+        </w:rPr>
+        <w:t xml:space="preserve">第</w:t>
+      </w:r>
+      <w:r>
+        <w:rPr>
+          <w:rFonts w:ascii="Times New Roman" w:hAnsi="Times New Roman" w:eastAsia="Times New Roman" w:cs="Times New Roman"/>
+        </w:rPr>
+        <w:t xml:space="preserve"> 5 </w:t>
+      </w:r>
+      <w:r>
+        <w:rPr>
+          <w:rFonts w:hint="eastAsia" w:ascii="Times New Roman" w:hAnsi="Times New Roman" w:eastAsia="FangSong" w:cs="Times New Roman"/>
+        </w:rPr>
+        <w:t xml:space="preserve">配位近端</w:t>
+      </w:r>
+      <w:r>
+        <w:rPr>
+          <w:rFonts w:ascii="Times New Roman" w:hAnsi="Times New Roman" w:eastAsia="Times New Roman" w:cs="Times New Roman"/>
+        </w:rPr>
+        <w:t xml:space="preserve"> His + </w:t>
+      </w:r>
+      <w:r>
+        <w:rPr>
+          <w:rFonts w:hint="eastAsia" w:ascii="Times New Roman" w:hAnsi="Times New Roman" w:eastAsia="FangSong" w:cs="Times New Roman"/>
+        </w:rPr>
+        <w:t xml:space="preserve">第</w:t>
+      </w:r>
+      <w:r>
+        <w:rPr>
+          <w:rFonts w:ascii="Times New Roman" w:hAnsi="Times New Roman" w:eastAsia="Times New Roman" w:cs="Times New Roman"/>
+        </w:rPr>
+        <w:t xml:space="preserve"> 6 </w:t>
+      </w:r>
+      <w:r>
+        <w:rPr>
+          <w:rFonts w:hint="eastAsia" w:ascii="Times New Roman" w:hAnsi="Times New Roman" w:eastAsia="FangSong" w:cs="Times New Roman"/>
+        </w:rPr>
+        <w:t xml:space="preserve">位可逆结合</w:t>
+      </w:r>
+      <w:r>
+        <w:rPr>
+          <w:rFonts w:ascii="Times New Roman" w:hAnsi="Times New Roman" w:eastAsia="Times New Roman" w:cs="Times New Roman"/>
+        </w:rPr>
+        <w:t xml:space="preserve"> O</w:t>
+      </w:r>
+      <w:r>
+        <w:rPr>
+          <w:rFonts w:ascii="Times New Roman" w:hAnsi="Times New Roman" w:eastAsia="Times New Roman" w:cs="Times New Roman"/>
+          <w:vertAlign w:val="subscript"/>
+        </w:rPr>
+        <w:t>2</w:t>
+      </w:r>
+    </w:p>
+    <w:p>
+      <w:pPr>
+        <w:pStyle w:val="Compact"/>
+        <w:numPr>
+          <w:ilvl w:val="0"/>
+          <w:numId w:val="1002"/>
+        </w:numPr>
+      </w:pPr>
+      <w:r>
+        <w:rPr>
+          <w:rFonts w:hint="eastAsia" w:ascii="Times New Roman" w:hAnsi="Times New Roman" w:eastAsia="FangSong" w:cs="Times New Roman"/>
+        </w:rPr>
+        <w:t>载氧原理相同</w:t>
+      </w:r>
+      <w:r>
+        <w:rPr>
+          <w:rFonts w:hint="eastAsia" w:ascii="Times New Roman" w:hAnsi="Times New Roman" w:eastAsia="Times New Roman" w:cs="Times New Roman"/>
+        </w:rPr>
+        <w:t>：Fe(II)</w:t>
+      </w:r>
+      <w:r>
+        <w:rPr>
+          <w:rFonts w:ascii="Times New Roman" w:hAnsi="Times New Roman" w:eastAsia="Times New Roman" w:cs="Times New Roman"/>
+        </w:rPr>
+        <w:t xml:space="preserve"> </w:t>
+      </w:r>
+      <w:r>
+        <w:rPr>
+          <w:rFonts w:hint="eastAsia" w:ascii="Times New Roman" w:hAnsi="Times New Roman" w:eastAsia="FangSong" w:cs="Times New Roman"/>
+        </w:rPr>
+        <w:t>高自旋</w:t>
+      </w:r>
+      <w:r>
+        <w:rPr>
+          <w:rFonts w:hint="eastAsia" w:ascii="Times New Roman" w:hAnsi="Times New Roman" w:eastAsia="Times New Roman" w:cs="Times New Roman"/>
+        </w:rPr>
+        <w:t>（</w:t>
+      </w:r>
+      <w:r>
+        <w:rPr>
+          <w:rFonts w:hint="eastAsia" w:ascii="Times New Roman" w:hAnsi="Times New Roman" w:eastAsia="FangSong" w:cs="Times New Roman"/>
+        </w:rPr>
+        <w:t>脱氧</w:t>
+      </w:r>
+      <w:r>
+        <w:rPr>
+          <w:rFonts w:hint="eastAsia" w:ascii="Times New Roman" w:hAnsi="Times New Roman" w:eastAsia="Times New Roman" w:cs="Times New Roman"/>
+        </w:rPr>
+        <w:t>）↔</w:t>
+      </w:r>
+      <w:r>
+        <w:rPr>
+          <w:rFonts w:ascii="Times New Roman" w:hAnsi="Times New Roman" w:eastAsia="Times New Roman" w:cs="Times New Roman"/>
+        </w:rPr>
+        <w:t xml:space="preserve"> </w:t>
+      </w:r>
+      <w:r>
+        <w:rPr>
+          <w:rFonts w:hint="eastAsia" w:ascii="Times New Roman" w:hAnsi="Times New Roman" w:eastAsia="FangSong" w:cs="Times New Roman"/>
+        </w:rPr>
+        <w:t>低自旋</w:t>
+      </w:r>
+      <w:r>
+        <w:rPr>
+          <w:rFonts w:hint="eastAsia" w:ascii="Times New Roman" w:hAnsi="Times New Roman" w:eastAsia="Times New Roman" w:cs="Times New Roman"/>
+        </w:rPr>
+        <w:t>（</w:t>
+      </w:r>
+      <w:r>
+        <w:rPr>
+          <w:rFonts w:hint="eastAsia" w:ascii="Times New Roman" w:hAnsi="Times New Roman" w:eastAsia="FangSong" w:cs="Times New Roman"/>
+        </w:rPr>
+        <w:t>氧合</w:t>
+      </w:r>
+      <w:r>
+        <w:rPr>
+          <w:rFonts w:hint="eastAsia" w:ascii="Times New Roman" w:hAnsi="Times New Roman" w:eastAsia="Times New Roman" w:cs="Times New Roman"/>
+        </w:rPr>
+        <w:t>）</w:t>
+      </w:r>
+      <w:r>
+        <w:rPr>
+          <w:rFonts w:hint="eastAsia" w:ascii="Times New Roman" w:hAnsi="Times New Roman" w:eastAsia="FangSong" w:cs="Times New Roman"/>
+        </w:rPr>
+        <w:t>自旋转变</w:t>
+      </w:r>
+    </w:p>
+    <w:bookmarkEnd w:id="12"/>
+    <w:bookmarkStart w:id="13" w:name="结构差异"/>
+    <w:p>
+      <w:pPr>
+        <w:pStyle w:val="Heading3"/>
+        <w:spacing w:after="120" w:before="280"/>
+      </w:pPr>
+      <w:r>
+        <w:rPr>
+          <w:rFonts w:ascii="Times New Roman" w:hAnsi="Times New Roman" w:eastAsia="Times New Roman" w:cs="Times New Roman"/>
+        </w:rPr>
+        <w:t xml:space="preserve">3. </w:t>
+      </w:r>
+      <w:r>
+        <w:rPr>
+          <w:rFonts w:hint="eastAsia" w:ascii="Times New Roman" w:hAnsi="Times New Roman" w:eastAsia="SimHei" w:cs="Times New Roman"/>
+        </w:rPr>
+        <w:t xml:space="preserve">结构差异</w:t>
+      </w:r>
+    </w:p>
+    <w:tbl>
+      <w:tblPr>
+        <w:tblStyle w:val="Table"/>
+        <w:tblW w:type="auto" w:w="0"/>
+        <w:tblLook w:firstRow="1" w:lastRow="0" w:firstColumn="0" w:lastColumn="0" w:noHBand="0" w:noVBand="0" w:val="0020"/>
+      </w:tblPr>
+      <w:tblGrid>
+        <w:gridCol w:w="2640"/>
+        <w:gridCol w:w="2640"/>
+        <w:gridCol w:w="2640"/>
+      </w:tblGrid>
+      <w:tr>
+        <w:trPr>
+          <w:tblHeader w:val="on"/>
+        </w:trPr>
+        <w:tc>
+          <w:tcPr/>
+          <w:p>
+            <w:pPr>
+              <w:pStyle w:val="Compact"/>
+              <w:jc w:val="center"/>
+            </w:pPr>
+            <w:r>
+              <w:rPr>
+                <w:rFonts w:hint="eastAsia" w:ascii="Times New Roman" w:hAnsi="Times New Roman" w:eastAsia="SimHei" w:cs="Times New Roman"/>
+                <w:b/>
+              </w:rPr>
+              <w:t xml:space="preserve">项目</w:t>
+            </w:r>
+          </w:p>
+        </w:tc>
+        <w:tc>
+          <w:tcPr/>
+          <w:p>
+            <w:pPr>
+              <w:pStyle w:val="Compact"/>
+              <w:jc w:val="center"/>
+            </w:pPr>
+            <w:r>
+              <w:rPr>
+                <w:rFonts w:hint="eastAsia" w:ascii="Times New Roman" w:hAnsi="Times New Roman" w:eastAsia="SimHei" w:cs="Times New Roman"/>
+                <w:b/>
+              </w:rPr>
+              <w:t xml:space="preserve">肌红蛋白</w:t>
+            </w:r>
+            <w:r>
+              <w:rPr>
+                <w:rFonts w:ascii="Times New Roman" w:hAnsi="Times New Roman" w:eastAsia="Times New Roman" w:cs="Times New Roman"/>
+                <w:b/>
+              </w:rPr>
+              <w:t xml:space="preserve"> Mb</w:t>
+            </w:r>
+          </w:p>
+        </w:tc>
+        <w:tc>
+          <w:tcPr/>
+          <w:p>
+            <w:pPr>
+              <w:pStyle w:val="Compact"/>
+              <w:jc w:val="center"/>
+            </w:pPr>
+            <w:r>
+              <w:rPr>
+                <w:rFonts w:hint="eastAsia" w:ascii="Times New Roman" w:hAnsi="Times New Roman" w:eastAsia="SimHei" w:cs="Times New Roman"/>
+                <w:b/>
+              </w:rPr>
+              <w:t xml:space="preserve">血红蛋白</w:t>
+            </w:r>
+            <w:r>
+              <w:rPr>
+                <w:rFonts w:ascii="Times New Roman" w:hAnsi="Times New Roman" w:eastAsia="Times New Roman" w:cs="Times New Roman"/>
+                <w:b/>
+              </w:rPr>
+              <w:t xml:space="preserve"> Hb</w:t>
+            </w:r>
+          </w:p>
+        </w:tc>
+      </w:tr>
+      <w:tr>
+        <w:tc>
+          <w:tcPr/>
+          <w:p>
+            <w:pPr>
+              <w:pStyle w:val="Compact"/>
+              <w:jc w:val="center"/>
+            </w:pPr>
+            <w:r>
+              <w:rPr>
+                <w:rFonts w:hint="eastAsia" w:ascii="Times New Roman" w:hAnsi="Times New Roman" w:eastAsia="FangSong" w:cs="Times New Roman"/>
+              </w:rPr>
+              <w:t xml:space="preserve">亚基组成</w:t>
+            </w:r>
+          </w:p>
+        </w:tc>
+        <w:tc>
+          <w:tcPr/>
+          <w:p>
+            <w:pPr>
+              <w:pStyle w:val="Compact"/>
+              <w:jc w:val="center"/>
+            </w:pPr>
+            <w:r>
+              <w:rPr>
+                <w:rFonts w:hint="eastAsia" w:ascii="Times New Roman" w:hAnsi="Times New Roman" w:eastAsia="FangSong" w:cs="Times New Roman"/>
+              </w:rPr>
+              <w:t xml:space="preserve">单链</w:t>
+            </w:r>
+          </w:p>
+        </w:tc>
+        <w:tc>
+          <w:tcPr/>
+          <w:p>
+            <w:pPr>
+              <w:pStyle w:val="Compact"/>
+              <w:jc w:val="center"/>
+            </w:pPr>
+            <w:r>
+              <w:rPr>
+                <w:rFonts w:ascii="Times New Roman" w:hAnsi="Times New Roman" w:eastAsia="Times New Roman" w:cs="Times New Roman"/>
+              </w:rPr>
+              <w:t>α</w:t>
+            </w:r>
+            <w:r>
+              <w:rPr>
+                <w:rFonts w:ascii="Times New Roman" w:hAnsi="Times New Roman" w:eastAsia="Times New Roman" w:cs="Times New Roman"/>
+                <w:vertAlign w:val="subscript"/>
+              </w:rPr>
+              <w:t>2</w:t>
+            </w:r>
+            <w:r>
+              <w:rPr>
+                <w:rFonts w:ascii="Times New Roman" w:hAnsi="Times New Roman" w:eastAsia="Times New Roman" w:cs="Times New Roman"/>
+              </w:rPr>
+              <w:t>β</w:t>
+            </w:r>
+            <w:r>
+              <w:rPr>
+                <w:rFonts w:ascii="Times New Roman" w:hAnsi="Times New Roman" w:eastAsia="Times New Roman" w:cs="Times New Roman"/>
+                <w:vertAlign w:val="subscript"/>
+              </w:rPr>
+              <w:t>2</w:t>
+            </w:r>
+            <w:r>
+              <w:rPr>
+                <w:rFonts w:ascii="Times New Roman" w:hAnsi="Times New Roman" w:eastAsia="Times New Roman" w:cs="Times New Roman"/>
+              </w:rPr>
+              <w:t xml:space="preserve"> </w:t>
+            </w:r>
+            <w:r>
+              <w:rPr>
+                <w:rFonts w:hint="eastAsia" w:ascii="Times New Roman" w:hAnsi="Times New Roman" w:eastAsia="FangSong" w:cs="Times New Roman"/>
+              </w:rPr>
+              <w:t xml:space="preserve">四聚体</w:t>
+            </w:r>
+          </w:p>
+        </w:tc>
+      </w:tr>
+      <w:tr>
+        <w:tc>
+          <w:tcPr/>
+          <w:p>
+            <w:pPr>
+              <w:pStyle w:val="Compact"/>
+              <w:jc w:val="center"/>
+            </w:pPr>
+            <w:r>
+              <w:rPr>
+                <w:rFonts w:hint="eastAsia" w:ascii="Times New Roman" w:hAnsi="Times New Roman" w:eastAsia="FangSong" w:cs="Times New Roman"/>
+              </w:rPr>
+              <w:t xml:space="preserve">分子量</w:t>
+            </w:r>
+          </w:p>
+        </w:tc>
+        <w:tc>
+          <w:tcPr/>
+          <w:p>
+            <w:pPr>
+              <w:pStyle w:val="Compact"/>
+              <w:jc w:val="center"/>
+            </w:pPr>
+            <w:r>
+              <w:rPr>
+                <w:rFonts w:ascii="Times New Roman" w:hAnsi="Times New Roman" w:eastAsia="Times New Roman" w:cs="Times New Roman"/>
+              </w:rPr>
+              <w:t xml:space="preserve">Mr≈17000</w:t>
+            </w:r>
+          </w:p>
+        </w:tc>
+        <w:tc>
+          <w:tcPr/>
+          <w:p>
+            <w:pPr>
+              <w:pStyle w:val="Compact"/>
+              <w:jc w:val="center"/>
+            </w:pPr>
+            <w:r>
+              <w:rPr>
+                <w:rFonts w:ascii="Times New Roman" w:hAnsi="Times New Roman" w:eastAsia="Times New Roman" w:cs="Times New Roman"/>
+              </w:rPr>
+              <w:t xml:space="preserve">Mr≈64500</w:t>
+            </w:r>
+          </w:p>
+        </w:tc>
+      </w:tr>
+      <w:tr>
+        <w:tc>
+          <w:tcPr/>
+          <w:p>
+            <w:pPr>
+              <w:pStyle w:val="Compact"/>
+              <w:jc w:val="center"/>
+            </w:pPr>
+            <w:r>
+              <w:rPr>
+                <w:rFonts w:hint="eastAsia" w:ascii="Times New Roman" w:hAnsi="Times New Roman" w:eastAsia="FangSong" w:cs="Times New Roman"/>
+              </w:rPr>
+              <w:t xml:space="preserve">血红素数</w:t>
+            </w:r>
+          </w:p>
+        </w:tc>
+        <w:tc>
+          <w:tcPr/>
+          <w:p>
+            <w:pPr>
+              <w:pStyle w:val="Compact"/>
+              <w:jc w:val="center"/>
+            </w:pPr>
+            <w:r>
+              <w:rPr>
+                <w:rFonts w:ascii="Times New Roman" w:hAnsi="Times New Roman" w:eastAsia="Times New Roman" w:cs="Times New Roman"/>
+              </w:rPr>
+              <w:t xml:space="preserve">1 </w:t>
+            </w:r>
+            <w:r>
+              <w:rPr>
+                <w:rFonts w:hint="eastAsia" w:ascii="Times New Roman" w:hAnsi="Times New Roman" w:eastAsia="FangSong" w:cs="Times New Roman"/>
+              </w:rPr>
+              <w:t xml:space="preserve">个</w:t>
+            </w:r>
+          </w:p>
+        </w:tc>
+        <w:tc>
+          <w:tcPr/>
+          <w:p>
+            <w:pPr>
+              <w:pStyle w:val="Compact"/>
+              <w:jc w:val="center"/>
+            </w:pPr>
+            <w:r>
+              <w:rPr>
+                <w:rFonts w:ascii="Times New Roman" w:hAnsi="Times New Roman" w:eastAsia="Times New Roman" w:cs="Times New Roman"/>
+              </w:rPr>
+              <w:t xml:space="preserve">4 </w:t>
+            </w:r>
+            <w:r>
+              <w:rPr>
+                <w:rFonts w:hint="eastAsia" w:ascii="Times New Roman" w:hAnsi="Times New Roman" w:eastAsia="FangSong" w:cs="Times New Roman"/>
+              </w:rPr>
+              <w:t xml:space="preserve">个</w:t>
+            </w:r>
+          </w:p>
+        </w:tc>
+      </w:tr>
+      <w:tr>
+        <w:tc>
+          <w:tcPr/>
+          <w:p>
+            <w:pPr>
+              <w:pStyle w:val="Compact"/>
+              <w:jc w:val="center"/>
+            </w:pPr>
+            <w:r>
+              <w:rPr>
+                <w:rFonts w:hint="eastAsia" w:ascii="Times New Roman" w:hAnsi="Times New Roman" w:eastAsia="FangSong" w:cs="Times New Roman"/>
+              </w:rPr>
+              <w:t xml:space="preserve">亚基间相互作用</w:t>
+            </w:r>
+          </w:p>
+        </w:tc>
+        <w:tc>
+          <w:tcPr/>
+          <w:p>
+            <w:pPr>
+              <w:pStyle w:val="Compact"/>
+              <w:jc w:val="center"/>
+            </w:pPr>
+            <w:r>
+              <w:rPr>
+                <w:rFonts w:hint="eastAsia" w:ascii="Times New Roman" w:hAnsi="Times New Roman" w:eastAsia="FangSong" w:cs="Times New Roman"/>
+              </w:rPr>
+              <w:t xml:space="preserve">无</w:t>
+            </w:r>
+          </w:p>
+        </w:tc>
+        <w:tc>
+          <w:tcPr/>
+          <w:p>
+            <w:pPr>
+              <w:pStyle w:val="Compact"/>
+              <w:jc w:val="center"/>
+            </w:pPr>
+            <w:r>
+              <w:rPr>
+                <w:rFonts w:hint="eastAsia" w:ascii="Times New Roman" w:hAnsi="Times New Roman" w:eastAsia="FangSong" w:cs="Times New Roman"/>
+              </w:rPr>
+              <w:t>有</w:t>
+            </w:r>
+            <w:r>
+              <w:rPr>
+                <w:rFonts w:hint="eastAsia" w:ascii="Times New Roman" w:hAnsi="Times New Roman" w:eastAsia="Times New Roman" w:cs="Times New Roman"/>
+              </w:rPr>
+              <w:t>（</w:t>
+            </w:r>
+            <w:r>
+              <w:rPr>
+                <w:rFonts w:hint="eastAsia" w:ascii="Times New Roman" w:hAnsi="Times New Roman" w:eastAsia="FangSong" w:cs="Times New Roman"/>
+              </w:rPr>
+              <w:t>变构协同</w:t>
+            </w:r>
+            <w:r>
+              <w:rPr>
+                <w:rFonts w:hint="eastAsia" w:ascii="Times New Roman" w:hAnsi="Times New Roman" w:eastAsia="Times New Roman" w:cs="Times New Roman"/>
+              </w:rPr>
+              <w:t>）</w:t>
+            </w:r>
+          </w:p>
+        </w:tc>
+      </w:tr>
+    </w:tbl>
+    <w:bookmarkEnd w:id="13"/>
+    <w:bookmarkStart w:id="14" w:name="功能差异的结构根源"/>
+    <w:p>
+      <w:pPr>
+        <w:pStyle w:val="Heading3"/>
+        <w:spacing w:before="280" w:after="120"/>
+      </w:pPr>
+      <w:r>
+        <w:rPr>
+          <w:rFonts w:ascii="Times New Roman" w:hAnsi="Times New Roman" w:eastAsia="Times New Roman" w:cs="Times New Roman"/>
+        </w:rPr>
+        <w:t xml:space="preserve">4. </w:t>
+      </w:r>
+      <w:r>
+        <w:rPr>
+          <w:rFonts w:hint="eastAsia" w:ascii="Times New Roman" w:hAnsi="Times New Roman" w:eastAsia="SimHei" w:cs="Times New Roman"/>
+        </w:rPr>
+        <w:t xml:space="preserve">功能差异的结构根源</w:t>
+      </w:r>
+    </w:p>
+    <w:p>
+      <w:pPr>
+        <w:pStyle w:val="Compact"/>
+        <w:numPr>
+          <w:ilvl w:val="0"/>
+          <w:numId w:val="1003"/>
+        </w:numPr>
+      </w:pPr>
+      <w:r>
+        <w:rPr>
+          <w:rFonts w:ascii="Times New Roman" w:hAnsi="Times New Roman" w:eastAsia="Times New Roman" w:cs="Times New Roman"/>
+          <w:b/>
+          <w:bCs/>
+        </w:rPr>
+        <w:t xml:space="preserve">Mb </w:t>
+      </w:r>
+      <w:r>
+        <w:rPr>
+          <w:rFonts w:hint="eastAsia" w:ascii="Times New Roman" w:hAnsi="Times New Roman" w:eastAsia="FangSong" w:cs="Times New Roman"/>
+          <w:b/>
+          <w:bCs/>
+        </w:rPr>
+        <w:t xml:space="preserve">单链</w:t>
+      </w:r>
+      <w:r>
+        <w:rPr>
+          <w:rFonts w:hint="eastAsia" w:ascii="Times New Roman" w:hAnsi="Times New Roman" w:eastAsia="Times New Roman" w:cs="Times New Roman"/>
+        </w:rPr>
+        <w:t>：</w:t>
+      </w:r>
+      <w:r>
+        <w:rPr>
+          <w:rFonts w:hint="eastAsia" w:ascii="Times New Roman" w:hAnsi="Times New Roman" w:eastAsia="FangSong" w:cs="Times New Roman"/>
+        </w:rPr>
+        <w:t>无亚基间协同</w:t>
+      </w:r>
+      <w:r>
+        <w:rPr>
+          <w:rFonts w:ascii="Times New Roman" w:hAnsi="Times New Roman" w:eastAsia="Times New Roman" w:cs="Times New Roman"/>
+        </w:rPr>
+        <w:t xml:space="preserve"> → </w:t>
+      </w:r>
+      <w:r>
+        <w:rPr>
+          <w:rFonts w:hint="eastAsia" w:ascii="Times New Roman" w:hAnsi="Times New Roman" w:eastAsia="FangSong" w:cs="Times New Roman"/>
+        </w:rPr>
+        <w:t xml:space="preserve">氧合曲线为</w:t>
+      </w:r>
+      <w:r>
+        <w:rPr>
+          <w:rFonts w:hint="eastAsia" w:ascii="Times New Roman" w:hAnsi="Times New Roman" w:eastAsia="FangSong" w:cs="Times New Roman"/>
+          <w:b/>
+          <w:bCs/>
+        </w:rPr>
+        <w:t xml:space="preserve">双曲线</w:t>
+      </w:r>
+      <w:r>
+        <w:rPr>
+          <w:rFonts w:hint="eastAsia" w:ascii="Times New Roman" w:hAnsi="Times New Roman" w:eastAsia="Times New Roman" w:cs="Times New Roman"/>
+        </w:rPr>
+        <w:t>，</w:t>
+      </w:r>
+      <w:r>
+        <w:rPr>
+          <w:rFonts w:hint="eastAsia" w:ascii="Times New Roman" w:hAnsi="Times New Roman" w:eastAsia="FangSong" w:cs="Times New Roman"/>
+        </w:rPr>
+        <w:t>高氧分压下快速饱和</w:t>
+      </w:r>
+      <w:r>
+        <w:rPr>
+          <w:rFonts w:hint="eastAsia" w:ascii="Times New Roman" w:hAnsi="Times New Roman" w:eastAsia="Times New Roman" w:cs="Times New Roman"/>
+        </w:rPr>
+        <w:t>，</w:t>
+      </w:r>
+      <w:r>
+        <w:rPr>
+          <w:rFonts w:hint="eastAsia" w:ascii="Times New Roman" w:hAnsi="Times New Roman" w:eastAsia="FangSong" w:cs="Times New Roman"/>
+        </w:rPr>
+        <w:t>适合储氧</w:t>
+      </w:r>
+    </w:p>
+    <w:p>
+      <w:pPr>
+        <w:pStyle w:val="Compact"/>
+        <w:numPr>
+          <w:ilvl w:val="0"/>
+          <w:numId w:val="1003"/>
+        </w:numPr>
+      </w:pPr>
+      <w:r>
+        <w:rPr>
+          <w:rFonts w:ascii="Times New Roman" w:hAnsi="Times New Roman" w:eastAsia="Times New Roman" w:cs="Times New Roman"/>
+          <w:b/>
+          <w:bCs/>
+        </w:rPr>
+        <w:t xml:space="preserve">Hb </w:t>
+      </w:r>
+      <w:r>
+        <w:rPr>
+          <w:rFonts w:hint="eastAsia" w:ascii="Times New Roman" w:hAnsi="Times New Roman" w:eastAsia="FangSong" w:cs="Times New Roman"/>
+          <w:b/>
+          <w:bCs/>
+        </w:rPr>
+        <w:t xml:space="preserve">四聚体</w:t>
+      </w:r>
+      <w:r>
+        <w:rPr>
+          <w:rFonts w:hint="eastAsia" w:ascii="Times New Roman" w:hAnsi="Times New Roman" w:eastAsia="Times New Roman" w:cs="Times New Roman"/>
+        </w:rPr>
+        <w:t>：</w:t>
+      </w:r>
+      <w:r>
+        <w:rPr>
+          <w:rFonts w:hint="eastAsia" w:ascii="Times New Roman" w:hAnsi="Times New Roman" w:eastAsia="FangSong" w:cs="Times New Roman"/>
+        </w:rPr>
+        <w:t>第一个</w:t>
+      </w:r>
+      <w:r>
+        <w:rPr>
+          <w:rFonts w:ascii="Times New Roman" w:hAnsi="Times New Roman" w:eastAsia="Times New Roman" w:cs="Times New Roman"/>
+        </w:rPr>
+        <w:t xml:space="preserve"> O</w:t>
+      </w:r>
+      <w:r>
+        <w:rPr>
+          <w:rFonts w:ascii="Times New Roman" w:hAnsi="Times New Roman" w:eastAsia="Times New Roman" w:cs="Times New Roman"/>
+          <w:vertAlign w:val="subscript"/>
+        </w:rPr>
+        <w:t>2</w:t>
+      </w:r>
+      <w:r>
+        <w:rPr>
+          <w:rFonts w:ascii="Times New Roman" w:hAnsi="Times New Roman" w:eastAsia="Times New Roman" w:cs="Times New Roman"/>
+        </w:rPr>
+        <w:t xml:space="preserve"> </w:t>
+      </w:r>
+      <w:r>
+        <w:rPr>
+          <w:rFonts w:hint="eastAsia" w:ascii="Times New Roman" w:hAnsi="Times New Roman" w:eastAsia="FangSong" w:cs="Times New Roman"/>
+        </w:rPr>
+        <w:t xml:space="preserve">结合触发</w:t>
+      </w:r>
+      <w:r>
+        <w:rPr>
+          <w:rFonts w:ascii="Times New Roman" w:hAnsi="Times New Roman" w:eastAsia="Times New Roman" w:cs="Times New Roman"/>
+        </w:rPr>
+        <w:t xml:space="preserve"> T→R </w:t>
+      </w:r>
+      <w:r>
+        <w:rPr>
+          <w:rFonts w:hint="eastAsia" w:ascii="Times New Roman" w:hAnsi="Times New Roman" w:eastAsia="FangSong" w:cs="Times New Roman"/>
+        </w:rPr>
+        <w:t>变构</w:t>
+      </w:r>
+      <w:r>
+        <w:rPr>
+          <w:rFonts w:hint="eastAsia" w:ascii="Times New Roman" w:hAnsi="Times New Roman" w:eastAsia="Times New Roman" w:cs="Times New Roman"/>
+        </w:rPr>
+        <w:t>，</w:t>
+      </w:r>
+      <w:r>
+        <w:rPr>
+          <w:rFonts w:hint="eastAsia" w:ascii="Times New Roman" w:hAnsi="Times New Roman" w:eastAsia="FangSong" w:cs="Times New Roman"/>
+        </w:rPr>
+        <w:t>后续</w:t>
+      </w:r>
+      <w:r>
+        <w:rPr>
+          <w:rFonts w:ascii="Times New Roman" w:hAnsi="Times New Roman" w:eastAsia="Times New Roman" w:cs="Times New Roman"/>
+        </w:rPr>
+        <w:t xml:space="preserve"> O</w:t>
+      </w:r>
+      <w:r>
+        <w:rPr>
+          <w:rFonts w:ascii="Times New Roman" w:hAnsi="Times New Roman" w:eastAsia="Times New Roman" w:cs="Times New Roman"/>
+          <w:vertAlign w:val="subscript"/>
+        </w:rPr>
+        <w:t>2</w:t>
+      </w:r>
+      <w:r>
+        <w:rPr>
+          <w:rFonts w:ascii="Times New Roman" w:hAnsi="Times New Roman" w:eastAsia="Times New Roman" w:cs="Times New Roman"/>
+        </w:rPr>
+        <w:t xml:space="preserve"> </w:t>
+      </w:r>
+      <w:r>
+        <w:rPr>
+          <w:rFonts w:hint="eastAsia" w:ascii="Times New Roman" w:hAnsi="Times New Roman" w:eastAsia="FangSong" w:cs="Times New Roman"/>
+        </w:rPr>
+        <w:t xml:space="preserve">更易结合</w:t>
+      </w:r>
+      <w:r>
+        <w:rPr>
+          <w:rFonts w:ascii="Times New Roman" w:hAnsi="Times New Roman" w:eastAsia="Times New Roman" w:cs="Times New Roman"/>
+        </w:rPr>
+        <w:t xml:space="preserve"> → </w:t>
+      </w:r>
+      <w:r>
+        <w:rPr>
+          <w:rFonts w:hint="eastAsia" w:ascii="Times New Roman" w:hAnsi="Times New Roman" w:eastAsia="FangSong" w:cs="Times New Roman"/>
+        </w:rPr>
+        <w:t xml:space="preserve">氧合曲线为</w:t>
+      </w:r>
+      <w:r>
+        <w:rPr>
+          <w:rFonts w:ascii="Times New Roman" w:hAnsi="Times New Roman" w:eastAsia="Times New Roman" w:cs="Times New Roman"/>
+        </w:rPr>
+        <w:t xml:space="preserve"> </w:t>
+      </w:r>
+      <w:r>
+        <w:rPr>
+          <w:rFonts w:ascii="Times New Roman" w:hAnsi="Times New Roman" w:eastAsia="Times New Roman" w:cs="Times New Roman"/>
+          <w:b/>
+          <w:bCs/>
+        </w:rPr>
+        <w:t xml:space="preserve">S </w:t>
+      </w:r>
+      <w:r>
+        <w:rPr>
+          <w:rFonts w:hint="eastAsia" w:ascii="Times New Roman" w:hAnsi="Times New Roman" w:eastAsia="FangSong" w:cs="Times New Roman"/>
+          <w:b/>
+          <w:bCs/>
+        </w:rPr>
+        <w:t>形</w:t>
+      </w:r>
+      <w:r>
+        <w:rPr>
+          <w:rFonts w:hint="eastAsia" w:ascii="Times New Roman" w:hAnsi="Times New Roman" w:eastAsia="Times New Roman" w:cs="Times New Roman"/>
+          <w:b/>
+          <w:bCs/>
+        </w:rPr>
+        <w:t>（</w:t>
+      </w:r>
+      <w:r>
+        <w:rPr>
+          <w:rFonts w:hint="eastAsia" w:ascii="Times New Roman" w:hAnsi="Times New Roman" w:eastAsia="FangSong" w:cs="Times New Roman"/>
+          <w:b/>
+          <w:bCs/>
+        </w:rPr>
+        <w:t>协同</w:t>
+      </w:r>
+      <w:r>
+        <w:rPr>
+          <w:rFonts w:hint="eastAsia" w:ascii="Times New Roman" w:hAnsi="Times New Roman" w:eastAsia="Times New Roman" w:cs="Times New Roman"/>
+          <w:b/>
+          <w:bCs/>
+        </w:rPr>
+        <w:t>）</w:t>
+      </w:r>
+      <w:r>
+        <w:rPr>
+          <w:rFonts w:hint="eastAsia" w:ascii="Times New Roman" w:hAnsi="Times New Roman" w:eastAsia="Times New Roman" w:cs="Times New Roman"/>
+        </w:rPr>
+        <w:t>，</w:t>
+      </w:r>
+      <w:r>
+        <w:rPr>
+          <w:rFonts w:hint="eastAsia" w:ascii="Times New Roman" w:hAnsi="Times New Roman" w:eastAsia="FangSong" w:cs="Times New Roman"/>
+        </w:rPr>
+        <w:t>在组织低氧分压处能高效放氧</w:t>
+      </w:r>
+    </w:p>
+    <w:p>
+      <w:pPr>
+        <w:pStyle w:val="Compact"/>
+        <w:numPr>
+          <w:ilvl w:val="0"/>
+          <w:numId w:val="1003"/>
+        </w:numPr>
+      </w:pPr>
+      <w:r>
+        <w:rPr>
+          <w:rFonts w:ascii="Times New Roman" w:hAnsi="Times New Roman" w:eastAsia="Times New Roman" w:cs="Times New Roman"/>
+          <w:b/>
+          <w:bCs/>
+        </w:rPr>
+        <w:t xml:space="preserve">Bohr </w:t>
+      </w:r>
+      <w:r>
+        <w:rPr>
+          <w:rFonts w:hint="eastAsia" w:ascii="Times New Roman" w:hAnsi="Times New Roman" w:eastAsia="FangSong" w:cs="Times New Roman"/>
+          <w:b/>
+          <w:bCs/>
+        </w:rPr>
+        <w:t xml:space="preserve">效应</w:t>
+      </w:r>
+      <w:r>
+        <w:rPr>
+          <w:rFonts w:hint="eastAsia" w:ascii="Times New Roman" w:hAnsi="Times New Roman" w:eastAsia="Times New Roman" w:cs="Times New Roman"/>
+        </w:rPr>
+        <w:t xml:space="preserve">（Hb</w:t>
+      </w:r>
+      <w:r>
+        <w:rPr>
+          <w:rFonts w:ascii="Times New Roman" w:hAnsi="Times New Roman" w:eastAsia="Times New Roman" w:cs="Times New Roman"/>
+        </w:rPr>
+        <w:t xml:space="preserve"> </w:t>
+      </w:r>
+      <w:r>
+        <w:rPr>
+          <w:rFonts w:hint="eastAsia" w:ascii="Times New Roman" w:hAnsi="Times New Roman" w:eastAsia="FangSong" w:cs="Times New Roman"/>
+        </w:rPr>
+        <w:t>独有</w:t>
+      </w:r>
+      <w:r>
+        <w:rPr>
+          <w:rFonts w:hint="eastAsia" w:ascii="Times New Roman" w:hAnsi="Times New Roman" w:eastAsia="Times New Roman" w:cs="Times New Roman"/>
+        </w:rPr>
+        <w:t>）：pH</w:t>
+      </w:r>
+      <w:r>
+        <w:rPr>
+          <w:rFonts w:ascii="Times New Roman" w:hAnsi="Times New Roman" w:eastAsia="Times New Roman" w:cs="Times New Roman"/>
+        </w:rPr>
+        <w:t xml:space="preserve"> </w:t>
+      </w:r>
+      <w:r>
+        <w:rPr>
+          <w:rFonts w:hint="eastAsia" w:ascii="Times New Roman" w:hAnsi="Times New Roman" w:eastAsia="FangSong" w:cs="Times New Roman"/>
+        </w:rPr>
+        <w:t>降低</w:t>
+      </w:r>
+      <w:r>
+        <w:rPr>
+          <w:rFonts w:hint="eastAsia" w:ascii="Times New Roman" w:hAnsi="Times New Roman" w:eastAsia="Times New Roman" w:cs="Times New Roman"/>
+        </w:rPr>
+        <w:t>/CO</w:t>
+      </w:r>
+      <w:r>
+        <w:rPr>
+          <w:rFonts w:hint="eastAsia" w:ascii="Times New Roman" w:hAnsi="Times New Roman" w:eastAsia="Times New Roman" w:cs="Times New Roman"/>
+          <w:vertAlign w:val="subscript"/>
+        </w:rPr>
+        <w:t>2</w:t>
+      </w:r>
+      <w:r>
+        <w:rPr>
+          <w:rFonts w:ascii="Times New Roman" w:hAnsi="Times New Roman" w:eastAsia="Times New Roman" w:cs="Times New Roman"/>
+        </w:rPr>
+        <w:t xml:space="preserve"> </w:t>
+      </w:r>
+      <w:r>
+        <w:rPr>
+          <w:rFonts w:hint="eastAsia" w:ascii="Times New Roman" w:hAnsi="Times New Roman" w:eastAsia="FangSong" w:cs="Times New Roman"/>
+        </w:rPr>
+        <w:t xml:space="preserve">升高</w:t>
+      </w:r>
+      <w:r>
+        <w:rPr>
+          <w:rFonts w:ascii="Times New Roman" w:hAnsi="Times New Roman" w:eastAsia="Times New Roman" w:cs="Times New Roman"/>
+        </w:rPr>
+        <w:t xml:space="preserve"> → </w:t>
+      </w:r>
+      <w:r>
+        <w:rPr>
+          <w:rFonts w:hint="eastAsia" w:ascii="Times New Roman" w:hAnsi="Times New Roman" w:eastAsia="FangSong" w:cs="Times New Roman"/>
+        </w:rPr>
+        <w:t xml:space="preserve">稳定</w:t>
+      </w:r>
+      <w:r>
+        <w:rPr>
+          <w:rFonts w:ascii="Times New Roman" w:hAnsi="Times New Roman" w:eastAsia="Times New Roman" w:cs="Times New Roman"/>
+        </w:rPr>
+        <w:t xml:space="preserve"> T </w:t>
+      </w:r>
+      <w:r>
+        <w:rPr>
+          <w:rFonts w:hint="eastAsia" w:ascii="Times New Roman" w:hAnsi="Times New Roman" w:eastAsia="FangSong" w:cs="Times New Roman"/>
+        </w:rPr>
+        <w:t xml:space="preserve">态</w:t>
+      </w:r>
+      <w:r>
+        <w:rPr>
+          <w:rFonts w:ascii="Times New Roman" w:hAnsi="Times New Roman" w:eastAsia="Times New Roman" w:cs="Times New Roman"/>
+        </w:rPr>
+        <w:t xml:space="preserve"> → </w:t>
+      </w:r>
+      <w:r>
+        <w:rPr>
+          <w:rFonts w:hint="eastAsia" w:ascii="Times New Roman" w:hAnsi="Times New Roman" w:eastAsia="FangSong" w:cs="Times New Roman"/>
+        </w:rPr>
+        <w:t>促进释氧</w:t>
+      </w:r>
+      <w:r>
+        <w:rPr>
+          <w:rFonts w:hint="eastAsia" w:ascii="Times New Roman" w:hAnsi="Times New Roman" w:eastAsia="Times New Roman" w:cs="Times New Roman"/>
+        </w:rPr>
+        <w:t>；</w:t>
+      </w:r>
+      <w:r>
+        <w:rPr>
+          <w:rFonts w:hint="eastAsia" w:ascii="Times New Roman" w:hAnsi="Times New Roman" w:eastAsia="FangSong" w:cs="Times New Roman"/>
+        </w:rPr>
+        <w:t>组织产酸处释放</w:t>
+      </w:r>
+      <w:r>
+        <w:rPr>
+          <w:rFonts w:ascii="Times New Roman" w:hAnsi="Times New Roman" w:eastAsia="Times New Roman" w:cs="Times New Roman"/>
+        </w:rPr>
+        <w:t xml:space="preserve"> </w:t>
+      </w:r>
+      <w:r>
+        <w:rPr>
+          <w:rFonts w:hint="eastAsia" w:ascii="Times New Roman" w:hAnsi="Times New Roman" w:eastAsia="Times New Roman" w:cs="Times New Roman"/>
+        </w:rPr>
+        <w:t>O</w:t>
+      </w:r>
+      <w:r>
+        <w:rPr>
+          <w:rFonts w:hint="eastAsia" w:ascii="Times New Roman" w:hAnsi="Times New Roman" w:eastAsia="Times New Roman" w:cs="Times New Roman"/>
+          <w:vertAlign w:val="subscript"/>
+        </w:rPr>
+        <w:t>2</w:t>
+      </w:r>
+      <w:r>
+        <w:rPr>
+          <w:rFonts w:hint="eastAsia" w:ascii="Times New Roman" w:hAnsi="Times New Roman" w:eastAsia="Times New Roman" w:cs="Times New Roman"/>
+        </w:rPr>
+        <w:t>，</w:t>
+      </w:r>
+      <w:r>
+        <w:rPr>
+          <w:rFonts w:hint="eastAsia" w:ascii="Times New Roman" w:hAnsi="Times New Roman" w:eastAsia="FangSong" w:cs="Times New Roman"/>
+        </w:rPr>
+        <w:t>肺排</w:t>
+      </w:r>
+      <w:r>
+        <w:rPr>
+          <w:rFonts w:ascii="Times New Roman" w:hAnsi="Times New Roman" w:eastAsia="Times New Roman" w:cs="Times New Roman"/>
+        </w:rPr>
+        <w:t xml:space="preserve"> CO</w:t>
+      </w:r>
+      <w:r>
+        <w:rPr>
+          <w:rFonts w:ascii="Times New Roman" w:hAnsi="Times New Roman" w:eastAsia="Times New Roman" w:cs="Times New Roman"/>
+          <w:vertAlign w:val="subscript"/>
+        </w:rPr>
+        <w:t>2</w:t>
+      </w:r>
+      <w:r>
+        <w:rPr>
+          <w:rFonts w:ascii="Times New Roman" w:hAnsi="Times New Roman" w:eastAsia="Times New Roman" w:cs="Times New Roman"/>
+        </w:rPr>
+        <w:t xml:space="preserve"> </w:t>
+      </w:r>
+      <w:r>
+        <w:rPr>
+          <w:rFonts w:hint="eastAsia" w:ascii="Times New Roman" w:hAnsi="Times New Roman" w:eastAsia="FangSong" w:cs="Times New Roman"/>
+        </w:rPr>
+        <w:t xml:space="preserve">处结合</w:t>
+      </w:r>
+      <w:r>
+        <w:rPr>
+          <w:rFonts w:ascii="Times New Roman" w:hAnsi="Times New Roman" w:eastAsia="Times New Roman" w:cs="Times New Roman"/>
+        </w:rPr>
+        <w:t xml:space="preserve"> O</w:t>
+      </w:r>
+      <w:r>
+        <w:rPr>
+          <w:rFonts w:ascii="Times New Roman" w:hAnsi="Times New Roman" w:eastAsia="Times New Roman" w:cs="Times New Roman"/>
+          <w:vertAlign w:val="subscript"/>
+        </w:rPr>
+        <w:t>2</w:t>
+      </w:r>
+    </w:p>
+    <w:bookmarkEnd w:id="14"/>
+    <w:bookmarkStart w:id="15" w:name="竞赛要点"/>
+    <w:p>
+      <w:pPr>
+        <w:pStyle w:val="Heading3"/>
+        <w:spacing w:before="280" w:after="120"/>
+      </w:pPr>
+      <w:r>
+        <w:rPr>
+          <w:rFonts w:hint="eastAsia" w:ascii="Times New Roman" w:hAnsi="Times New Roman" w:eastAsia="SimHei" w:cs="Times New Roman"/>
+        </w:rPr>
+        <w:t xml:space="preserve">竞赛要点</w:t>
+      </w:r>
+    </w:p>
+    <w:p>
+      <w:pPr>
+        <w:pStyle w:val="Compact"/>
+        <w:numPr>
+          <w:ilvl w:val="0"/>
+          <w:numId w:val="1004"/>
+        </w:numPr>
+      </w:pPr>
+      <w:r>
+        <w:rPr>
+          <w:rFonts w:hint="eastAsia" w:ascii="Times New Roman" w:hAnsi="Times New Roman" w:eastAsia="FangSong" w:cs="Times New Roman"/>
+        </w:rPr>
+        <w:t>结构</w:t>
+      </w:r>
+      <w:r>
+        <w:rPr>
+          <w:rFonts w:hint="eastAsia" w:ascii="Times New Roman" w:hAnsi="Times New Roman" w:eastAsia="Times New Roman" w:cs="Times New Roman"/>
+        </w:rPr>
+        <w:t>-</w:t>
+      </w:r>
+      <w:r>
+        <w:rPr>
+          <w:rFonts w:hint="eastAsia" w:ascii="Times New Roman" w:hAnsi="Times New Roman" w:eastAsia="FangSong" w:cs="Times New Roman"/>
+        </w:rPr>
+        <w:t>功能关系</w:t>
+      </w:r>
+      <w:r>
+        <w:rPr>
+          <w:rFonts w:hint="eastAsia" w:ascii="Times New Roman" w:hAnsi="Times New Roman" w:eastAsia="Times New Roman" w:cs="Times New Roman"/>
+        </w:rPr>
+        <w:t>：</w:t>
+      </w:r>
+      <w:r>
+        <w:rPr>
+          <w:rFonts w:hint="eastAsia" w:ascii="Times New Roman" w:hAnsi="Times New Roman" w:eastAsia="FangSong" w:cs="Times New Roman"/>
+          <w:b/>
+          <w:bCs/>
+        </w:rPr>
+        <w:t>单链</w:t>
+      </w:r>
+      <w:r>
+        <w:rPr>
+          <w:rFonts w:hint="eastAsia" w:ascii="Times New Roman" w:hAnsi="Times New Roman" w:eastAsia="Times New Roman" w:cs="Times New Roman"/>
+          <w:b/>
+          <w:bCs/>
+        </w:rPr>
+        <w:t>→</w:t>
+      </w:r>
+      <w:r>
+        <w:rPr>
+          <w:rFonts w:hint="eastAsia" w:ascii="Times New Roman" w:hAnsi="Times New Roman" w:eastAsia="FangSong" w:cs="Times New Roman"/>
+          <w:b/>
+          <w:bCs/>
+        </w:rPr>
+        <w:t>双曲线</w:t>
+      </w:r>
+      <w:r>
+        <w:rPr>
+          <w:rFonts w:hint="eastAsia" w:ascii="Times New Roman" w:hAnsi="Times New Roman" w:eastAsia="Times New Roman" w:cs="Times New Roman"/>
+          <w:b/>
+          <w:bCs/>
+        </w:rPr>
+        <w:t>（</w:t>
+      </w:r>
+      <w:r>
+        <w:rPr>
+          <w:rFonts w:hint="eastAsia" w:ascii="Times New Roman" w:hAnsi="Times New Roman" w:eastAsia="FangSong" w:cs="Times New Roman"/>
+          <w:b/>
+          <w:bCs/>
+        </w:rPr>
+        <w:t>储氧</w:t>
+      </w:r>
+      <w:r>
+        <w:rPr>
+          <w:rFonts w:hint="eastAsia" w:ascii="Times New Roman" w:hAnsi="Times New Roman" w:eastAsia="Times New Roman" w:cs="Times New Roman"/>
+          <w:b/>
+          <w:bCs/>
+        </w:rPr>
+        <w:t>）、</w:t>
+      </w:r>
+      <w:r>
+        <w:rPr>
+          <w:rFonts w:hint="eastAsia" w:ascii="Times New Roman" w:hAnsi="Times New Roman" w:eastAsia="FangSong" w:cs="Times New Roman"/>
+          <w:b/>
+          <w:bCs/>
+        </w:rPr>
+        <w:t>四聚体</w:t>
+      </w:r>
+      <w:r>
+        <w:rPr>
+          <w:rFonts w:hint="eastAsia" w:ascii="Times New Roman" w:hAnsi="Times New Roman" w:eastAsia="Times New Roman" w:cs="Times New Roman"/>
+          <w:b/>
+          <w:bCs/>
+        </w:rPr>
+        <w:t>→S</w:t>
+      </w:r>
+      <w:r>
+        <w:rPr>
+          <w:rFonts w:ascii="Times New Roman" w:hAnsi="Times New Roman" w:eastAsia="Times New Roman" w:cs="Times New Roman"/>
+          <w:b/>
+          <w:bCs/>
+        </w:rPr>
+        <w:t xml:space="preserve"> </w:t>
+      </w:r>
+      <w:r>
+        <w:rPr>
+          <w:rFonts w:hint="eastAsia" w:ascii="Times New Roman" w:hAnsi="Times New Roman" w:eastAsia="FangSong" w:cs="Times New Roman"/>
+          <w:b/>
+          <w:bCs/>
+        </w:rPr>
+        <w:t>形</w:t>
+      </w:r>
+      <w:r>
+        <w:rPr>
+          <w:rFonts w:hint="eastAsia" w:ascii="Times New Roman" w:hAnsi="Times New Roman" w:eastAsia="Times New Roman" w:cs="Times New Roman"/>
+          <w:b/>
+          <w:bCs/>
+        </w:rPr>
+        <w:t>（</w:t>
+      </w:r>
+      <w:r>
+        <w:rPr>
+          <w:rFonts w:hint="eastAsia" w:ascii="Times New Roman" w:hAnsi="Times New Roman" w:eastAsia="FangSong" w:cs="Times New Roman"/>
+          <w:b/>
+          <w:bCs/>
+        </w:rPr>
+        <w:t>输氧</w:t>
+      </w:r>
+      <w:r>
+        <w:rPr>
+          <w:rFonts w:hint="eastAsia" w:ascii="Times New Roman" w:hAnsi="Times New Roman" w:eastAsia="Times New Roman" w:cs="Times New Roman"/>
+          <w:b/>
+          <w:bCs/>
+        </w:rPr>
+        <w:t>）</w:t>
+      </w:r>
+    </w:p>
+    <w:p>
+      <w:pPr>
+        <w:pStyle w:val="Compact"/>
+        <w:numPr>
+          <w:ilvl w:val="0"/>
+          <w:numId w:val="1004"/>
+        </w:numPr>
+      </w:pPr>
+      <w:r>
+        <w:rPr>
+          <w:rFonts w:ascii="Times New Roman" w:hAnsi="Times New Roman" w:eastAsia="Times New Roman" w:cs="Times New Roman"/>
+        </w:rPr>
+        <w:t xml:space="preserve">Bohr </w:t>
+      </w:r>
+      <w:r>
+        <w:rPr>
+          <w:rFonts w:hint="eastAsia" w:ascii="Times New Roman" w:hAnsi="Times New Roman" w:eastAsia="FangSong" w:cs="Times New Roman"/>
+        </w:rPr>
+        <w:t>效应方向</w:t>
+      </w:r>
+      <w:r>
+        <w:rPr>
+          <w:rFonts w:hint="eastAsia" w:ascii="Times New Roman" w:hAnsi="Times New Roman" w:eastAsia="Times New Roman" w:cs="Times New Roman"/>
+        </w:rPr>
+        <w:t>：pH↓</w:t>
+      </w:r>
+      <w:r>
+        <w:rPr>
+          <w:rFonts w:ascii="Times New Roman" w:hAnsi="Times New Roman" w:eastAsia="Times New Roman" w:cs="Times New Roman"/>
+        </w:rPr>
+        <w:t xml:space="preserve"> → </w:t>
+      </w:r>
+      <w:r>
+        <w:rPr>
+          <w:rFonts w:hint="eastAsia" w:ascii="Times New Roman" w:hAnsi="Times New Roman" w:eastAsia="FangSong" w:cs="Times New Roman"/>
+        </w:rPr>
+        <w:t>释氧增加</w:t>
+      </w:r>
+      <w:r>
+        <w:rPr>
+          <w:rFonts w:hint="eastAsia" w:ascii="Times New Roman" w:hAnsi="Times New Roman" w:eastAsia="Times New Roman" w:cs="Times New Roman"/>
+        </w:rPr>
+        <w:t>（</w:t>
+      </w:r>
+      <w:r>
+        <w:rPr>
+          <w:rFonts w:hint="eastAsia" w:ascii="Times New Roman" w:hAnsi="Times New Roman" w:eastAsia="FangSong" w:cs="Times New Roman"/>
+        </w:rPr>
+        <w:t>勿写反</w:t>
+      </w:r>
+      <w:r>
+        <w:rPr>
+          <w:rFonts w:hint="eastAsia" w:ascii="Times New Roman" w:hAnsi="Times New Roman" w:eastAsia="Times New Roman" w:cs="Times New Roman"/>
+        </w:rPr>
+        <w:t>）</w:t>
+      </w:r>
+    </w:p>
+    <w:p>
+      <w:pPr>
+        <w:pStyle w:val="Compact"/>
+        <w:numPr>
+          <w:ilvl w:val="0"/>
+          <w:numId w:val="1004"/>
+        </w:numPr>
+      </w:pPr>
+      <w:r>
+        <w:rPr>
+          <w:rFonts w:hint="eastAsia" w:ascii="Times New Roman" w:hAnsi="Times New Roman" w:eastAsia="FangSong" w:cs="Times New Roman"/>
+        </w:rPr>
+        <w:t>两者血红素结构相同</w:t>
+      </w:r>
+      <w:r>
+        <w:rPr>
+          <w:rFonts w:hint="eastAsia" w:ascii="Times New Roman" w:hAnsi="Times New Roman" w:eastAsia="Times New Roman" w:cs="Times New Roman"/>
+        </w:rPr>
+        <w:t>，</w:t>
+      </w:r>
+      <w:r>
+        <w:rPr>
+          <w:rFonts w:hint="eastAsia" w:ascii="Times New Roman" w:hAnsi="Times New Roman" w:eastAsia="FangSong" w:cs="Times New Roman"/>
+        </w:rPr>
+        <w:t>差异完全来自蛋白质四级结构</w:t>
+      </w:r>
+    </w:p>
+    <w:p>
+      <w:pPr>
+        <w:spacing w:before="160" w:after="80"/>
+      </w:pPr>
+      <w:r>
+        <w:pict>
+          <v:rect style="width:0;height:1.5pt" o:hralign="center" o:hrstd="t" o:hr="t"/>
+        </w:pict>
+      </w:r>
+    </w:p>
+    <w:bookmarkEnd w:id="15"/>
+    <w:bookmarkEnd w:id="16"/>
+    <w:bookmarkStart w:id="21" w:name="生物无机化学-习题11.5"/>
+    <w:p>
+      <w:pPr>
+        <w:pStyle w:val="Heading2"/>
+        <w:spacing w:before="280" w:after="120"/>
+      </w:pPr>
+      <w:r>
+        <w:rPr>
+          <w:rFonts w:ascii="Times New Roman" w:hAnsi="Times New Roman" w:eastAsia="Times New Roman" w:cs="Times New Roman"/>
+        </w:rPr>
+        <w:t xml:space="preserve">7.3 </w:t>
+      </w:r>
+      <w:r>
+        <w:rPr>
+          <w:rFonts w:hint="eastAsia" w:ascii="Times New Roman" w:hAnsi="Times New Roman" w:eastAsia="SimHei" w:cs="Times New Roman"/>
+        </w:rPr>
+        <w:t>生物无机化学</w:t>
+      </w:r>
+      <w:r>
+        <w:rPr>
+          <w:rFonts w:hint="eastAsia" w:ascii="Times New Roman" w:hAnsi="Times New Roman" w:eastAsia="Times New Roman" w:cs="Times New Roman"/>
+        </w:rPr>
+        <w:t>-</w:t>
+      </w:r>
+      <w:r>
+        <w:rPr>
+          <w:rFonts w:hint="eastAsia" w:ascii="Times New Roman" w:hAnsi="Times New Roman" w:eastAsia="SimHei" w:cs="Times New Roman"/>
+        </w:rPr>
+        <w:t>习题</w:t>
+      </w:r>
+      <w:r>
+        <w:rPr>
+          <w:rFonts w:hint="eastAsia" w:ascii="Times New Roman" w:hAnsi="Times New Roman" w:eastAsia="Times New Roman" w:cs="Times New Roman"/>
+        </w:rPr>
+        <w:t>11.5</w:t>
+      </w:r>
+    </w:p>
+    <w:p>
+      <w:pPr>
+        <w:pStyle w:val="FirstParagraph"/>
+      </w:pPr>
+      <w:r>
+        <w:rPr>
+          <w:rFonts w:hint="eastAsia" w:ascii="Times New Roman" w:hAnsi="Times New Roman" w:eastAsia="FangSong" w:cs="Times New Roman"/>
+        </w:rPr>
+        <w:t>锌离子在羧肽酶中起什么作用</w:t>
+      </w:r>
+      <w:r>
+        <w:rPr>
+          <w:rFonts w:hint="eastAsia" w:ascii="Times New Roman" w:hAnsi="Times New Roman" w:eastAsia="Times New Roman" w:cs="Times New Roman"/>
+        </w:rPr>
+        <w:t>？</w:t>
+      </w:r>
+    </w:p>
+    <w:p>
+      <w:pPr>
+        <w:pStyle w:val="BodyText"/>
+      </w:pPr>
+      <w:r>
+        <w:rPr>
+          <w:rFonts w:ascii="Times New Roman" w:hAnsi="Times New Roman" w:eastAsia="Times New Roman" w:cs="Times New Roman"/>
+        </w:rPr>
+        <w:t xml:space="preserve">📖 </w:t>
+      </w:r>
+      <w:r>
+        <w:rPr>
+          <w:rFonts w:hint="eastAsia" w:ascii="Times New Roman" w:hAnsi="Times New Roman" w:eastAsia="FangSong" w:cs="Times New Roman"/>
+        </w:rPr>
+        <w:t xml:space="preserve">查看答案</w:t>
+      </w:r>
+    </w:p>
+    <w:bookmarkStart w:id="17" w:name="活性中心配位环境"/>
+    <w:p>
+      <w:pPr>
+        <w:pStyle w:val="Heading3"/>
+        <w:spacing w:before="280" w:after="120"/>
+      </w:pPr>
+      <w:r>
+        <w:rPr>
+          <w:rFonts w:ascii="Times New Roman" w:hAnsi="Times New Roman" w:eastAsia="Times New Roman" w:cs="Times New Roman"/>
+        </w:rPr>
+        <w:t xml:space="preserve">1. </w:t>
+      </w:r>
+      <w:r>
+        <w:rPr>
+          <w:rFonts w:hint="eastAsia" w:ascii="Times New Roman" w:hAnsi="Times New Roman" w:eastAsia="SimHei" w:cs="Times New Roman"/>
+        </w:rPr>
+        <w:t xml:space="preserve">活性中心配位环境</w:t>
+      </w:r>
+    </w:p>
+    <w:p>
+      <w:pPr>
+        <w:pStyle w:val="FirstParagraph"/>
+      </w:pPr>
+      <w:r>
+        <w:rPr>
+          <w:rFonts w:hint="eastAsia" w:ascii="Times New Roman" w:hAnsi="Times New Roman" w:eastAsia="Times New Roman" w:cs="Times New Roman"/>
+        </w:rPr>
+        <w:t>Zn(II)（d</w:t>
+      </w:r>
+      <w:r>
+        <w:rPr>
+          <w:rFonts w:hint="eastAsia" w:ascii="Times New Roman" w:hAnsi="Times New Roman" w:eastAsia="Times New Roman" w:cs="Times New Roman"/>
+          <w:vertAlign w:val="superscript"/>
+        </w:rPr>
+        <w:t>10</w:t>
+      </w:r>
+      <w:r>
+        <w:rPr>
+          <w:rFonts w:hint="eastAsia" w:ascii="Times New Roman" w:hAnsi="Times New Roman" w:eastAsia="Times New Roman" w:cs="Times New Roman"/>
+        </w:rPr>
+        <w:t>）</w:t>
+      </w:r>
+      <w:r>
+        <w:rPr>
+          <w:rFonts w:hint="eastAsia" w:ascii="Times New Roman" w:hAnsi="Times New Roman" w:eastAsia="FangSong" w:cs="Times New Roman"/>
+        </w:rPr>
+        <w:t>位于羧肽酶</w:t>
+      </w:r>
+      <w:r>
+        <w:rPr>
+          <w:rFonts w:ascii="Times New Roman" w:hAnsi="Times New Roman" w:eastAsia="Times New Roman" w:cs="Times New Roman"/>
+        </w:rPr>
+        <w:t xml:space="preserve"> A </w:t>
+      </w:r>
+      <w:r>
+        <w:rPr>
+          <w:rFonts w:hint="eastAsia" w:ascii="Times New Roman" w:hAnsi="Times New Roman" w:eastAsia="FangSong" w:cs="Times New Roman"/>
+        </w:rPr>
+        <w:t>活性中心</w:t>
+      </w:r>
+      <w:r>
+        <w:rPr>
+          <w:rFonts w:hint="eastAsia" w:ascii="Times New Roman" w:hAnsi="Times New Roman" w:eastAsia="Times New Roman" w:cs="Times New Roman"/>
+        </w:rPr>
+        <w:t>，</w:t>
+      </w:r>
+      <w:r>
+        <w:rPr>
+          <w:rFonts w:hint="eastAsia" w:ascii="Times New Roman" w:hAnsi="Times New Roman" w:eastAsia="FangSong" w:cs="Times New Roman"/>
+        </w:rPr>
+        <w:t>配位环境为</w:t>
+      </w:r>
+      <w:r>
+        <w:rPr>
+          <w:rFonts w:hint="eastAsia" w:ascii="Times New Roman" w:hAnsi="Times New Roman" w:eastAsia="FangSong" w:cs="Times New Roman"/>
+          <w:b/>
+          <w:bCs/>
+        </w:rPr>
+        <w:t xml:space="preserve">畸变四面体</w:t>
+      </w:r>
+      <w:r>
+        <w:rPr>
+          <w:rFonts w:hint="eastAsia" w:ascii="Times New Roman" w:hAnsi="Times New Roman" w:eastAsia="Times New Roman" w:cs="Times New Roman"/>
+        </w:rPr>
+        <w:t xml:space="preserve">：2</w:t>
+      </w:r>
+      <w:r>
+        <w:rPr>
+          <w:rFonts w:ascii="Times New Roman" w:hAnsi="Times New Roman" w:eastAsia="Times New Roman" w:cs="Times New Roman"/>
+        </w:rPr>
+        <w:t xml:space="preserve"> </w:t>
+      </w:r>
+      <w:r>
+        <w:rPr>
+          <w:rFonts w:hint="eastAsia" w:ascii="Times New Roman" w:hAnsi="Times New Roman" w:eastAsia="FangSong" w:cs="Times New Roman"/>
+        </w:rPr>
+        <w:t xml:space="preserve">个</w:t>
+      </w:r>
+      <w:r>
+        <w:rPr>
+          <w:rFonts w:ascii="Times New Roman" w:hAnsi="Times New Roman" w:eastAsia="Times New Roman" w:cs="Times New Roman"/>
+        </w:rPr>
+        <w:t xml:space="preserve"> His </w:t>
+      </w:r>
+      <w:r>
+        <w:rPr>
+          <w:rFonts w:hint="eastAsia" w:ascii="Times New Roman" w:hAnsi="Times New Roman" w:eastAsia="FangSong" w:cs="Times New Roman"/>
+        </w:rPr>
+        <w:t xml:space="preserve">的咪唑</w:t>
+      </w:r>
+      <w:r>
+        <w:rPr>
+          <w:rFonts w:ascii="Times New Roman" w:hAnsi="Times New Roman" w:eastAsia="Times New Roman" w:cs="Times New Roman"/>
+        </w:rPr>
+        <w:t xml:space="preserve"> N + 1 </w:t>
+      </w:r>
+      <w:r>
+        <w:rPr>
+          <w:rFonts w:hint="eastAsia" w:ascii="Times New Roman" w:hAnsi="Times New Roman" w:eastAsia="FangSong" w:cs="Times New Roman"/>
+        </w:rPr>
+        <w:t xml:space="preserve">个</w:t>
+      </w:r>
+      <w:r>
+        <w:rPr>
+          <w:rFonts w:ascii="Times New Roman" w:hAnsi="Times New Roman" w:eastAsia="Times New Roman" w:cs="Times New Roman"/>
+        </w:rPr>
+        <w:t xml:space="preserve"> Glu </w:t>
+      </w:r>
+      <w:r>
+        <w:rPr>
+          <w:rFonts w:hint="eastAsia" w:ascii="Times New Roman" w:hAnsi="Times New Roman" w:eastAsia="FangSong" w:cs="Times New Roman"/>
+        </w:rPr>
+        <w:t xml:space="preserve">的羧基</w:t>
+      </w:r>
+      <w:r>
+        <w:rPr>
+          <w:rFonts w:ascii="Times New Roman" w:hAnsi="Times New Roman" w:eastAsia="Times New Roman" w:cs="Times New Roman"/>
+        </w:rPr>
+        <w:t xml:space="preserve"> O + 1 </w:t>
+      </w:r>
+      <w:r>
+        <w:rPr>
+          <w:rFonts w:hint="eastAsia" w:ascii="Times New Roman" w:hAnsi="Times New Roman" w:eastAsia="FangSong" w:cs="Times New Roman"/>
+        </w:rPr>
+        <w:t xml:space="preserve">个</w:t>
+      </w:r>
+      <w:r>
+        <w:rPr>
+          <w:rFonts w:ascii="Times New Roman" w:hAnsi="Times New Roman" w:eastAsia="Times New Roman" w:cs="Times New Roman"/>
+        </w:rPr>
+        <w:t xml:space="preserve"> H</w:t>
+      </w:r>
+      <w:r>
+        <w:rPr>
+          <w:rFonts w:ascii="Times New Roman" w:hAnsi="Times New Roman" w:eastAsia="Times New Roman" w:cs="Times New Roman"/>
+          <w:vertAlign w:val="subscript"/>
+        </w:rPr>
+        <w:t>2</w:t>
+      </w:r>
+      <w:r>
+        <w:rPr>
+          <w:rFonts w:ascii="Times New Roman" w:hAnsi="Times New Roman" w:eastAsia="Times New Roman" w:cs="Times New Roman"/>
+        </w:rPr>
+        <w:t>O。</w:t>
+      </w:r>
+    </w:p>
+    <w:bookmarkEnd w:id="17"/>
+    <w:bookmarkStart w:id="18" w:name="催化作用三重角色"/>
+    <w:p>
+      <w:pPr>
+        <w:pStyle w:val="Heading3"/>
+        <w:spacing w:before="280" w:after="120"/>
+      </w:pPr>
+      <w:r>
+        <w:rPr>
+          <w:rFonts w:ascii="Times New Roman" w:hAnsi="Times New Roman" w:eastAsia="Times New Roman" w:cs="Times New Roman"/>
+        </w:rPr>
+        <w:t xml:space="preserve">2. </w:t>
+      </w:r>
+      <w:r>
+        <w:rPr>
+          <w:rFonts w:hint="eastAsia" w:ascii="Times New Roman" w:hAnsi="Times New Roman" w:eastAsia="SimHei" w:cs="Times New Roman"/>
+        </w:rPr>
+        <w:t>催化作用</w:t>
+      </w:r>
+      <w:r>
+        <w:rPr>
+          <w:rFonts w:hint="eastAsia" w:ascii="Times New Roman" w:hAnsi="Times New Roman" w:eastAsia="Times New Roman" w:cs="Times New Roman"/>
+        </w:rPr>
+        <w:t>（</w:t>
+      </w:r>
+      <w:r>
+        <w:rPr>
+          <w:rFonts w:hint="eastAsia" w:ascii="Times New Roman" w:hAnsi="Times New Roman" w:eastAsia="SimHei" w:cs="Times New Roman"/>
+        </w:rPr>
+        <w:t>三重角色</w:t>
+      </w:r>
+      <w:r>
+        <w:rPr>
+          <w:rFonts w:hint="eastAsia" w:ascii="Times New Roman" w:hAnsi="Times New Roman" w:eastAsia="Times New Roman" w:cs="Times New Roman"/>
+        </w:rPr>
+        <w:t>）</w:t>
+      </w:r>
+    </w:p>
+    <w:p>
+      <w:pPr>
+        <w:numPr>
+          <w:ilvl w:val="0"/>
+          <w:numId w:val="1005"/>
+        </w:numPr>
+      </w:pPr>
+      <w:r>
+        <w:rPr>
+          <w:rFonts w:ascii="Times New Roman" w:hAnsi="Times New Roman" w:eastAsia="Times New Roman" w:cs="Times New Roman"/>
+          <w:b/>
+          <w:bCs/>
+        </w:rPr>
+        <w:t xml:space="preserve">Lewis </w:t>
+      </w:r>
+      <w:r>
+        <w:rPr>
+          <w:rFonts w:hint="eastAsia" w:ascii="Times New Roman" w:hAnsi="Times New Roman" w:eastAsia="FangSong" w:cs="Times New Roman"/>
+          <w:b/>
+          <w:bCs/>
+        </w:rPr>
+        <w:t xml:space="preserve">酸活化底物</w:t>
+      </w:r>
+      <w:r>
+        <w:rPr>
+          <w:rFonts w:hint="eastAsia" w:ascii="Times New Roman" w:hAnsi="Times New Roman" w:eastAsia="Times New Roman" w:cs="Times New Roman"/>
+        </w:rPr>
+        <w:t>：Zn</w:t>
+      </w:r>
+      <w:r>
+        <w:rPr>
+          <w:rFonts w:hint="eastAsia" w:ascii="Times New Roman" w:hAnsi="Times New Roman" w:eastAsia="Times New Roman" w:cs="Times New Roman"/>
+          <w:vertAlign w:val="superscript"/>
+        </w:rPr>
+        <w:t>2+</w:t>
+      </w:r>
+      <w:r>
+        <w:rPr>
+          <w:rFonts w:ascii="Times New Roman" w:hAnsi="Times New Roman" w:eastAsia="Times New Roman" w:cs="Times New Roman"/>
+        </w:rPr>
+        <w:t xml:space="preserve"> </w:t>
+      </w:r>
+      <w:r>
+        <w:rPr>
+          <w:rFonts w:hint="eastAsia" w:ascii="Times New Roman" w:hAnsi="Times New Roman" w:eastAsia="FangSong" w:cs="Times New Roman"/>
+        </w:rPr>
+        <w:t xml:space="preserve">配位并极化肽链</w:t>
+      </w:r>
+      <w:r>
+        <w:rPr>
+          <w:rFonts w:ascii="Times New Roman" w:hAnsi="Times New Roman" w:eastAsia="Times New Roman" w:cs="Times New Roman"/>
+        </w:rPr>
+        <w:t xml:space="preserve"> C </w:t>
+      </w:r>
+      <w:r>
+        <w:rPr>
+          <w:rFonts w:hint="eastAsia" w:ascii="Times New Roman" w:hAnsi="Times New Roman" w:eastAsia="FangSong" w:cs="Times New Roman"/>
+        </w:rPr>
+        <w:t>端羰基</w:t>
+      </w:r>
+      <w:r>
+        <w:rPr>
+          <w:rFonts w:hint="eastAsia" w:ascii="Times New Roman" w:hAnsi="Times New Roman" w:eastAsia="Times New Roman" w:cs="Times New Roman"/>
+        </w:rPr>
+        <w:t>（C=O），</w:t>
+      </w:r>
+      <w:r>
+        <w:rPr>
+          <w:rFonts w:hint="eastAsia" w:ascii="Times New Roman" w:hAnsi="Times New Roman" w:eastAsia="FangSong" w:cs="Times New Roman"/>
+        </w:rPr>
+        <w:t>使碳原子更亲电</w:t>
+      </w:r>
+      <w:r>
+        <w:rPr>
+          <w:rFonts w:hint="eastAsia" w:ascii="Times New Roman" w:hAnsi="Times New Roman" w:eastAsia="Times New Roman" w:cs="Times New Roman"/>
+        </w:rPr>
+        <w:t>，</w:t>
+      </w:r>
+      <w:r>
+        <w:rPr>
+          <w:rFonts w:hint="eastAsia" w:ascii="Times New Roman" w:hAnsi="Times New Roman" w:eastAsia="FangSong" w:cs="Times New Roman"/>
+        </w:rPr>
+        <w:t>利于水</w:t>
+      </w:r>
+      <w:r>
+        <w:rPr>
+          <w:rFonts w:hint="eastAsia" w:ascii="Times New Roman" w:hAnsi="Times New Roman" w:eastAsia="Times New Roman" w:cs="Times New Roman"/>
+        </w:rPr>
+        <w:t>/OH</w:t>
+      </w:r>
+      <w:r>
+        <w:rPr>
+          <w:rFonts w:hint="eastAsia" w:ascii="Times New Roman" w:hAnsi="Times New Roman" w:eastAsia="Times New Roman" w:cs="Times New Roman"/>
+          <w:vertAlign w:val="superscript"/>
+        </w:rPr>
+        <w:t>-</w:t>
+      </w:r>
+      <w:r>
+        <w:rPr>
+          <w:rFonts w:ascii="Times New Roman" w:hAnsi="Times New Roman" w:eastAsia="Times New Roman" w:cs="Times New Roman"/>
+        </w:rPr>
+        <w:t xml:space="preserve"> </w:t>
+      </w:r>
+      <w:r>
+        <w:rPr>
+          <w:rFonts w:hint="eastAsia" w:ascii="Times New Roman" w:hAnsi="Times New Roman" w:eastAsia="FangSong" w:cs="Times New Roman"/>
+        </w:rPr>
+        <w:t xml:space="preserve">进攻</w:t>
+      </w:r>
+    </w:p>
+    <w:p>
+      <w:pPr>
+        <w:numPr>
+          <w:ilvl w:val="0"/>
+          <w:numId w:val="1005"/>
+        </w:numPr>
+      </w:pPr>
+      <w:r>
+        <w:rPr>
+          <w:rFonts w:hint="eastAsia" w:ascii="Times New Roman" w:hAnsi="Times New Roman" w:eastAsia="FangSong" w:cs="Times New Roman"/>
+          <w:b/>
+          <w:bCs/>
+        </w:rPr>
+        <w:t xml:space="preserve">降低配位水</w:t>
+      </w:r>
+      <w:r>
+        <w:rPr>
+          <w:rFonts w:ascii="Times New Roman" w:hAnsi="Times New Roman" w:eastAsia="Times New Roman" w:cs="Times New Roman"/>
+          <w:b/>
+          <w:bCs/>
+        </w:rPr>
+        <w:t xml:space="preserve"> pKa</w:t>
+      </w:r>
+      <w:r>
+        <w:rPr>
+          <w:rFonts w:hint="eastAsia" w:ascii="Times New Roman" w:hAnsi="Times New Roman" w:eastAsia="Times New Roman" w:cs="Times New Roman"/>
+        </w:rPr>
+        <w:t>：Zn</w:t>
+      </w:r>
+      <w:r>
+        <w:rPr>
+          <w:rFonts w:hint="eastAsia" w:ascii="Times New Roman" w:hAnsi="Times New Roman" w:eastAsia="Times New Roman" w:cs="Times New Roman"/>
+          <w:vertAlign w:val="superscript"/>
+        </w:rPr>
+        <w:t>2+</w:t>
+      </w:r>
+      <w:r>
+        <w:rPr>
+          <w:rFonts w:ascii="Times New Roman" w:hAnsi="Times New Roman" w:eastAsia="Times New Roman" w:cs="Times New Roman"/>
+        </w:rPr>
+        <w:t xml:space="preserve"> </w:t>
+      </w:r>
+      <w:r>
+        <w:rPr>
+          <w:rFonts w:hint="eastAsia" w:ascii="Times New Roman" w:hAnsi="Times New Roman" w:eastAsia="FangSong" w:cs="Times New Roman"/>
+        </w:rPr>
+        <w:t xml:space="preserve">拉电子使配位</w:t>
+      </w:r>
+      <w:r>
+        <w:rPr>
+          <w:rFonts w:ascii="Times New Roman" w:hAnsi="Times New Roman" w:eastAsia="Times New Roman" w:cs="Times New Roman"/>
+        </w:rPr>
+        <w:t xml:space="preserve"> H</w:t>
+      </w:r>
+      <w:r>
+        <w:rPr>
+          <w:rFonts w:ascii="Times New Roman" w:hAnsi="Times New Roman" w:eastAsia="Times New Roman" w:cs="Times New Roman"/>
+          <w:vertAlign w:val="subscript"/>
+        </w:rPr>
+        <w:t>2</w:t>
+      </w:r>
+      <w:r>
+        <w:rPr>
+          <w:rFonts w:ascii="Times New Roman" w:hAnsi="Times New Roman" w:eastAsia="Times New Roman" w:cs="Times New Roman"/>
+        </w:rPr>
+        <w:t xml:space="preserve">O </w:t>
+      </w:r>
+      <w:r>
+        <w:rPr>
+          <w:rFonts w:hint="eastAsia" w:ascii="Times New Roman" w:hAnsi="Times New Roman" w:eastAsia="FangSong" w:cs="Times New Roman"/>
+        </w:rPr>
+        <w:t xml:space="preserve">更易去质子化生成</w:t>
+      </w:r>
+      <w:r>
+        <w:rPr>
+          <w:rFonts w:ascii="Times New Roman" w:hAnsi="Times New Roman" w:eastAsia="Times New Roman" w:cs="Times New Roman"/>
+        </w:rPr>
+        <w:t xml:space="preserve"> </w:t>
+      </w:r>
+      <w:r>
+        <w:rPr>
+          <w:rFonts w:hint="eastAsia" w:ascii="Times New Roman" w:hAnsi="Times New Roman" w:eastAsia="Times New Roman" w:cs="Times New Roman"/>
+        </w:rPr>
+        <w:t>OH</w:t>
+      </w:r>
+      <w:r>
+        <w:rPr>
+          <w:rFonts w:hint="eastAsia" w:ascii="Times New Roman" w:hAnsi="Times New Roman" w:eastAsia="Times New Roman" w:cs="Times New Roman"/>
+          <w:vertAlign w:val="superscript"/>
+        </w:rPr>
+        <w:t>-</w:t>
+      </w:r>
+      <w:r>
+        <w:rPr>
+          <w:rFonts w:hint="eastAsia" w:ascii="Times New Roman" w:hAnsi="Times New Roman" w:eastAsia="Times New Roman" w:cs="Times New Roman"/>
+        </w:rPr>
+        <w:t>（</w:t>
+      </w:r>
+      <w:r>
+        <w:rPr>
+          <w:rFonts w:hint="eastAsia" w:ascii="Times New Roman" w:hAnsi="Times New Roman" w:eastAsia="FangSong" w:cs="Times New Roman"/>
+        </w:rPr>
+        <w:t>亲核试剂</w:t>
+      </w:r>
+      <w:r>
+        <w:rPr>
+          <w:rFonts w:hint="eastAsia" w:ascii="Times New Roman" w:hAnsi="Times New Roman" w:eastAsia="Times New Roman" w:cs="Times New Roman"/>
+        </w:rPr>
+        <w:t>）</w:t>
+      </w:r>
+    </w:p>
+    <w:p>
+      <w:pPr>
+        <w:numPr>
+          <w:ilvl w:val="0"/>
+          <w:numId w:val="1005"/>
+        </w:numPr>
+      </w:pPr>
+      <w:r>
+        <w:rPr>
+          <w:rFonts w:hint="eastAsia" w:ascii="Times New Roman" w:hAnsi="Times New Roman" w:eastAsia="FangSong" w:cs="Times New Roman"/>
+          <w:b/>
+          <w:bCs/>
+        </w:rPr>
+        <w:t xml:space="preserve">稳定四面体中间体</w:t>
+      </w:r>
+      <w:r>
+        <w:rPr>
+          <w:rFonts w:hint="eastAsia" w:ascii="Times New Roman" w:hAnsi="Times New Roman" w:eastAsia="Times New Roman" w:cs="Times New Roman"/>
+        </w:rPr>
+        <w:t>：</w:t>
+      </w:r>
+      <w:r>
+        <w:rPr>
+          <w:rFonts w:hint="eastAsia" w:ascii="Times New Roman" w:hAnsi="Times New Roman" w:eastAsia="FangSong" w:cs="Times New Roman"/>
+        </w:rPr>
+        <w:t>肽键水解经过带负电的四面体中间体</w:t>
+      </w:r>
+      <w:r>
+        <w:rPr>
+          <w:rFonts w:hint="eastAsia" w:ascii="Times New Roman" w:hAnsi="Times New Roman" w:eastAsia="Times New Roman" w:cs="Times New Roman"/>
+        </w:rPr>
+        <w:t>，Zn</w:t>
+      </w:r>
+      <w:r>
+        <w:rPr>
+          <w:rFonts w:hint="eastAsia" w:ascii="Times New Roman" w:hAnsi="Times New Roman" w:eastAsia="Times New Roman" w:cs="Times New Roman"/>
+          <w:vertAlign w:val="superscript"/>
+        </w:rPr>
+        <w:t>2+</w:t>
+      </w:r>
+      <w:r>
+        <w:rPr>
+          <w:rFonts w:ascii="Times New Roman" w:hAnsi="Times New Roman" w:eastAsia="Times New Roman" w:cs="Times New Roman"/>
+        </w:rPr>
+        <w:t xml:space="preserve"> </w:t>
+      </w:r>
+      <w:r>
+        <w:rPr>
+          <w:rFonts w:hint="eastAsia" w:ascii="Times New Roman" w:hAnsi="Times New Roman" w:eastAsia="FangSong" w:cs="Times New Roman"/>
+        </w:rPr>
+        <w:t xml:space="preserve">正电荷静电稳定之</w:t>
+      </w:r>
+    </w:p>
+    <w:p>
+      <w:pPr>
+        <w:numPr>
+          <w:ilvl w:val="0"/>
+          <w:numId w:val="1005"/>
+        </w:numPr>
+      </w:pPr>
+      <w:r>
+        <w:rPr>
+          <w:rFonts w:hint="eastAsia" w:ascii="Times New Roman" w:hAnsi="Times New Roman" w:eastAsia="FangSong" w:cs="Times New Roman"/>
+          <w:b/>
+          <w:bCs/>
+        </w:rPr>
+        <w:t xml:space="preserve">与</w:t>
+      </w:r>
+      <w:r>
+        <w:rPr>
+          <w:rFonts w:ascii="Times New Roman" w:hAnsi="Times New Roman" w:eastAsia="Times New Roman" w:cs="Times New Roman"/>
+          <w:b/>
+          <w:bCs/>
+        </w:rPr>
+        <w:t xml:space="preserve"> Glu </w:t>
+      </w:r>
+      <w:r>
+        <w:rPr>
+          <w:rFonts w:hint="eastAsia" w:ascii="Times New Roman" w:hAnsi="Times New Roman" w:eastAsia="FangSong" w:cs="Times New Roman"/>
+          <w:b/>
+          <w:bCs/>
+        </w:rPr>
+        <w:t xml:space="preserve">广义碱协同</w:t>
+      </w:r>
+      <w:r>
+        <w:rPr>
+          <w:rFonts w:hint="eastAsia" w:ascii="Times New Roman" w:hAnsi="Times New Roman" w:eastAsia="Times New Roman" w:cs="Times New Roman"/>
+        </w:rPr>
+        <w:t>：</w:t>
+      </w:r>
+      <w:r>
+        <w:rPr>
+          <w:rFonts w:hint="eastAsia" w:ascii="Times New Roman" w:hAnsi="Times New Roman" w:eastAsia="FangSong" w:cs="Times New Roman"/>
+        </w:rPr>
+        <w:t>活性中心</w:t>
+      </w:r>
+      <w:r>
+        <w:rPr>
+          <w:rFonts w:ascii="Times New Roman" w:hAnsi="Times New Roman" w:eastAsia="Times New Roman" w:cs="Times New Roman"/>
+        </w:rPr>
+        <w:t xml:space="preserve"> Glu </w:t>
+      </w:r>
+      <w:r>
+        <w:rPr>
+          <w:rFonts w:hint="eastAsia" w:ascii="Times New Roman" w:hAnsi="Times New Roman" w:eastAsia="FangSong" w:cs="Times New Roman"/>
+        </w:rPr>
+        <w:t>侧链作广义碱</w:t>
+      </w:r>
+      <w:r>
+        <w:rPr>
+          <w:rFonts w:hint="eastAsia" w:ascii="Times New Roman" w:hAnsi="Times New Roman" w:eastAsia="Times New Roman" w:cs="Times New Roman"/>
+        </w:rPr>
+        <w:t>，</w:t>
+      </w:r>
+      <w:r>
+        <w:rPr>
+          <w:rFonts w:hint="eastAsia" w:ascii="Times New Roman" w:hAnsi="Times New Roman" w:eastAsia="FangSong" w:cs="Times New Roman"/>
+        </w:rPr>
+        <w:t>夺取水分子质子</w:t>
+      </w:r>
+      <w:r>
+        <w:rPr>
+          <w:rFonts w:hint="eastAsia" w:ascii="Times New Roman" w:hAnsi="Times New Roman" w:eastAsia="Times New Roman" w:cs="Times New Roman"/>
+        </w:rPr>
+        <w:t>，</w:t>
+      </w:r>
+      <w:r>
+        <w:rPr>
+          <w:rFonts w:hint="eastAsia" w:ascii="Times New Roman" w:hAnsi="Times New Roman" w:eastAsia="FangSong" w:cs="Times New Roman"/>
+        </w:rPr>
+        <w:t>促进亲核进攻</w:t>
+      </w:r>
+      <w:r>
+        <w:rPr>
+          <w:rFonts w:hint="eastAsia" w:ascii="Times New Roman" w:hAnsi="Times New Roman" w:eastAsia="Times New Roman" w:cs="Times New Roman"/>
+        </w:rPr>
+        <w:t>——Zn</w:t>
+      </w:r>
+      <w:r>
+        <w:rPr>
+          <w:rFonts w:ascii="Times New Roman" w:hAnsi="Times New Roman" w:eastAsia="Times New Roman" w:cs="Times New Roman"/>
+        </w:rPr>
+        <w:t xml:space="preserve"> </w:t>
+      </w:r>
+      <w:r>
+        <w:rPr>
+          <w:rFonts w:hint="eastAsia" w:ascii="Times New Roman" w:hAnsi="Times New Roman" w:eastAsia="FangSong" w:cs="Times New Roman"/>
+        </w:rPr>
+        <w:t>与蛋白质残基分工合作</w:t>
+      </w:r>
+      <w:r>
+        <w:rPr>
+          <w:rFonts w:hint="eastAsia" w:ascii="Times New Roman" w:hAnsi="Times New Roman" w:eastAsia="Times New Roman" w:cs="Times New Roman"/>
+        </w:rPr>
+        <w:t>。</w:t>
+      </w:r>
+    </w:p>
+    <w:bookmarkEnd w:id="18"/>
+    <w:bookmarkStart w:id="19" w:name="与碳酸酐酶的对比"/>
+    <w:p>
+      <w:pPr>
+        <w:pStyle w:val="Heading3"/>
+        <w:spacing w:after="120" w:before="280"/>
+      </w:pPr>
+      <w:r>
+        <w:rPr>
+          <w:rFonts w:ascii="Times New Roman" w:hAnsi="Times New Roman" w:eastAsia="Times New Roman" w:cs="Times New Roman"/>
+        </w:rPr>
+        <w:t xml:space="preserve">3. </w:t>
+      </w:r>
+      <w:r>
+        <w:rPr>
+          <w:rFonts w:hint="eastAsia" w:ascii="Times New Roman" w:hAnsi="Times New Roman" w:eastAsia="SimHei" w:cs="Times New Roman"/>
+        </w:rPr>
+        <w:t xml:space="preserve">与碳酸酐酶的对比</w:t>
+      </w:r>
+    </w:p>
+    <w:tbl>
+      <w:tblPr>
+        <w:tblStyle w:val="Table"/>
+        <w:tblW w:type="auto" w:w="0"/>
+        <w:tblLook w:firstRow="1" w:lastRow="0" w:firstColumn="0" w:lastColumn="0" w:noHBand="0" w:noVBand="0" w:val="0020"/>
+      </w:tblPr>
+      <w:tblGrid>
+        <w:gridCol w:w="2640"/>
+        <w:gridCol w:w="2640"/>
+        <w:gridCol w:w="2640"/>
+      </w:tblGrid>
+      <w:tr>
+        <w:trPr>
+          <w:tblHeader w:val="on"/>
+        </w:trPr>
+        <w:tc>
+          <w:tcPr/>
+          <w:p>
+            <w:pPr>
+              <w:pStyle w:val="Compact"/>
+              <w:jc w:val="center"/>
+            </w:pPr>
+            <w:r>
+              <w:rPr>
+                <w:rFonts w:hint="eastAsia" w:ascii="Times New Roman" w:hAnsi="Times New Roman" w:eastAsia="SimHei" w:cs="Times New Roman"/>
+                <w:b/>
+              </w:rPr>
+              <w:t xml:space="preserve">项目</w:t>
+            </w:r>
+          </w:p>
+        </w:tc>
+        <w:tc>
+          <w:tcPr/>
+          <w:p>
+            <w:pPr>
+              <w:pStyle w:val="Compact"/>
+              <w:jc w:val="center"/>
+            </w:pPr>
+            <w:r>
+              <w:rPr>
+                <w:rFonts w:hint="eastAsia" w:ascii="Times New Roman" w:hAnsi="Times New Roman" w:eastAsia="SimHei" w:cs="Times New Roman"/>
+                <w:b/>
+              </w:rPr>
+              <w:t xml:space="preserve">羧肽酶</w:t>
+            </w:r>
+            <w:r>
+              <w:rPr>
+                <w:rFonts w:ascii="Times New Roman" w:hAnsi="Times New Roman" w:eastAsia="Times New Roman" w:cs="Times New Roman"/>
+                <w:b/>
+              </w:rPr>
+              <w:t xml:space="preserve"> A</w:t>
+            </w:r>
+          </w:p>
+        </w:tc>
+        <w:tc>
+          <w:tcPr/>
+          <w:p>
+            <w:pPr>
+              <w:pStyle w:val="Compact"/>
+              <w:jc w:val="center"/>
+            </w:pPr>
+            <w:r>
+              <w:rPr>
+                <w:rFonts w:hint="eastAsia" w:ascii="Times New Roman" w:hAnsi="Times New Roman" w:eastAsia="SimHei" w:cs="Times New Roman"/>
+                <w:b/>
+              </w:rPr>
+              <w:t xml:space="preserve">碳酸酐酶</w:t>
+            </w:r>
+          </w:p>
+        </w:tc>
+      </w:tr>
+      <w:tr>
+        <w:tc>
+          <w:tcPr/>
+          <w:p>
+            <w:pPr>
+              <w:pStyle w:val="Compact"/>
+              <w:jc w:val="center"/>
+            </w:pPr>
+            <w:r>
+              <w:rPr>
+                <w:rFonts w:ascii="Times New Roman" w:hAnsi="Times New Roman" w:eastAsia="Times New Roman" w:cs="Times New Roman"/>
+              </w:rPr>
+              <w:t xml:space="preserve">Zn </w:t>
+            </w:r>
+            <w:r>
+              <w:rPr>
+                <w:rFonts w:hint="eastAsia" w:ascii="Times New Roman" w:hAnsi="Times New Roman" w:eastAsia="FangSong" w:cs="Times New Roman"/>
+              </w:rPr>
+              <w:t xml:space="preserve">配体</w:t>
+            </w:r>
+          </w:p>
+        </w:tc>
+        <w:tc>
+          <w:tcPr/>
+          <w:p>
+            <w:pPr>
+              <w:pStyle w:val="Compact"/>
+              <w:jc w:val="center"/>
+            </w:pPr>
+            <w:r>
+              <w:rPr>
+                <w:rFonts w:ascii="Times New Roman" w:hAnsi="Times New Roman" w:eastAsia="Times New Roman" w:cs="Times New Roman"/>
+              </w:rPr>
+              <w:t>2 His + 1 Glu + H</w:t>
+            </w:r>
+            <w:r>
+              <w:rPr>
+                <w:rFonts w:ascii="Times New Roman" w:hAnsi="Times New Roman" w:eastAsia="Times New Roman" w:cs="Times New Roman"/>
+                <w:vertAlign w:val="subscript"/>
+              </w:rPr>
+              <w:t>2</w:t>
+            </w:r>
+            <w:r>
+              <w:rPr>
+                <w:rFonts w:ascii="Times New Roman" w:hAnsi="Times New Roman" w:eastAsia="Times New Roman" w:cs="Times New Roman"/>
+              </w:rPr>
+              <w:t>O</w:t>
+            </w:r>
+          </w:p>
+        </w:tc>
+        <w:tc>
+          <w:tcPr/>
+          <w:p>
+            <w:pPr>
+              <w:pStyle w:val="Compact"/>
+              <w:jc w:val="center"/>
+            </w:pPr>
+            <w:r>
+              <w:rPr>
+                <w:rFonts w:ascii="Times New Roman" w:hAnsi="Times New Roman" w:eastAsia="Times New Roman" w:cs="Times New Roman"/>
+              </w:rPr>
+              <w:t>3 His + H</w:t>
+            </w:r>
+            <w:r>
+              <w:rPr>
+                <w:rFonts w:ascii="Times New Roman" w:hAnsi="Times New Roman" w:eastAsia="Times New Roman" w:cs="Times New Roman"/>
+                <w:vertAlign w:val="subscript"/>
+              </w:rPr>
+              <w:t>2</w:t>
+            </w:r>
+            <w:r>
+              <w:rPr>
+                <w:rFonts w:ascii="Times New Roman" w:hAnsi="Times New Roman" w:eastAsia="Times New Roman" w:cs="Times New Roman"/>
+              </w:rPr>
+              <w:t>O</w:t>
+            </w:r>
+          </w:p>
+        </w:tc>
+      </w:tr>
+      <w:tr>
+        <w:tc>
+          <w:tcPr/>
+          <w:p>
+            <w:pPr>
+              <w:pStyle w:val="Compact"/>
+              <w:jc w:val="center"/>
+            </w:pPr>
+            <w:r>
+              <w:rPr>
+                <w:rFonts w:hint="eastAsia" w:ascii="Times New Roman" w:hAnsi="Times New Roman" w:eastAsia="FangSong" w:cs="Times New Roman"/>
+              </w:rPr>
+              <w:t xml:space="preserve">催化反应</w:t>
+            </w:r>
+          </w:p>
+        </w:tc>
+        <w:tc>
+          <w:tcPr/>
+          <w:p>
+            <w:pPr>
+              <w:pStyle w:val="Compact"/>
+              <w:jc w:val="center"/>
+            </w:pPr>
+            <w:r>
+              <w:rPr>
+                <w:rFonts w:hint="eastAsia" w:ascii="Times New Roman" w:hAnsi="Times New Roman" w:eastAsia="FangSong" w:cs="Times New Roman"/>
+              </w:rPr>
+              <w:t xml:space="preserve">肽键水解</w:t>
+            </w:r>
+          </w:p>
+        </w:tc>
+        <w:tc>
+          <w:tcPr/>
+          <w:p>
+            <w:pPr>
+              <w:pStyle w:val="Compact"/>
+              <w:jc w:val="center"/>
+            </w:pPr>
+            <w:r>
+              <w:rPr>
+                <w:rFonts w:ascii="Times New Roman" w:hAnsi="Times New Roman" w:eastAsia="Times New Roman" w:cs="Times New Roman"/>
+              </w:rPr>
+              <w:t>CO</w:t>
+            </w:r>
+            <w:r>
+              <w:rPr>
+                <w:rFonts w:ascii="Times New Roman" w:hAnsi="Times New Roman" w:eastAsia="Times New Roman" w:cs="Times New Roman"/>
+                <w:vertAlign w:val="subscript"/>
+              </w:rPr>
+              <w:t>2</w:t>
+            </w:r>
+            <w:r>
+              <w:rPr>
+                <w:rFonts w:ascii="Times New Roman" w:hAnsi="Times New Roman" w:eastAsia="Times New Roman" w:cs="Times New Roman"/>
+              </w:rPr>
+              <w:t xml:space="preserve"> </w:t>
+            </w:r>
+            <w:r>
+              <w:rPr>
+                <w:rFonts w:hint="eastAsia" w:ascii="Times New Roman" w:hAnsi="Times New Roman" w:eastAsia="FangSong" w:cs="Times New Roman"/>
+              </w:rPr>
+              <w:t xml:space="preserve">水合</w:t>
+            </w:r>
+          </w:p>
+        </w:tc>
+      </w:tr>
+      <w:tr>
+        <w:tc>
+          <w:tcPr/>
+          <w:p>
+            <w:pPr>
+              <w:pStyle w:val="Compact"/>
+              <w:jc w:val="center"/>
+            </w:pPr>
+            <w:r>
+              <w:rPr>
+                <w:rFonts w:hint="eastAsia" w:ascii="Times New Roman" w:hAnsi="Times New Roman" w:eastAsia="FangSong" w:cs="Times New Roman"/>
+              </w:rPr>
+              <w:t xml:space="preserve">机理核心</w:t>
+            </w:r>
+          </w:p>
+        </w:tc>
+        <w:tc>
+          <w:tcPr/>
+          <w:p>
+            <w:pPr>
+              <w:pStyle w:val="Compact"/>
+              <w:jc w:val="center"/>
+            </w:pPr>
+            <w:r>
+              <w:rPr>
+                <w:rFonts w:ascii="Times New Roman" w:hAnsi="Times New Roman" w:eastAsia="Times New Roman" w:cs="Times New Roman"/>
+              </w:rPr>
+              <w:t xml:space="preserve">Lewis </w:t>
+            </w:r>
+            <w:r>
+              <w:rPr>
+                <w:rFonts w:hint="eastAsia" w:ascii="Times New Roman" w:hAnsi="Times New Roman" w:eastAsia="FangSong" w:cs="Times New Roman"/>
+              </w:rPr>
+              <w:t xml:space="preserve">酸活化羰基</w:t>
+            </w:r>
+            <w:r>
+              <w:rPr>
+                <w:rFonts w:ascii="Times New Roman" w:hAnsi="Times New Roman" w:eastAsia="Times New Roman" w:cs="Times New Roman"/>
+              </w:rPr>
+              <w:t xml:space="preserve"> + </w:t>
+            </w:r>
+            <w:r>
+              <w:rPr>
+                <w:rFonts w:hint="eastAsia" w:ascii="Times New Roman" w:hAnsi="Times New Roman" w:eastAsia="FangSong" w:cs="Times New Roman"/>
+              </w:rPr>
+              <w:t xml:space="preserve">稳定中间体</w:t>
+            </w:r>
+          </w:p>
+        </w:tc>
+        <w:tc>
+          <w:tcPr/>
+          <w:p>
+            <w:pPr>
+              <w:pStyle w:val="Compact"/>
+              <w:jc w:val="center"/>
+            </w:pPr>
+            <w:r>
+              <w:rPr>
+                <w:rFonts w:hint="eastAsia" w:ascii="Times New Roman" w:hAnsi="Times New Roman" w:eastAsia="FangSong" w:cs="Times New Roman"/>
+              </w:rPr>
+              <w:t>配位水</w:t>
+            </w:r>
+            <w:r>
+              <w:rPr>
+                <w:rFonts w:hint="eastAsia" w:ascii="Times New Roman" w:hAnsi="Times New Roman" w:eastAsia="Times New Roman" w:cs="Times New Roman"/>
+              </w:rPr>
+              <w:t>→OH</w:t>
+            </w:r>
+            <w:r>
+              <w:rPr>
+                <w:rFonts w:hint="eastAsia" w:ascii="Times New Roman" w:hAnsi="Times New Roman" w:eastAsia="Times New Roman" w:cs="Times New Roman"/>
+                <w:vertAlign w:val="superscript"/>
+              </w:rPr>
+              <w:t>-</w:t>
+            </w:r>
+            <w:r>
+              <w:rPr>
+                <w:rFonts w:ascii="Times New Roman" w:hAnsi="Times New Roman" w:eastAsia="Times New Roman" w:cs="Times New Roman"/>
+              </w:rPr>
+              <w:t xml:space="preserve"> </w:t>
+            </w:r>
+            <w:r>
+              <w:rPr>
+                <w:rFonts w:hint="eastAsia" w:ascii="Times New Roman" w:hAnsi="Times New Roman" w:eastAsia="FangSong" w:cs="Times New Roman"/>
+              </w:rPr>
+              <w:t xml:space="preserve">亲核进攻</w:t>
+            </w:r>
+            <w:r>
+              <w:rPr>
+                <w:rFonts w:ascii="Times New Roman" w:hAnsi="Times New Roman" w:eastAsia="Times New Roman" w:cs="Times New Roman"/>
+              </w:rPr>
+              <w:t xml:space="preserve"> CO</w:t>
+            </w:r>
+            <w:r>
+              <w:rPr>
+                <w:rFonts w:ascii="Times New Roman" w:hAnsi="Times New Roman" w:eastAsia="Times New Roman" w:cs="Times New Roman"/>
+                <w:vertAlign w:val="subscript"/>
+              </w:rPr>
+              <w:t>2</w:t>
+            </w:r>
+          </w:p>
+        </w:tc>
+      </w:tr>
+    </w:tbl>
+    <w:p>
+      <w:pPr>
+        <w:pStyle w:val="BodyText"/>
+        <w:spacing w:before="120"/>
+      </w:pPr>
+      <w:r>
+        <w:rPr>
+          <w:rFonts w:hint="eastAsia" w:ascii="Times New Roman" w:hAnsi="Times New Roman" w:eastAsia="FangSong" w:cs="Times New Roman"/>
+        </w:rPr>
+        <w:t xml:space="preserve">两者同为</w:t>
+      </w:r>
+      <w:r>
+        <w:rPr>
+          <w:rFonts w:ascii="Times New Roman" w:hAnsi="Times New Roman" w:eastAsia="Times New Roman" w:cs="Times New Roman"/>
+        </w:rPr>
+        <w:t xml:space="preserve"> Zn </w:t>
+      </w:r>
+      <w:r>
+        <w:rPr>
+          <w:rFonts w:hint="eastAsia" w:ascii="Times New Roman" w:hAnsi="Times New Roman" w:eastAsia="FangSong" w:cs="Times New Roman"/>
+        </w:rPr>
+        <w:t>酶但配体组成不同</w:t>
+      </w:r>
+      <w:r>
+        <w:rPr>
+          <w:rFonts w:hint="eastAsia" w:ascii="Times New Roman" w:hAnsi="Times New Roman" w:eastAsia="Times New Roman" w:cs="Times New Roman"/>
+        </w:rPr>
+        <w:t>——</w:t>
+      </w:r>
+      <w:r>
+        <w:rPr>
+          <w:rFonts w:hint="eastAsia" w:ascii="Times New Roman" w:hAnsi="Times New Roman" w:eastAsia="FangSong" w:cs="Times New Roman"/>
+        </w:rPr>
+        <w:t>体现</w:t>
+      </w:r>
+      <w:r>
+        <w:rPr>
+          <w:rFonts w:hint="eastAsia" w:ascii="Times New Roman" w:hAnsi="Times New Roman" w:eastAsia="FangSong" w:cs="Times New Roman"/>
+          <w:b/>
+          <w:bCs/>
+        </w:rPr>
+        <w:t xml:space="preserve">锌蛋白配位环境的多样性</w:t>
+      </w:r>
+      <w:r>
+        <w:rPr>
+          <w:rFonts w:hint="eastAsia" w:ascii="Times New Roman" w:hAnsi="Times New Roman" w:eastAsia="Times New Roman" w:cs="Times New Roman"/>
+        </w:rPr>
+        <w:t xml:space="preserve">（Zn</w:t>
+      </w:r>
+      <w:r>
+        <w:rPr>
+          <w:rFonts w:ascii="Times New Roman" w:hAnsi="Times New Roman" w:eastAsia="Times New Roman" w:cs="Times New Roman"/>
+        </w:rPr>
+        <w:t xml:space="preserve"> </w:t>
+      </w:r>
+      <w:r>
+        <w:rPr>
+          <w:rFonts w:hint="eastAsia" w:ascii="Times New Roman" w:hAnsi="Times New Roman" w:eastAsia="FangSong" w:cs="Times New Roman"/>
+        </w:rPr>
+        <w:t xml:space="preserve">本身</w:t>
+      </w:r>
+      <w:r>
+        <w:rPr>
+          <w:rFonts w:ascii="Times New Roman" w:hAnsi="Times New Roman" w:eastAsia="Times New Roman" w:cs="Times New Roman"/>
+        </w:rPr>
+        <w:t xml:space="preserve"> d</w:t>
+      </w:r>
+      <w:r>
+        <w:rPr>
+          <w:rFonts w:ascii="Times New Roman" w:hAnsi="Times New Roman" w:eastAsia="Times New Roman" w:cs="Times New Roman"/>
+          <w:vertAlign w:val="superscript"/>
+        </w:rPr>
+        <w:t>10</w:t>
+      </w:r>
+      <w:r>
+        <w:rPr>
+          <w:rFonts w:ascii="Times New Roman" w:hAnsi="Times New Roman" w:eastAsia="Times New Roman" w:cs="Times New Roman"/>
+        </w:rPr>
+        <w:t xml:space="preserve"> </w:t>
+      </w:r>
+      <w:r>
+        <w:rPr>
+          <w:rFonts w:hint="eastAsia" w:ascii="Times New Roman" w:hAnsi="Times New Roman" w:eastAsia="FangSong" w:cs="Times New Roman"/>
+        </w:rPr>
+        <w:t xml:space="preserve">无</w:t>
+      </w:r>
+      <w:r>
+        <w:rPr>
+          <w:rFonts w:ascii="Times New Roman" w:hAnsi="Times New Roman" w:eastAsia="Times New Roman" w:cs="Times New Roman"/>
+        </w:rPr>
+        <w:t xml:space="preserve"> CFSE </w:t>
+      </w:r>
+      <w:r>
+        <w:rPr>
+          <w:rFonts w:hint="eastAsia" w:ascii="Times New Roman" w:hAnsi="Times New Roman" w:eastAsia="FangSong" w:cs="Times New Roman"/>
+        </w:rPr>
+        <w:t>偏好</w:t>
+      </w:r>
+      <w:r>
+        <w:rPr>
+          <w:rFonts w:hint="eastAsia" w:ascii="Times New Roman" w:hAnsi="Times New Roman" w:eastAsia="Times New Roman" w:cs="Times New Roman"/>
+        </w:rPr>
+        <w:t>，</w:t>
+      </w:r>
+      <w:r>
+        <w:rPr>
+          <w:rFonts w:hint="eastAsia" w:ascii="Times New Roman" w:hAnsi="Times New Roman" w:eastAsia="FangSong" w:cs="Times New Roman"/>
+        </w:rPr>
+        <w:t>几何由蛋白质残基决定</w:t>
+      </w:r>
+      <w:r>
+        <w:rPr>
+          <w:rFonts w:hint="eastAsia" w:ascii="Times New Roman" w:hAnsi="Times New Roman" w:eastAsia="Times New Roman" w:cs="Times New Roman"/>
+        </w:rPr>
+        <w:t>）。</w:t>
+      </w:r>
+    </w:p>
+    <w:bookmarkEnd w:id="19"/>
+    <w:bookmarkStart w:id="20" w:name="竞赛要点-1"/>
+    <w:p>
+      <w:pPr>
+        <w:pStyle w:val="Heading3"/>
+        <w:spacing w:before="280" w:after="120"/>
+      </w:pPr>
+      <w:r>
+        <w:rPr>
+          <w:rFonts w:hint="eastAsia" w:ascii="Times New Roman" w:hAnsi="Times New Roman" w:eastAsia="SimHei" w:cs="Times New Roman"/>
+        </w:rPr>
+        <w:t xml:space="preserve">竞赛要点</w:t>
+      </w:r>
+    </w:p>
+    <w:p>
+      <w:pPr>
+        <w:pStyle w:val="Compact"/>
+        <w:numPr>
+          <w:ilvl w:val="0"/>
+          <w:numId w:val="1006"/>
+        </w:numPr>
+      </w:pPr>
+      <w:r>
+        <w:rPr>
+          <w:rFonts w:ascii="Times New Roman" w:hAnsi="Times New Roman" w:eastAsia="Times New Roman" w:cs="Times New Roman"/>
+        </w:rPr>
+        <w:t>Zn</w:t>
+      </w:r>
+      <w:r>
+        <w:rPr>
+          <w:rFonts w:ascii="Times New Roman" w:hAnsi="Times New Roman" w:eastAsia="Times New Roman" w:cs="Times New Roman"/>
+          <w:vertAlign w:val="superscript"/>
+        </w:rPr>
+        <w:t>2+</w:t>
+      </w:r>
+      <w:r>
+        <w:rPr>
+          <w:rFonts w:ascii="Times New Roman" w:hAnsi="Times New Roman" w:eastAsia="Times New Roman" w:cs="Times New Roman"/>
+        </w:rPr>
+        <w:t xml:space="preserve"> </w:t>
+      </w:r>
+      <w:r>
+        <w:rPr>
+          <w:rFonts w:hint="eastAsia" w:ascii="Times New Roman" w:hAnsi="Times New Roman" w:eastAsia="FangSong" w:cs="Times New Roman"/>
+        </w:rPr>
+        <w:t xml:space="preserve">在金属酶中主要作</w:t>
+      </w:r>
+      <w:r>
+        <w:rPr>
+          <w:rFonts w:ascii="Times New Roman" w:hAnsi="Times New Roman" w:eastAsia="Times New Roman" w:cs="Times New Roman"/>
+        </w:rPr>
+        <w:t xml:space="preserve"> </w:t>
+      </w:r>
+      <w:r>
+        <w:rPr>
+          <w:rFonts w:ascii="Times New Roman" w:hAnsi="Times New Roman" w:eastAsia="Times New Roman" w:cs="Times New Roman"/>
+          <w:b/>
+          <w:bCs/>
+        </w:rPr>
+        <w:t xml:space="preserve">Lewis </w:t>
+      </w:r>
+      <w:r>
+        <w:rPr>
+          <w:rFonts w:hint="eastAsia" w:ascii="Times New Roman" w:hAnsi="Times New Roman" w:eastAsia="FangSong" w:cs="Times New Roman"/>
+          <w:b/>
+          <w:bCs/>
+        </w:rPr>
+        <w:t xml:space="preserve">酸</w:t>
+      </w:r>
+      <w:r>
+        <w:rPr>
+          <w:rFonts w:hint="eastAsia" w:ascii="Times New Roman" w:hAnsi="Times New Roman" w:eastAsia="Times New Roman" w:cs="Times New Roman"/>
+        </w:rPr>
+        <w:t>（d</w:t>
+      </w:r>
+      <w:r>
+        <w:rPr>
+          <w:rFonts w:hint="eastAsia" w:ascii="Times New Roman" w:hAnsi="Times New Roman" w:eastAsia="Times New Roman" w:cs="Times New Roman"/>
+          <w:vertAlign w:val="superscript"/>
+        </w:rPr>
+        <w:t>10</w:t>
+      </w:r>
+      <w:r>
+        <w:rPr>
+          <w:rFonts w:ascii="Times New Roman" w:hAnsi="Times New Roman" w:eastAsia="Times New Roman" w:cs="Times New Roman"/>
+        </w:rPr>
+        <w:t xml:space="preserve"> </w:t>
+      </w:r>
+      <w:r>
+        <w:rPr>
+          <w:rFonts w:hint="eastAsia" w:ascii="Times New Roman" w:hAnsi="Times New Roman" w:eastAsia="FangSong" w:cs="Times New Roman"/>
+        </w:rPr>
+        <w:t xml:space="preserve">无</w:t>
+      </w:r>
+      <w:r>
+        <w:rPr>
+          <w:rFonts w:ascii="Times New Roman" w:hAnsi="Times New Roman" w:eastAsia="Times New Roman" w:cs="Times New Roman"/>
+        </w:rPr>
+        <w:t xml:space="preserve"> d-d </w:t>
+      </w:r>
+      <w:r>
+        <w:rPr>
+          <w:rFonts w:hint="eastAsia" w:ascii="Times New Roman" w:hAnsi="Times New Roman" w:eastAsia="FangSong" w:cs="Times New Roman"/>
+        </w:rPr>
+        <w:t>跃迁</w:t>
+      </w:r>
+      <w:r>
+        <w:rPr>
+          <w:rFonts w:hint="eastAsia" w:ascii="Times New Roman" w:hAnsi="Times New Roman" w:eastAsia="Times New Roman" w:cs="Times New Roman"/>
+        </w:rPr>
+        <w:t>/</w:t>
+      </w:r>
+      <w:r>
+        <w:rPr>
+          <w:rFonts w:hint="eastAsia" w:ascii="Times New Roman" w:hAnsi="Times New Roman" w:eastAsia="FangSong" w:cs="Times New Roman"/>
+        </w:rPr>
+        <w:t>无氧化还原活性</w:t>
+      </w:r>
+      <w:r>
+        <w:rPr>
+          <w:rFonts w:hint="eastAsia" w:ascii="Times New Roman" w:hAnsi="Times New Roman" w:eastAsia="Times New Roman" w:cs="Times New Roman"/>
+        </w:rPr>
+        <w:t>，</w:t>
+      </w:r>
+      <w:r>
+        <w:rPr>
+          <w:rFonts w:hint="eastAsia" w:ascii="Times New Roman" w:hAnsi="Times New Roman" w:eastAsia="FangSong" w:cs="Times New Roman"/>
+        </w:rPr>
+        <w:t>适合结构性与酸性催化</w:t>
+      </w:r>
+      <w:r>
+        <w:rPr>
+          <w:rFonts w:hint="eastAsia" w:ascii="Times New Roman" w:hAnsi="Times New Roman" w:eastAsia="Times New Roman" w:cs="Times New Roman"/>
+        </w:rPr>
+        <w:t>）</w:t>
+      </w:r>
+    </w:p>
+    <w:p>
+      <w:pPr>
+        <w:pStyle w:val="Compact"/>
+        <w:numPr>
+          <w:ilvl w:val="0"/>
+          <w:numId w:val="1006"/>
+        </w:numPr>
+      </w:pPr>
+      <w:r>
+        <w:rPr>
+          <w:rFonts w:hint="eastAsia" w:ascii="Times New Roman" w:hAnsi="Times New Roman" w:eastAsia="FangSong" w:cs="Times New Roman"/>
+        </w:rPr>
+        <w:t>羧肽酶与碳酸酐酶是</w:t>
+      </w:r>
+      <w:r>
+        <w:rPr>
+          <w:rFonts w:hint="eastAsia" w:ascii="Times New Roman" w:hAnsi="Times New Roman" w:eastAsia="Times New Roman" w:cs="Times New Roman"/>
+        </w:rPr>
+        <w:t>「</w:t>
+      </w:r>
+      <w:r>
+        <w:rPr>
+          <w:rFonts w:hint="eastAsia" w:ascii="Times New Roman" w:hAnsi="Times New Roman" w:eastAsia="FangSong" w:cs="Times New Roman"/>
+        </w:rPr>
+        <w:t>同一金属</w:t>
+      </w:r>
+      <w:r>
+        <w:rPr>
+          <w:rFonts w:hint="eastAsia" w:ascii="Times New Roman" w:hAnsi="Times New Roman" w:eastAsia="Times New Roman" w:cs="Times New Roman"/>
+        </w:rPr>
+        <w:t>、</w:t>
+      </w:r>
+      <w:r>
+        <w:rPr>
+          <w:rFonts w:hint="eastAsia" w:ascii="Times New Roman" w:hAnsi="Times New Roman" w:eastAsia="FangSong" w:cs="Times New Roman"/>
+        </w:rPr>
+        <w:t>不同配位</w:t>
+      </w:r>
+      <w:r>
+        <w:rPr>
+          <w:rFonts w:hint="eastAsia" w:ascii="Times New Roman" w:hAnsi="Times New Roman" w:eastAsia="Times New Roman" w:cs="Times New Roman"/>
+        </w:rPr>
+        <w:t>、</w:t>
+      </w:r>
+      <w:r>
+        <w:rPr>
+          <w:rFonts w:hint="eastAsia" w:ascii="Times New Roman" w:hAnsi="Times New Roman" w:eastAsia="FangSong" w:cs="Times New Roman"/>
+        </w:rPr>
+        <w:t>不同催化</w:t>
+      </w:r>
+      <w:r>
+        <w:rPr>
+          <w:rFonts w:hint="eastAsia" w:ascii="Times New Roman" w:hAnsi="Times New Roman" w:eastAsia="Times New Roman" w:cs="Times New Roman"/>
+        </w:rPr>
+        <w:t>」</w:t>
+      </w:r>
+      <w:r>
+        <w:rPr>
+          <w:rFonts w:hint="eastAsia" w:ascii="Times New Roman" w:hAnsi="Times New Roman" w:eastAsia="FangSong" w:cs="Times New Roman"/>
+        </w:rPr>
+        <w:t>的对比范本</w:t>
+      </w:r>
+    </w:p>
+    <w:p>
+      <w:pPr>
+        <w:spacing w:before="160" w:after="80"/>
+      </w:pPr>
+      <w:r>
+        <w:pict>
+          <v:rect style="width:0;height:1.5pt" o:hralign="center" o:hrstd="t" o:hr="t"/>
+        </w:pict>
+      </w:r>
+    </w:p>
+    <w:bookmarkEnd w:id="20"/>
+    <w:bookmarkEnd w:id="21"/>
+    <w:bookmarkStart w:id="22" w:name="竞赛提升"/>
+    <w:p>
+      <w:pPr>
+        <w:pStyle w:val="Heading2"/>
+        <w:spacing w:before="280" w:after="120"/>
+      </w:pPr>
+      <w:r>
+        <w:rPr>
+          <w:rFonts w:hint="eastAsia" w:ascii="Times New Roman" w:hAnsi="Times New Roman" w:eastAsia="SimHei" w:cs="Times New Roman"/>
+        </w:rPr>
+        <w:t xml:space="preserve">竞赛提升</w:t>
+      </w:r>
+    </w:p>
+    <w:bookmarkEnd w:id="22"/>
+    <w:bookmarkStart w:id="29" w:name="生物无机化学-习题11.4"/>
+    <w:p>
+      <w:pPr>
+        <w:pStyle w:val="Heading2"/>
+        <w:spacing w:before="280" w:after="120"/>
+      </w:pPr>
+      <w:r>
+        <w:rPr>
+          <w:rFonts w:ascii="Times New Roman" w:hAnsi="Times New Roman" w:eastAsia="Times New Roman" w:cs="Times New Roman"/>
+        </w:rPr>
+        <w:t xml:space="preserve">7.4 </w:t>
+      </w:r>
+      <w:r>
+        <w:rPr>
+          <w:rFonts w:hint="eastAsia" w:ascii="Times New Roman" w:hAnsi="Times New Roman" w:eastAsia="SimHei" w:cs="Times New Roman"/>
+        </w:rPr>
+        <w:t>生物无机化学</w:t>
+      </w:r>
+      <w:r>
+        <w:rPr>
+          <w:rFonts w:hint="eastAsia" w:ascii="Times New Roman" w:hAnsi="Times New Roman" w:eastAsia="Times New Roman" w:cs="Times New Roman"/>
+        </w:rPr>
+        <w:t>-</w:t>
+      </w:r>
+      <w:r>
+        <w:rPr>
+          <w:rFonts w:hint="eastAsia" w:ascii="Times New Roman" w:hAnsi="Times New Roman" w:eastAsia="SimHei" w:cs="Times New Roman"/>
+        </w:rPr>
+        <w:t>习题</w:t>
+      </w:r>
+      <w:r>
+        <w:rPr>
+          <w:rFonts w:hint="eastAsia" w:ascii="Times New Roman" w:hAnsi="Times New Roman" w:eastAsia="Times New Roman" w:cs="Times New Roman"/>
+        </w:rPr>
+        <w:t>11.4</w:t>
+      </w:r>
+    </w:p>
+    <w:p>
+      <w:pPr>
+        <w:pStyle w:val="FirstParagraph"/>
+      </w:pPr>
+      <w:r>
+        <w:rPr>
+          <w:rFonts w:hint="eastAsia" w:ascii="Times New Roman" w:hAnsi="Times New Roman" w:eastAsia="FangSong" w:cs="Times New Roman"/>
+        </w:rPr>
+        <w:t>从脱氧血红蛋白到氧合血红蛋白的过程中</w:t>
+      </w:r>
+      <w:r>
+        <w:rPr>
+          <w:rFonts w:hint="eastAsia" w:ascii="Times New Roman" w:hAnsi="Times New Roman" w:eastAsia="Times New Roman" w:cs="Times New Roman"/>
+        </w:rPr>
+        <w:t>，</w:t>
+      </w:r>
+      <w:r>
+        <w:rPr>
+          <w:rFonts w:hint="eastAsia" w:ascii="Times New Roman" w:hAnsi="Times New Roman" w:eastAsia="FangSong" w:cs="Times New Roman"/>
+        </w:rPr>
+        <w:t>血红素基团发生了什么变化</w:t>
+      </w:r>
+      <w:r>
+        <w:rPr>
+          <w:rFonts w:hint="eastAsia" w:ascii="Times New Roman" w:hAnsi="Times New Roman" w:eastAsia="Times New Roman" w:cs="Times New Roman"/>
+        </w:rPr>
+        <w:t>？</w:t>
+      </w:r>
+    </w:p>
+    <w:p>
+      <w:pPr>
+        <w:pStyle w:val="BodyText"/>
+      </w:pPr>
+      <w:r>
+        <w:rPr>
+          <w:rFonts w:ascii="Times New Roman" w:hAnsi="Times New Roman" w:eastAsia="Times New Roman" w:cs="Times New Roman"/>
+        </w:rPr>
+        <w:t xml:space="preserve">📖 </w:t>
+      </w:r>
+      <w:r>
+        <w:rPr>
+          <w:rFonts w:hint="eastAsia" w:ascii="Times New Roman" w:hAnsi="Times New Roman" w:eastAsia="FangSong" w:cs="Times New Roman"/>
+        </w:rPr>
+        <w:t xml:space="preserve">查看答案</w:t>
+      </w:r>
+    </w:p>
+    <w:bookmarkStart w:id="23" w:name="自旋态转变核心"/>
     <w:p>
       <w:pPr>
         <w:pStyle w:val="Heading3"/>
@@ -1854,8 +4872,8 @@
         <w:t>。</w:t>
       </w:r>
     </w:p>
-    <w:bookmarkEnd w:id="10"/>
-    <w:bookmarkStart w:id="11" w:name="feii-离子半径与位置变化"/>
+    <w:bookmarkEnd w:id="23"/>
+    <w:bookmarkStart w:id="24" w:name="feii-离子半径与位置变化"/>
     <w:p>
       <w:pPr>
         <w:pStyle w:val="Heading3"/>
@@ -1879,7 +4897,7 @@
         <w:pStyle w:val="Compact"/>
         <w:numPr>
           <w:ilvl w:val="0"/>
-          <w:numId w:val="1001"/>
+          <w:numId w:val="1007"/>
         </w:numPr>
       </w:pPr>
       <w:r>
@@ -2007,7 +5025,7 @@
         <w:pStyle w:val="Compact"/>
         <w:numPr>
           <w:ilvl w:val="0"/>
-          <w:numId w:val="1001"/>
+          <w:numId w:val="1007"/>
         </w:numPr>
       </w:pPr>
       <w:r>
@@ -2086,7 +5104,7 @@
         <w:pStyle w:val="Compact"/>
         <w:numPr>
           <w:ilvl w:val="0"/>
-          <w:numId w:val="1001"/>
+          <w:numId w:val="1007"/>
         </w:numPr>
       </w:pPr>
       <w:r>
@@ -2181,8 +5199,8 @@
         <w:t>）</w:t>
       </w:r>
     </w:p>
-    <w:bookmarkEnd w:id="11"/>
-    <w:bookmarkStart w:id="12" w:name="配位几何变化"/>
+    <w:bookmarkEnd w:id="24"/>
+    <w:bookmarkStart w:id="25" w:name="配位几何变化"/>
     <w:p>
       <w:pPr>
         <w:pStyle w:val="Heading3"/>
@@ -2206,7 +5224,7 @@
         <w:pStyle w:val="Compact"/>
         <w:numPr>
           <w:ilvl w:val="0"/>
-          <w:numId w:val="1002"/>
+          <w:numId w:val="1008"/>
         </w:numPr>
       </w:pPr>
       <w:r>
@@ -2324,7 +5342,7 @@
         <w:pStyle w:val="Compact"/>
         <w:numPr>
           <w:ilvl w:val="0"/>
-          <w:numId w:val="1002"/>
+          <w:numId w:val="1008"/>
         </w:numPr>
       </w:pPr>
       <w:r>
@@ -2370,8 +5388,8 @@
         <w:t>）</w:t>
       </w:r>
     </w:p>
-    <w:bookmarkEnd w:id="12"/>
-    <w:bookmarkStart w:id="13" w:name="o₂-的键合方式"/>
+    <w:bookmarkEnd w:id="25"/>
+    <w:bookmarkStart w:id="26" w:name="o₂-的键合方式"/>
     <w:p>
       <w:pPr>
         <w:pStyle w:val="Heading3"/>
@@ -2682,8 +5700,8 @@
         <w:t xml:space="preserve">+3）。</w:t>
       </w:r>
     </w:p>
-    <w:bookmarkEnd w:id="13"/>
-    <w:bookmarkStart w:id="14" w:name="引发的蛋白质构象变化"/>
+    <w:bookmarkEnd w:id="26"/>
+    <w:bookmarkStart w:id="27" w:name="引发的蛋白质构象变化"/>
     <w:p>
       <w:pPr>
         <w:pStyle w:val="Heading3"/>
@@ -2884,8 +5902,8 @@
         <w:t>）。</w:t>
       </w:r>
     </w:p>
-    <w:bookmarkEnd w:id="14"/>
-    <w:bookmarkStart w:id="15" w:name="竞赛要点"/>
+    <w:bookmarkEnd w:id="27"/>
+    <w:bookmarkStart w:id="28" w:name="竞赛要点-2"/>
     <w:p>
       <w:pPr>
         <w:pStyle w:val="Heading3"/>
@@ -2903,7 +5921,7 @@
         <w:pStyle w:val="Compact"/>
         <w:numPr>
           <w:ilvl w:val="0"/>
-          <w:numId w:val="1003"/>
+          <w:numId w:val="1009"/>
         </w:numPr>
       </w:pPr>
       <w:r>
@@ -2978,7 +5996,7 @@
         <w:pStyle w:val="Compact"/>
         <w:numPr>
           <w:ilvl w:val="0"/>
-          <w:numId w:val="1003"/>
+          <w:numId w:val="1009"/>
         </w:numPr>
       </w:pPr>
       <w:r>
@@ -3024,7 +6042,7 @@
         <w:pStyle w:val="Compact"/>
         <w:numPr>
           <w:ilvl w:val="0"/>
-          <w:numId w:val="1003"/>
+          <w:numId w:val="1009"/>
         </w:numPr>
       </w:pPr>
       <w:r>
@@ -3086,9 +6104,9 @@
         </w:pict>
       </w:r>
     </w:p>
-    <w:bookmarkEnd w:id="15"/>
-    <w:bookmarkEnd w:id="16"/>
-    <w:bookmarkStart w:id="19" w:name="生物无机化学-习题11.8"/>
+    <w:bookmarkEnd w:id="28"/>
+    <w:bookmarkEnd w:id="29"/>
+    <w:bookmarkStart w:id="32" w:name="生物无机化学-习题11.8"/>
     <w:p>
       <w:pPr>
         <w:pStyle w:val="Heading2"/>
@@ -3098,7 +6116,7 @@
         <w:rPr>
           <w:rFonts w:ascii="Times New Roman" w:hAnsi="Times New Roman" w:eastAsia="Times New Roman" w:cs="Times New Roman"/>
         </w:rPr>
-        <w:t xml:space="preserve">7.3 </w:t>
+        <w:t xml:space="preserve">7.5 </w:t>
       </w:r>
       <w:r>
         <w:rPr>
@@ -4258,7 +7276,7 @@
         </w:tc>
       </w:tr>
     </w:tbl>
-    <w:bookmarkStart w:id="17" w:name="补充要点"/>
+    <w:bookmarkStart w:id="30" w:name="补充要点"/>
     <w:p>
       <w:pPr>
         <w:pStyle w:val="Heading3"/>
@@ -4276,7 +7294,7 @@
         <w:pStyle w:val="Compact"/>
         <w:numPr>
           <w:ilvl w:val="0"/>
-          <w:numId w:val="1004"/>
+          <w:numId w:val="1010"/>
         </w:numPr>
       </w:pPr>
       <w:r>
@@ -4409,7 +7427,7 @@
         <w:pStyle w:val="Compact"/>
         <w:numPr>
           <w:ilvl w:val="0"/>
-          <w:numId w:val="1004"/>
+          <w:numId w:val="1010"/>
         </w:numPr>
       </w:pPr>
       <w:r>
@@ -4506,7 +7524,7 @@
         <w:pStyle w:val="Compact"/>
         <w:numPr>
           <w:ilvl w:val="0"/>
-          <w:numId w:val="1004"/>
+          <w:numId w:val="1010"/>
         </w:numPr>
       </w:pPr>
       <w:r>
@@ -4665,7 +7683,7 @@
         <w:pStyle w:val="Compact"/>
         <w:numPr>
           <w:ilvl w:val="0"/>
-          <w:numId w:val="1004"/>
+          <w:numId w:val="1010"/>
         </w:numPr>
       </w:pPr>
       <w:r>
@@ -4743,8 +7761,8 @@
         <w:t>的实例</w:t>
       </w:r>
     </w:p>
-    <w:bookmarkEnd w:id="17"/>
-    <w:bookmarkStart w:id="18" w:name="竞赛要点-1"/>
+    <w:bookmarkEnd w:id="30"/>
+    <w:bookmarkStart w:id="31" w:name="竞赛要点-3"/>
     <w:p>
       <w:pPr>
         <w:pStyle w:val="Heading3"/>
@@ -4762,7 +7780,7 @@
         <w:pStyle w:val="Compact"/>
         <w:numPr>
           <w:ilvl w:val="0"/>
-          <w:numId w:val="1005"/>
+          <w:numId w:val="1011"/>
         </w:numPr>
       </w:pPr>
       <w:r>
@@ -4851,7 +7869,7 @@
         <w:pStyle w:val="Compact"/>
         <w:numPr>
           <w:ilvl w:val="0"/>
-          <w:numId w:val="1005"/>
+          <w:numId w:val="1011"/>
         </w:numPr>
       </w:pPr>
       <w:r>
@@ -4984,7 +8002,7 @@
         <w:pStyle w:val="Compact"/>
         <w:numPr>
           <w:ilvl w:val="0"/>
-          <w:numId w:val="1005"/>
+          <w:numId w:val="1011"/>
         </w:numPr>
       </w:pPr>
       <w:r>
@@ -5064,9 +8082,9 @@
         </w:pict>
       </w:r>
     </w:p>
-    <w:bookmarkEnd w:id="18"/>
-    <w:bookmarkEnd w:id="19"/>
-    <w:bookmarkStart w:id="23" w:name="习题c.1"/>
+    <w:bookmarkEnd w:id="31"/>
+    <w:bookmarkEnd w:id="32"/>
+    <w:bookmarkStart w:id="36" w:name="习题c.1"/>
     <w:p>
       <w:pPr>
         <w:pStyle w:val="Heading2"/>
@@ -5076,7 +8094,7 @@
         <w:rPr>
           <w:rFonts w:ascii="Times New Roman" w:hAnsi="Times New Roman" w:eastAsia="Times New Roman" w:cs="Times New Roman"/>
         </w:rPr>
-        <w:t xml:space="preserve">7.4 </w:t>
+        <w:t xml:space="preserve">7.6 </w:t>
       </w:r>
       <w:r>
         <w:rPr>
@@ -5162,18 +8180,18 @@
           <wp:inline>
             <wp:extent cx="3600000" cy="666509"/>
             <wp:effectExtent b="0" l="0" r="0" t="0"/>
-            <wp:docPr descr="" title="" id="21" name="Picture"/>
+            <wp:docPr descr="" title="" id="34" name="Picture"/>
             <a:graphic>
               <a:graphicData uri="http://schemas.openxmlformats.org/drawingml/2006/picture">
                 <pic:pic>
                   <pic:nvPicPr>
-                    <pic:cNvPr descr="4f22bfcf8de8e01216e75376d88cc041b453557a9480cc42398453d587eb855a.jpg" id="22" name="Picture"/>
+                    <pic:cNvPr descr="4f22bfcf8de8e01216e75376d88cc041b453557a9480cc42398453d587eb855a.jpg" id="35" name="Picture"/>
                     <pic:cNvPicPr>
                       <a:picLocks noChangeArrowheads="1" noChangeAspect="1"/>
                     </pic:cNvPicPr>
                   </pic:nvPicPr>
                   <pic:blipFill>
-                    <a:blip r:embed="rId20"/>
+                    <a:blip r:embed="rId33"/>
                     <a:stretch>
                       <a:fillRect/>
                     </a:stretch>
@@ -5204,7 +8222,7 @@
       <w:pPr>
         <w:numPr>
           <w:ilvl w:val="0"/>
-          <w:numId w:val="1006"/>
+          <w:numId w:val="1012"/>
         </w:numPr>
       </w:pPr>
       <w:r>
@@ -5265,7 +8283,7 @@
       <w:pPr>
         <w:numPr>
           <w:ilvl w:val="0"/>
-          <w:numId w:val="1006"/>
+          <w:numId w:val="1012"/>
         </w:numPr>
       </w:pPr>
       <w:r>
@@ -5309,7 +8327,7 @@
       <w:pPr>
         <w:numPr>
           <w:ilvl w:val="0"/>
-          <w:numId w:val="1006"/>
+          <w:numId w:val="1012"/>
         </w:numPr>
       </w:pPr>
       <w:r>
@@ -5781,7 +8799,7 @@
         <w:pStyle w:val="Compact"/>
         <w:numPr>
           <w:ilvl w:val="0"/>
-          <w:numId w:val="1007"/>
+          <w:numId w:val="1013"/>
         </w:numPr>
       </w:pPr>
       <w:r>
@@ -6991,8 +10009,8 @@
         </w:pict>
       </w:r>
     </w:p>
-    <w:bookmarkEnd w:id="23"/>
-    <w:bookmarkStart w:id="24" w:name="习题c.2"/>
+    <w:bookmarkEnd w:id="36"/>
+    <w:bookmarkStart w:id="37" w:name="习题c.2"/>
     <w:p>
       <w:pPr>
         <w:pStyle w:val="Heading2"/>
@@ -7002,7 +10020,7 @@
         <w:rPr>
           <w:rFonts w:ascii="Times New Roman" w:hAnsi="Times New Roman" w:eastAsia="Times New Roman" w:cs="Times New Roman"/>
         </w:rPr>
-        <w:t xml:space="preserve">7.5 </w:t>
+        <w:t xml:space="preserve">7.7 </w:t>
       </w:r>
       <w:r>
         <w:rPr>
@@ -7038,7 +10056,7 @@
       <w:pPr>
         <w:numPr>
           <w:ilvl w:val="0"/>
-          <w:numId w:val="1008"/>
+          <w:numId w:val="1014"/>
         </w:numPr>
       </w:pPr>
       <w:r>
@@ -7703,7 +10721,7 @@
       <w:pPr>
         <w:numPr>
           <w:ilvl w:val="0"/>
-          <w:numId w:val="1008"/>
+          <w:numId w:val="1014"/>
         </w:numPr>
       </w:pPr>
       <w:r>
@@ -7994,7 +11012,7 @@
         <w:pStyle w:val="Compact"/>
         <w:numPr>
           <w:ilvl w:val="0"/>
-          <w:numId w:val="1009"/>
+          <w:numId w:val="1015"/>
         </w:numPr>
       </w:pPr>
       <w:r>
@@ -8442,7 +11460,7 @@
         <w:pStyle w:val="Compact"/>
         <w:numPr>
           <w:ilvl w:val="0"/>
-          <w:numId w:val="1010"/>
+          <w:numId w:val="1016"/>
         </w:numPr>
       </w:pPr>
       <w:r>
@@ -9857,7 +12875,7 @@
       <w:pPr>
         <w:numPr>
           <w:ilvl w:val="0"/>
-          <w:numId w:val="1011"/>
+          <w:numId w:val="1017"/>
         </w:numPr>
       </w:pPr>
       <w:r>
@@ -10002,7 +13020,7 @@
       <w:pPr>
         <w:numPr>
           <w:ilvl w:val="0"/>
-          <w:numId w:val="1011"/>
+          <w:numId w:val="1017"/>
         </w:numPr>
       </w:pPr>
       <w:r>
@@ -10575,8 +13593,8 @@
         </w:pict>
       </w:r>
     </w:p>
-    <w:bookmarkEnd w:id="24"/>
-    <w:bookmarkStart w:id="34" w:name="习题c.4"/>
+    <w:bookmarkEnd w:id="37"/>
+    <w:bookmarkStart w:id="47" w:name="习题c.4"/>
     <w:p>
       <w:pPr>
         <w:pStyle w:val="Heading2"/>
@@ -10586,7 +13604,7 @@
         <w:rPr>
           <w:rFonts w:ascii="Times New Roman" w:hAnsi="Times New Roman" w:eastAsia="Times New Roman" w:cs="Times New Roman"/>
         </w:rPr>
-        <w:t xml:space="preserve">7.6 </w:t>
+        <w:t xml:space="preserve">7.8 </w:t>
       </w:r>
       <w:r>
         <w:rPr>
@@ -10855,7 +13873,7 @@
       <w:pPr>
         <w:numPr>
           <w:ilvl w:val="0"/>
-          <w:numId w:val="1012"/>
+          <w:numId w:val="1018"/>
         </w:numPr>
       </w:pPr>
       <w:r>
@@ -10887,7 +13905,7 @@
       <w:pPr>
         <w:numPr>
           <w:ilvl w:val="0"/>
-          <w:numId w:val="1012"/>
+          <w:numId w:val="1018"/>
         </w:numPr>
       </w:pPr>
       <w:r>
@@ -10919,7 +13937,7 @@
       <w:pPr>
         <w:numPr>
           <w:ilvl w:val="0"/>
-          <w:numId w:val="1012"/>
+          <w:numId w:val="1018"/>
         </w:numPr>
       </w:pPr>
       <w:r>
@@ -10939,7 +13957,7 @@
       <w:pPr>
         <w:numPr>
           <w:ilvl w:val="0"/>
-          <w:numId w:val="1012"/>
+          <w:numId w:val="1018"/>
         </w:numPr>
       </w:pPr>
       <w:r>
@@ -10959,7 +13977,7 @@
       <w:pPr>
         <w:numPr>
           <w:ilvl w:val="0"/>
-          <w:numId w:val="1012"/>
+          <w:numId w:val="1018"/>
         </w:numPr>
       </w:pPr>
       <w:r>
@@ -11093,7 +14111,7 @@
       <w:pPr>
         <w:numPr>
           <w:ilvl w:val="0"/>
-          <w:numId w:val="1013"/>
+          <w:numId w:val="1019"/>
         </w:numPr>
       </w:pPr>
       <m:oMath>
@@ -11171,7 +14189,7 @@
       <w:pPr>
         <w:numPr>
           <w:ilvl w:val="0"/>
-          <w:numId w:val="1013"/>
+          <w:numId w:val="1019"/>
         </w:numPr>
       </w:pPr>
       <w:r>
@@ -11663,7 +14681,7 @@
       <w:pPr>
         <w:numPr>
           <w:ilvl w:val="0"/>
-          <w:numId w:val="1013"/>
+          <w:numId w:val="1019"/>
         </w:numPr>
       </w:pPr>
       <w:r>
@@ -11838,7 +14856,7 @@
         <w:pStyle w:val="Compact"/>
         <w:numPr>
           <w:ilvl w:val="0"/>
-          <w:numId w:val="1014"/>
+          <w:numId w:val="1020"/>
         </w:numPr>
       </w:pPr>
       <w:r>
@@ -13011,18 +16029,18 @@
           <wp:inline>
             <wp:extent cx="3600000" cy="1634934"/>
             <wp:effectExtent b="0" l="0" r="0" t="0"/>
-            <wp:docPr descr="" title="" id="26" name="Picture"/>
+            <wp:docPr descr="" title="" id="39" name="Picture"/>
             <a:graphic>
               <a:graphicData uri="http://schemas.openxmlformats.org/drawingml/2006/picture">
                 <pic:pic>
                   <pic:nvPicPr>
-                    <pic:cNvPr descr="6eebf3750fc7fbae5fa7d8703a593a5b36868f81ae3df4d434bed2ae2e2bfaca.jpg" id="27" name="Picture"/>
+                    <pic:cNvPr descr="6eebf3750fc7fbae5fa7d8703a593a5b36868f81ae3df4d434bed2ae2e2bfaca.jpg" id="40" name="Picture"/>
                     <pic:cNvPicPr>
                       <a:picLocks noChangeArrowheads="1" noChangeAspect="1"/>
                     </pic:cNvPicPr>
                   </pic:nvPicPr>
                   <pic:blipFill>
-                    <a:blip r:embed="rId25"/>
+                    <a:blip r:embed="rId38"/>
                     <a:stretch>
                       <a:fillRect/>
                     </a:stretch>
@@ -13063,18 +16081,18 @@
           <wp:inline>
             <wp:extent cx="3600000" cy="1390449"/>
             <wp:effectExtent b="0" l="0" r="0" t="0"/>
-            <wp:docPr descr="" title="" id="29" name="Picture"/>
+            <wp:docPr descr="" title="" id="42" name="Picture"/>
             <a:graphic>
               <a:graphicData uri="http://schemas.openxmlformats.org/drawingml/2006/picture">
                 <pic:pic>
                   <pic:nvPicPr>
-                    <pic:cNvPr descr="32321d44609dc80580da746e32941b6475f43ad9cd365fceae4657ccab956685.jpg" id="30" name="Picture"/>
+                    <pic:cNvPr descr="32321d44609dc80580da746e32941b6475f43ad9cd365fceae4657ccab956685.jpg" id="43" name="Picture"/>
                     <pic:cNvPicPr>
                       <a:picLocks noChangeArrowheads="1" noChangeAspect="1"/>
                     </pic:cNvPicPr>
                   </pic:nvPicPr>
                   <pic:blipFill>
-                    <a:blip r:embed="rId28"/>
+                    <a:blip r:embed="rId41"/>
                     <a:stretch>
                       <a:fillRect/>
                     </a:stretch>
@@ -13118,18 +16136,18 @@
           <wp:inline>
             <wp:extent cx="3600000" cy="1342780"/>
             <wp:effectExtent b="0" l="0" r="0" t="0"/>
-            <wp:docPr descr="" title="" id="32" name="Picture"/>
+            <wp:docPr descr="" title="" id="45" name="Picture"/>
             <a:graphic>
               <a:graphicData uri="http://schemas.openxmlformats.org/drawingml/2006/picture">
                 <pic:pic>
                   <pic:nvPicPr>
-                    <pic:cNvPr descr="a843223b7d803e311a00f1407747c9848bef322183242b680324806f1708f7f9.jpg" id="33" name="Picture"/>
+                    <pic:cNvPr descr="a843223b7d803e311a00f1407747c9848bef322183242b680324806f1708f7f9.jpg" id="46" name="Picture"/>
                     <pic:cNvPicPr>
                       <a:picLocks noChangeArrowheads="1" noChangeAspect="1"/>
                     </pic:cNvPicPr>
                   </pic:nvPicPr>
                   <pic:blipFill>
-                    <a:blip r:embed="rId31"/>
+                    <a:blip r:embed="rId44"/>
                     <a:stretch>
                       <a:fillRect/>
                     </a:stretch>
@@ -14334,8 +17352,8 @@
         </w:pict>
       </w:r>
     </w:p>
-    <w:bookmarkEnd w:id="34"/>
-    <w:bookmarkStart w:id="38" w:name="习题c.5"/>
+    <w:bookmarkEnd w:id="47"/>
+    <w:bookmarkStart w:id="51" w:name="习题c.5"/>
     <w:p>
       <w:pPr>
         <w:pStyle w:val="Heading2"/>
@@ -14345,7 +17363,7 @@
         <w:rPr>
           <w:rFonts w:ascii="Times New Roman" w:hAnsi="Times New Roman" w:eastAsia="Times New Roman" w:cs="Times New Roman"/>
         </w:rPr>
-        <w:t xml:space="preserve">7.7 </w:t>
+        <w:t xml:space="preserve">7.9 </w:t>
       </w:r>
       <w:r>
         <w:rPr>
@@ -14443,7 +17461,7 @@
       <w:pPr>
         <w:numPr>
           <w:ilvl w:val="0"/>
-          <w:numId w:val="1015"/>
+          <w:numId w:val="1021"/>
         </w:numPr>
       </w:pPr>
       <w:r>
@@ -14493,7 +17511,7 @@
       <w:pPr>
         <w:numPr>
           <w:ilvl w:val="0"/>
-          <w:numId w:val="1015"/>
+          <w:numId w:val="1021"/>
         </w:numPr>
       </w:pPr>
       <w:r>
@@ -14678,7 +17696,7 @@
       <w:pPr>
         <w:numPr>
           <w:ilvl w:val="0"/>
-          <w:numId w:val="1015"/>
+          <w:numId w:val="1021"/>
         </w:numPr>
       </w:pPr>
       <w:r>
@@ -14728,7 +17746,7 @@
       <w:pPr>
         <w:numPr>
           <w:ilvl w:val="0"/>
-          <w:numId w:val="1015"/>
+          <w:numId w:val="1021"/>
         </w:numPr>
       </w:pPr>
       <w:r>
@@ -14778,18 +17796,18 @@
           <wp:inline>
             <wp:extent cx="3600000" cy="2617627"/>
             <wp:effectExtent b="0" l="0" r="0" t="0"/>
-            <wp:docPr descr="" title="" id="36" name="Picture"/>
+            <wp:docPr descr="" title="" id="49" name="Picture"/>
             <a:graphic>
               <a:graphicData uri="http://schemas.openxmlformats.org/drawingml/2006/picture">
                 <pic:pic>
                   <pic:nvPicPr>
-                    <pic:cNvPr descr="dff404e47769d159124c33bae38ad0bbe4af5878d35539255b37612eb83999d0.jpg" id="37" name="Picture"/>
+                    <pic:cNvPr descr="dff404e47769d159124c33bae38ad0bbe4af5878d35539255b37612eb83999d0.jpg" id="50" name="Picture"/>
                     <pic:cNvPicPr>
                       <a:picLocks noChangeArrowheads="1" noChangeAspect="1"/>
                     </pic:cNvPicPr>
                   </pic:nvPicPr>
                   <pic:blipFill>
-                    <a:blip r:embed="rId35"/>
+                    <a:blip r:embed="rId48"/>
                     <a:stretch>
                       <a:fillRect/>
                     </a:stretch>
@@ -14992,7 +18010,7 @@
         <w:pStyle w:val="Compact"/>
         <w:numPr>
           <w:ilvl w:val="0"/>
-          <w:numId w:val="1016"/>
+          <w:numId w:val="1022"/>
         </w:numPr>
       </w:pPr>
       <w:r>
@@ -19181,7 +22199,7 @@
         <w:pStyle w:val="Compact"/>
         <w:numPr>
           <w:ilvl w:val="0"/>
-          <w:numId w:val="1017"/>
+          <w:numId w:val="1023"/>
         </w:numPr>
       </w:pPr>
       <w:r>
@@ -20426,8 +23444,8 @@
         </w:pict>
       </w:r>
     </w:p>
-    <w:bookmarkEnd w:id="38"/>
-    <w:bookmarkStart w:id="39" w:name="习题c.6"/>
+    <w:bookmarkEnd w:id="51"/>
+    <w:bookmarkStart w:id="52" w:name="习题c.6"/>
     <w:p>
       <w:pPr>
         <w:pStyle w:val="Heading2"/>
@@ -20437,7 +23455,7 @@
         <w:rPr>
           <w:rFonts w:ascii="Times New Roman" w:hAnsi="Times New Roman" w:eastAsia="Times New Roman" w:cs="Times New Roman"/>
         </w:rPr>
-        <w:t xml:space="preserve">7.8 </w:t>
+        <w:t xml:space="preserve">7.10 </w:t>
       </w:r>
       <w:r>
         <w:rPr>
@@ -22584,8 +25602,8 @@
         </w:pict>
       </w:r>
     </w:p>
-    <w:bookmarkEnd w:id="39"/>
-    <w:bookmarkStart w:id="46" w:name="习题c.7"/>
+    <w:bookmarkEnd w:id="52"/>
+    <w:bookmarkStart w:id="59" w:name="习题c.7"/>
     <w:p>
       <w:pPr>
         <w:pStyle w:val="Heading2"/>
@@ -22595,7 +25613,7 @@
         <w:rPr>
           <w:rFonts w:ascii="Times New Roman" w:hAnsi="Times New Roman" w:eastAsia="Times New Roman" w:cs="Times New Roman"/>
         </w:rPr>
-        <w:t xml:space="preserve">7.9 </w:t>
+        <w:t xml:space="preserve">7.11 </w:t>
       </w:r>
       <w:r>
         <w:rPr>
@@ -22704,7 +25722,7 @@
         <w:pStyle w:val="Compact"/>
         <w:numPr>
           <w:ilvl w:val="0"/>
-          <w:numId w:val="1018"/>
+          <w:numId w:val="1024"/>
         </w:numPr>
       </w:pPr>
       <w:r>
@@ -22754,7 +25772,7 @@
       <w:pPr>
         <w:numPr>
           <w:ilvl w:val="0"/>
-          <w:numId w:val="1019"/>
+          <w:numId w:val="1025"/>
         </w:numPr>
       </w:pPr>
       <w:r>
@@ -22792,7 +25810,7 @@
       <w:pPr>
         <w:numPr>
           <w:ilvl w:val="0"/>
-          <w:numId w:val="1019"/>
+          <w:numId w:val="1025"/>
         </w:numPr>
       </w:pPr>
       <w:r>
@@ -22812,7 +25830,7 @@
       <w:pPr>
         <w:numPr>
           <w:ilvl w:val="0"/>
-          <w:numId w:val="1019"/>
+          <w:numId w:val="1025"/>
         </w:numPr>
       </w:pPr>
       <w:r>
@@ -22868,7 +25886,7 @@
       <w:pPr>
         <w:numPr>
           <w:ilvl w:val="0"/>
-          <w:numId w:val="1019"/>
+          <w:numId w:val="1025"/>
         </w:numPr>
       </w:pPr>
       <w:r>
@@ -22982,7 +26000,7 @@
       <w:pPr>
         <w:numPr>
           <w:ilvl w:val="0"/>
-          <w:numId w:val="1019"/>
+          <w:numId w:val="1025"/>
         </w:numPr>
       </w:pPr>
       <w:r>
@@ -23033,7 +26051,7 @@
       <w:pPr>
         <w:numPr>
           <w:ilvl w:val="0"/>
-          <w:numId w:val="1019"/>
+          <w:numId w:val="1025"/>
         </w:numPr>
       </w:pPr>
       <w:r>
@@ -23097,7 +26115,7 @@
         <w:pStyle w:val="Compact"/>
         <w:numPr>
           <w:ilvl w:val="0"/>
-          <w:numId w:val="1020"/>
+          <w:numId w:val="1026"/>
         </w:numPr>
       </w:pPr>
       <w:r>
@@ -23299,7 +26317,7 @@
         <w:pStyle w:val="Compact"/>
         <w:numPr>
           <w:ilvl w:val="0"/>
-          <w:numId w:val="1021"/>
+          <w:numId w:val="1027"/>
         </w:numPr>
       </w:pPr>
       <w:r>
@@ -23855,18 +26873,18 @@
           <wp:inline>
             <wp:extent cx="3600000" cy="2305990"/>
             <wp:effectExtent b="0" l="0" r="0" t="0"/>
-            <wp:docPr descr="" title="" id="41" name="Picture"/>
+            <wp:docPr descr="" title="" id="54" name="Picture"/>
             <a:graphic>
               <a:graphicData uri="http://schemas.openxmlformats.org/drawingml/2006/picture">
                 <pic:pic>
                   <pic:nvPicPr>
-                    <pic:cNvPr descr="6fcaf06e364d399f461840182befe7498fc6e61344f618540022b196d575fb33.jpg" id="42" name="Picture"/>
+                    <pic:cNvPr descr="6fcaf06e364d399f461840182befe7498fc6e61344f618540022b196d575fb33.jpg" id="55" name="Picture"/>
                     <pic:cNvPicPr>
                       <a:picLocks noChangeArrowheads="1" noChangeAspect="1"/>
                     </pic:cNvPicPr>
                   </pic:nvPicPr>
                   <pic:blipFill>
-                    <a:blip r:embed="rId40"/>
+                    <a:blip r:embed="rId53"/>
                     <a:stretch>
                       <a:fillRect/>
                     </a:stretch>
@@ -23963,18 +26981,18 @@
           <wp:inline>
             <wp:extent cx="3240000" cy="3240000"/>
             <wp:effectExtent b="0" l="0" r="0" t="0"/>
-            <wp:docPr descr="" title="" id="44" name="Picture"/>
+            <wp:docPr descr="" title="" id="57" name="Picture"/>
             <a:graphic>
               <a:graphicData uri="http://schemas.openxmlformats.org/drawingml/2006/picture">
                 <pic:pic>
                   <pic:nvPicPr>
-                    <pic:cNvPr descr="78a82b7c1e1d0a3a209fed55c5280ebc01ce04b85e3f97fc659bd210afdc23c0.jpg" id="45" name="Picture"/>
+                    <pic:cNvPr descr="78a82b7c1e1d0a3a209fed55c5280ebc01ce04b85e3f97fc659bd210afdc23c0.jpg" id="58" name="Picture"/>
                     <pic:cNvPicPr>
                       <a:picLocks noChangeArrowheads="1" noChangeAspect="1"/>
                     </pic:cNvPicPr>
                   </pic:nvPicPr>
                   <pic:blipFill>
-                    <a:blip r:embed="rId43"/>
+                    <a:blip r:embed="rId56"/>
                     <a:stretch>
                       <a:fillRect/>
                     </a:stretch>
@@ -24052,7 +27070,7 @@
         <w:pStyle w:val="Compact"/>
         <w:numPr>
           <w:ilvl w:val="0"/>
-          <w:numId w:val="1022"/>
+          <w:numId w:val="1028"/>
         </w:numPr>
       </w:pPr>
       <w:r>
@@ -24229,7 +27247,7 @@
       <w:pPr>
         <w:numPr>
           <w:ilvl w:val="0"/>
-          <w:numId w:val="1023"/>
+          <w:numId w:val="1029"/>
         </w:numPr>
       </w:pPr>
       <w:r>
@@ -24390,7 +27408,7 @@
       <w:pPr>
         <w:numPr>
           <w:ilvl w:val="0"/>
-          <w:numId w:val="1023"/>
+          <w:numId w:val="1029"/>
         </w:numPr>
       </w:pPr>
       <w:r>
@@ -24410,7 +27428,7 @@
       <w:pPr>
         <w:numPr>
           <w:ilvl w:val="0"/>
-          <w:numId w:val="1023"/>
+          <w:numId w:val="1029"/>
         </w:numPr>
       </w:pPr>
       <w:r>
@@ -24812,7 +27830,7 @@
       <w:pPr>
         <w:numPr>
           <w:ilvl w:val="0"/>
-          <w:numId w:val="1023"/>
+          <w:numId w:val="1029"/>
         </w:numPr>
       </w:pPr>
       <w:r>
@@ -25269,7 +28287,7 @@
       <w:pPr>
         <w:numPr>
           <w:ilvl w:val="0"/>
-          <w:numId w:val="1024"/>
+          <w:numId w:val="1030"/>
         </w:numPr>
       </w:pPr>
       <w:r>
@@ -25465,7 +28483,7 @@
       <w:pPr>
         <w:numPr>
           <w:ilvl w:val="0"/>
-          <w:numId w:val="1024"/>
+          <w:numId w:val="1030"/>
         </w:numPr>
       </w:pPr>
       <m:oMath>
@@ -25708,7 +28726,7 @@
         <w:pStyle w:val="Compact"/>
         <w:numPr>
           <w:ilvl w:val="0"/>
-          <w:numId w:val="1025"/>
+          <w:numId w:val="1031"/>
         </w:numPr>
       </w:pPr>
       <w:r>
@@ -26322,7 +29340,7 @@
         <w:pStyle w:val="Compact"/>
         <w:numPr>
           <w:ilvl w:val="0"/>
-          <w:numId w:val="1026"/>
+          <w:numId w:val="1032"/>
         </w:numPr>
       </w:pPr>
       <w:r>
@@ -27484,7 +30502,7 @@
         <w:pStyle w:val="Compact"/>
         <w:numPr>
           <w:ilvl w:val="0"/>
-          <w:numId w:val="1027"/>
+          <w:numId w:val="1033"/>
         </w:numPr>
       </w:pPr>
       <w:r>
@@ -27688,8 +30706,8 @@
         </w:pict>
       </w:r>
     </w:p>
-    <w:bookmarkEnd w:id="46"/>
-    <w:bookmarkStart w:id="47" w:name="习题c.8"/>
+    <w:bookmarkEnd w:id="59"/>
+    <w:bookmarkStart w:id="60" w:name="习题c.8"/>
     <w:p>
       <w:pPr>
         <w:pStyle w:val="Heading2"/>
@@ -27699,7 +30717,7 @@
         <w:rPr>
           <w:rFonts w:ascii="Times New Roman" w:hAnsi="Times New Roman" w:eastAsia="Times New Roman" w:cs="Times New Roman"/>
         </w:rPr>
-        <w:t xml:space="preserve">7.10 </w:t>
+        <w:t xml:space="preserve">7.12 </w:t>
       </w:r>
       <w:r>
         <w:rPr>
@@ -27735,7 +30753,7 @@
       <w:pPr>
         <w:numPr>
           <w:ilvl w:val="0"/>
-          <w:numId w:val="1028"/>
+          <w:numId w:val="1034"/>
         </w:numPr>
       </w:pPr>
       <w:r>
@@ -27749,7 +30767,7 @@
       <w:pPr>
         <w:numPr>
           <w:ilvl w:val="0"/>
-          <w:numId w:val="1028"/>
+          <w:numId w:val="1034"/>
         </w:numPr>
       </w:pPr>
       <w:r>
@@ -27789,7 +30807,7 @@
       <w:pPr>
         <w:numPr>
           <w:ilvl w:val="0"/>
-          <w:numId w:val="1028"/>
+          <w:numId w:val="1034"/>
         </w:numPr>
       </w:pPr>
       <w:r>
@@ -27849,7 +30867,7 @@
       <w:pPr>
         <w:numPr>
           <w:ilvl w:val="0"/>
-          <w:numId w:val="1029"/>
+          <w:numId w:val="1035"/>
         </w:numPr>
       </w:pPr>
       <w:r>
@@ -27889,7 +30907,7 @@
       <w:pPr>
         <w:numPr>
           <w:ilvl w:val="0"/>
-          <w:numId w:val="1029"/>
+          <w:numId w:val="1035"/>
         </w:numPr>
       </w:pPr>
       <w:r>
@@ -27929,7 +30947,7 @@
       <w:pPr>
         <w:numPr>
           <w:ilvl w:val="0"/>
-          <w:numId w:val="1029"/>
+          <w:numId w:val="1035"/>
         </w:numPr>
       </w:pPr>
       <m:oMath>
@@ -28033,7 +31051,7 @@
       <w:pPr>
         <w:numPr>
           <w:ilvl w:val="0"/>
-          <w:numId w:val="1029"/>
+          <w:numId w:val="1035"/>
         </w:numPr>
       </w:pPr>
       <m:oMath>
@@ -28217,7 +31235,7 @@
       <w:pPr>
         <w:numPr>
           <w:ilvl w:val="0"/>
-          <w:numId w:val="1030"/>
+          <w:numId w:val="1036"/>
         </w:numPr>
       </w:pPr>
       <w:r>
@@ -28315,7 +31333,7 @@
       <w:pPr>
         <w:numPr>
           <w:ilvl w:val="0"/>
-          <w:numId w:val="1030"/>
+          <w:numId w:val="1036"/>
         </w:numPr>
       </w:pPr>
       <w:r>
@@ -28579,7 +31597,7 @@
       <w:pPr>
         <w:numPr>
           <w:ilvl w:val="0"/>
-          <w:numId w:val="1030"/>
+          <w:numId w:val="1036"/>
         </w:numPr>
       </w:pPr>
       <w:r>
@@ -28622,7 +31640,7 @@
       <w:pPr>
         <w:numPr>
           <w:ilvl w:val="0"/>
-          <w:numId w:val="1030"/>
+          <w:numId w:val="1036"/>
         </w:numPr>
       </w:pPr>
       <w:r>
@@ -28666,7 +31684,7 @@
       <w:pPr>
         <w:numPr>
           <w:ilvl w:val="0"/>
-          <w:numId w:val="1030"/>
+          <w:numId w:val="1036"/>
         </w:numPr>
       </w:pPr>
       <w:r>
@@ -28710,8 +31728,8 @@
         </w:pict>
       </w:r>
     </w:p>
-    <w:bookmarkEnd w:id="47"/>
-    <w:bookmarkStart w:id="51" w:name="习题c.9"/>
+    <w:bookmarkEnd w:id="60"/>
+    <w:bookmarkStart w:id="64" w:name="习题c.9"/>
     <w:p>
       <w:pPr>
         <w:pStyle w:val="Heading2"/>
@@ -28721,7 +31739,7 @@
         <w:rPr>
           <w:rFonts w:ascii="Times New Roman" w:hAnsi="Times New Roman" w:eastAsia="Times New Roman" w:cs="Times New Roman"/>
         </w:rPr>
-        <w:t xml:space="preserve">7.11 </w:t>
+        <w:t xml:space="preserve">7.13 </w:t>
       </w:r>
       <w:r>
         <w:rPr>
@@ -29188,18 +32206,18 @@
           <wp:inline>
             <wp:extent cx="3600000" cy="1610908"/>
             <wp:effectExtent b="0" l="0" r="0" t="0"/>
-            <wp:docPr descr="" title="" id="49" name="Picture"/>
+            <wp:docPr descr="" title="" id="62" name="Picture"/>
             <a:graphic>
               <a:graphicData uri="http://schemas.openxmlformats.org/drawingml/2006/picture">
                 <pic:pic>
                   <pic:nvPicPr>
-                    <pic:cNvPr descr="b0bda72cf9753f6b13566be4511803cf62cf3493a0a985724a324c0ce65cc2ba.jpg" id="50" name="Picture"/>
+                    <pic:cNvPr descr="b0bda72cf9753f6b13566be4511803cf62cf3493a0a985724a324c0ce65cc2ba.jpg" id="63" name="Picture"/>
                     <pic:cNvPicPr>
                       <a:picLocks noChangeArrowheads="1" noChangeAspect="1"/>
                     </pic:cNvPicPr>
                   </pic:nvPicPr>
                   <pic:blipFill>
-                    <a:blip r:embed="rId48"/>
+                    <a:blip r:embed="rId61"/>
                     <a:stretch>
                       <a:fillRect/>
                     </a:stretch>
@@ -29295,7 +32313,7 @@
       <w:pPr>
         <w:numPr>
           <w:ilvl w:val="0"/>
-          <w:numId w:val="1031"/>
+          <w:numId w:val="1037"/>
         </w:numPr>
       </w:pPr>
       <w:r>
@@ -29363,7 +32381,7 @@
       <w:pPr>
         <w:numPr>
           <w:ilvl w:val="0"/>
-          <w:numId w:val="1031"/>
+          <w:numId w:val="1037"/>
         </w:numPr>
       </w:pPr>
       <w:r>
@@ -29425,8 +32443,8 @@
         </w:pict>
       </w:r>
     </w:p>
-    <w:bookmarkEnd w:id="51"/>
-    <w:bookmarkStart w:id="52" w:name="习题c.10"/>
+    <w:bookmarkEnd w:id="64"/>
+    <w:bookmarkStart w:id="65" w:name="习题c.10"/>
     <w:p>
       <w:pPr>
         <w:pStyle w:val="Heading2"/>
@@ -29436,7 +32454,7 @@
         <w:rPr>
           <w:rFonts w:ascii="Times New Roman" w:hAnsi="Times New Roman" w:eastAsia="Times New Roman" w:cs="Times New Roman"/>
         </w:rPr>
-        <w:t xml:space="preserve">7.12 </w:t>
+        <w:t xml:space="preserve">7.14 </w:t>
       </w:r>
       <w:r>
         <w:rPr>
@@ -29987,7 +33005,7 @@
       <w:pPr>
         <w:numPr>
           <w:ilvl w:val="0"/>
-          <w:numId w:val="1032"/>
+          <w:numId w:val="1038"/>
         </w:numPr>
       </w:pPr>
       <w:r>
@@ -30025,7 +33043,7 @@
       <w:pPr>
         <w:numPr>
           <w:ilvl w:val="0"/>
-          <w:numId w:val="1032"/>
+          <w:numId w:val="1038"/>
         </w:numPr>
       </w:pPr>
       <w:r>
@@ -30062,7 +33080,7 @@
       <w:pPr>
         <w:numPr>
           <w:ilvl w:val="0"/>
-          <w:numId w:val="1033"/>
+          <w:numId w:val="1039"/>
         </w:numPr>
       </w:pPr>
       <w:r>
@@ -30603,7 +33621,7 @@
       <w:pPr>
         <w:numPr>
           <w:ilvl w:val="0"/>
-          <w:numId w:val="1033"/>
+          <w:numId w:val="1039"/>
         </w:numPr>
       </w:pPr>
       <w:r>
@@ -30623,7 +33641,7 @@
       <w:pPr>
         <w:numPr>
           <w:ilvl w:val="0"/>
-          <w:numId w:val="1034"/>
+          <w:numId w:val="1040"/>
         </w:numPr>
       </w:pPr>
       <w:r>
@@ -30724,7 +33742,7 @@
       <w:pPr>
         <w:numPr>
           <w:ilvl w:val="0"/>
-          <w:numId w:val="1034"/>
+          <w:numId w:val="1040"/>
         </w:numPr>
       </w:pPr>
       <w:r>
@@ -30885,7 +33903,7 @@
       <w:pPr>
         <w:numPr>
           <w:ilvl w:val="0"/>
-          <w:numId w:val="1034"/>
+          <w:numId w:val="1040"/>
         </w:numPr>
       </w:pPr>
       <w:r>
@@ -31032,7 +34050,7 @@
       <w:pPr>
         <w:numPr>
           <w:ilvl w:val="0"/>
-          <w:numId w:val="1034"/>
+          <w:numId w:val="1040"/>
         </w:numPr>
       </w:pPr>
       <w:r>
@@ -31343,7 +34361,7 @@
       <w:pPr>
         <w:numPr>
           <w:ilvl w:val="0"/>
-          <w:numId w:val="1034"/>
+          <w:numId w:val="1040"/>
         </w:numPr>
       </w:pPr>
       <m:oMath>
@@ -31485,7 +34503,7 @@
       <w:pPr>
         <w:numPr>
           <w:ilvl w:val="0"/>
-          <w:numId w:val="1034"/>
+          <w:numId w:val="1040"/>
         </w:numPr>
       </w:pPr>
       <w:r>
@@ -31681,8 +34699,8 @@
         </w:pict>
       </w:r>
     </w:p>
-    <w:bookmarkEnd w:id="52"/>
-    <w:bookmarkStart w:id="53" w:name="习题c.11"/>
+    <w:bookmarkEnd w:id="65"/>
+    <w:bookmarkStart w:id="66" w:name="习题c.11"/>
     <w:p>
       <w:pPr>
         <w:pStyle w:val="Heading2"/>
@@ -31692,7 +34710,7 @@
         <w:rPr>
           <w:rFonts w:ascii="Times New Roman" w:hAnsi="Times New Roman" w:eastAsia="Times New Roman" w:cs="Times New Roman"/>
         </w:rPr>
-        <w:t xml:space="preserve">7.13 </w:t>
+        <w:t xml:space="preserve">7.15 </w:t>
       </w:r>
       <w:r>
         <w:rPr>
@@ -31765,7 +34783,7 @@
         <w:pStyle w:val="Compact"/>
         <w:numPr>
           <w:ilvl w:val="0"/>
-          <w:numId w:val="1035"/>
+          <w:numId w:val="1041"/>
         </w:numPr>
       </w:pPr>
       <m:oMath>
@@ -32064,7 +35082,7 @@
       <w:pPr>
         <w:numPr>
           <w:ilvl w:val="0"/>
-          <w:numId w:val="1036"/>
+          <w:numId w:val="1042"/>
         </w:numPr>
       </w:pPr>
       <m:oMath>
@@ -32227,7 +35245,7 @@
       <w:pPr>
         <w:numPr>
           <w:ilvl w:val="0"/>
-          <w:numId w:val="1036"/>
+          <w:numId w:val="1042"/>
         </w:numPr>
       </w:pPr>
       <m:oMath>
@@ -32411,7 +35429,7 @@
       <w:pPr>
         <w:numPr>
           <w:ilvl w:val="0"/>
-          <w:numId w:val="1036"/>
+          <w:numId w:val="1042"/>
         </w:numPr>
       </w:pPr>
       <w:r>
@@ -32556,7 +35574,7 @@
       <w:pPr>
         <w:numPr>
           <w:ilvl w:val="0"/>
-          <w:numId w:val="1036"/>
+          <w:numId w:val="1042"/>
         </w:numPr>
       </w:pPr>
       <w:r>
@@ -32688,7 +35706,7 @@
       <w:pPr>
         <w:numPr>
           <w:ilvl w:val="0"/>
-          <w:numId w:val="1036"/>
+          <w:numId w:val="1042"/>
         </w:numPr>
       </w:pPr>
       <m:oMath>
@@ -32857,7 +35875,7 @@
       <w:pPr>
         <w:numPr>
           <w:ilvl w:val="0"/>
-          <w:numId w:val="1036"/>
+          <w:numId w:val="1042"/>
         </w:numPr>
       </w:pPr>
       <w:r>
@@ -32964,7 +35982,7 @@
       <w:pPr>
         <w:numPr>
           <w:ilvl w:val="0"/>
-          <w:numId w:val="1036"/>
+          <w:numId w:val="1042"/>
         </w:numPr>
       </w:pPr>
       <m:oMath>
@@ -33115,7 +36133,7 @@
       <w:pPr>
         <w:numPr>
           <w:ilvl w:val="0"/>
-          <w:numId w:val="1036"/>
+          <w:numId w:val="1042"/>
         </w:numPr>
       </w:pPr>
       <m:oMath>
@@ -33241,8 +36259,8 @@
         </w:pict>
       </w:r>
     </w:p>
-    <w:bookmarkEnd w:id="53"/>
-    <w:bookmarkStart w:id="57" w:name="习题c.12"/>
+    <w:bookmarkEnd w:id="66"/>
+    <w:bookmarkStart w:id="70" w:name="习题c.12"/>
     <w:p>
       <w:pPr>
         <w:pStyle w:val="Heading2"/>
@@ -33252,7 +36270,7 @@
         <w:rPr>
           <w:rFonts w:ascii="Times New Roman" w:hAnsi="Times New Roman" w:eastAsia="Times New Roman" w:cs="Times New Roman"/>
         </w:rPr>
-        <w:t xml:space="preserve">7.14 </w:t>
+        <w:t xml:space="preserve">7.16 </w:t>
       </w:r>
       <w:r>
         <w:rPr>
@@ -33788,7 +36806,7 @@
         <w:pStyle w:val="Compact"/>
         <w:numPr>
           <w:ilvl w:val="0"/>
-          <w:numId w:val="1037"/>
+          <w:numId w:val="1043"/>
         </w:numPr>
       </w:pPr>
       <w:r>
@@ -34015,7 +37033,7 @@
         <w:pStyle w:val="Compact"/>
         <w:numPr>
           <w:ilvl w:val="0"/>
-          <w:numId w:val="1038"/>
+          <w:numId w:val="1044"/>
         </w:numPr>
       </w:pPr>
       <w:r>
@@ -34728,7 +37746,7 @@
         <w:pStyle w:val="Compact"/>
         <w:numPr>
           <w:ilvl w:val="0"/>
-          <w:numId w:val="1039"/>
+          <w:numId w:val="1045"/>
         </w:numPr>
       </w:pPr>
       <w:r>
@@ -35987,18 +39005,18 @@
           <wp:inline>
             <wp:extent cx="3600000" cy="1862184"/>
             <wp:effectExtent b="0" l="0" r="0" t="0"/>
-            <wp:docPr descr="" title="" id="55" name="Picture"/>
+            <wp:docPr descr="" title="" id="68" name="Picture"/>
             <a:graphic>
               <a:graphicData uri="http://schemas.openxmlformats.org/drawingml/2006/picture">
                 <pic:pic>
                   <pic:nvPicPr>
-                    <pic:cNvPr descr="5d6a7edd0189119cbb8aff9a300d30fa071f3f85749107efdf72c50825084c81.jpg" id="56" name="Picture"/>
+                    <pic:cNvPr descr="5d6a7edd0189119cbb8aff9a300d30fa071f3f85749107efdf72c50825084c81.jpg" id="69" name="Picture"/>
                     <pic:cNvPicPr>
                       <a:picLocks noChangeArrowheads="1" noChangeAspect="1"/>
                     </pic:cNvPicPr>
                   </pic:nvPicPr>
                   <pic:blipFill>
-                    <a:blip r:embed="rId54"/>
+                    <a:blip r:embed="rId67"/>
                     <a:stretch>
                       <a:fillRect/>
                     </a:stretch>
@@ -36282,8 +39300,8 @@
         </w:pict>
       </w:r>
     </w:p>
-    <w:bookmarkEnd w:id="57"/>
-    <w:bookmarkStart w:id="58" w:name="习题c.13"/>
+    <w:bookmarkEnd w:id="70"/>
+    <w:bookmarkStart w:id="71" w:name="习题c.13"/>
     <w:p>
       <w:pPr>
         <w:pStyle w:val="Heading2"/>
@@ -36293,7 +39311,7 @@
         <w:rPr>
           <w:rFonts w:ascii="Times New Roman" w:hAnsi="Times New Roman" w:eastAsia="Times New Roman" w:cs="Times New Roman"/>
         </w:rPr>
-        <w:t xml:space="preserve">7.15 </w:t>
+        <w:t xml:space="preserve">7.17 </w:t>
       </w:r>
       <w:r>
         <w:rPr>
@@ -36567,7 +39585,7 @@
         <w:pStyle w:val="Compact"/>
         <w:numPr>
           <w:ilvl w:val="0"/>
-          <w:numId w:val="1041"/>
+          <w:numId w:val="1047"/>
         </w:numPr>
       </w:pPr>
       <w:r>
@@ -37860,7 +40878,7 @@
         <w:pStyle w:val="Compact"/>
         <w:numPr>
           <w:ilvl w:val="0"/>
-          <w:numId w:val="1042"/>
+          <w:numId w:val="1048"/>
         </w:numPr>
       </w:pPr>
       <w:r>
@@ -38771,8 +41789,8 @@
         </w:pict>
       </w:r>
     </w:p>
-    <w:bookmarkEnd w:id="58"/>
-    <w:bookmarkStart w:id="59" w:name="习题c.14"/>
+    <w:bookmarkEnd w:id="71"/>
+    <w:bookmarkStart w:id="72" w:name="习题c.14"/>
     <w:p>
       <w:pPr>
         <w:pStyle w:val="Heading2"/>
@@ -38782,7 +41800,7 @@
         <w:rPr>
           <w:rFonts w:ascii="Times New Roman" w:hAnsi="Times New Roman" w:eastAsia="Times New Roman" w:cs="Times New Roman"/>
         </w:rPr>
-        <w:t xml:space="preserve">7.16 </w:t>
+        <w:t xml:space="preserve">7.18 </w:t>
       </w:r>
       <w:r>
         <w:rPr>
@@ -38855,7 +41873,7 @@
         <w:pStyle w:val="Compact"/>
         <w:numPr>
           <w:ilvl w:val="0"/>
-          <w:numId w:val="1043"/>
+          <w:numId w:val="1049"/>
         </w:numPr>
       </w:pPr>
       <w:r>
@@ -39575,7 +42593,7 @@
         <w:pStyle w:val="Compact"/>
         <w:numPr>
           <w:ilvl w:val="0"/>
-          <w:numId w:val="1044"/>
+          <w:numId w:val="1050"/>
         </w:numPr>
       </w:pPr>
       <w:r>
@@ -39862,7 +42880,7 @@
       <w:pPr>
         <w:numPr>
           <w:ilvl w:val="0"/>
-          <w:numId w:val="1045"/>
+          <w:numId w:val="1051"/>
         </w:numPr>
       </w:pPr>
       <w:r>
@@ -39936,7 +42954,7 @@
       <w:pPr>
         <w:numPr>
           <w:ilvl w:val="0"/>
-          <w:numId w:val="1045"/>
+          <w:numId w:val="1051"/>
         </w:numPr>
       </w:pPr>
       <w:r>
@@ -39956,7 +42974,7 @@
       <w:pPr>
         <w:numPr>
           <w:ilvl w:val="0"/>
-          <w:numId w:val="1045"/>
+          <w:numId w:val="1051"/>
         </w:numPr>
       </w:pPr>
       <w:r>
@@ -40006,7 +43024,7 @@
         <w:pStyle w:val="Compact"/>
         <w:numPr>
           <w:ilvl w:val="0"/>
-          <w:numId w:val="1046"/>
+          <w:numId w:val="1052"/>
         </w:numPr>
       </w:pPr>
       <m:oMath>
@@ -40473,7 +43491,7 @@
         <w:pStyle w:val="Compact"/>
         <w:numPr>
           <w:ilvl w:val="0"/>
-          <w:numId w:val="1047"/>
+          <w:numId w:val="1053"/>
         </w:numPr>
       </w:pPr>
       <m:oMath>
@@ -41362,7 +44380,7 @@
         <w:pStyle w:val="Compact"/>
         <w:numPr>
           <w:ilvl w:val="0"/>
-          <w:numId w:val="1048"/>
+          <w:numId w:val="1054"/>
         </w:numPr>
       </w:pPr>
     </w:p>
@@ -41371,7 +44389,7 @@
         <w:pStyle w:val="Compact"/>
         <w:numPr>
           <w:ilvl w:val="1"/>
-          <w:numId w:val="1049"/>
+          <w:numId w:val="1055"/>
         </w:numPr>
       </w:pPr>
       <w:r>
@@ -42306,7 +45324,7 @@
       <w:pPr>
         <w:numPr>
           <w:ilvl w:val="0"/>
-          <w:numId w:val="1050"/>
+          <w:numId w:val="1056"/>
         </w:numPr>
       </w:pPr>
       <m:oMath>
@@ -42439,7 +45457,7 @@
       <w:pPr>
         <w:numPr>
           <w:ilvl w:val="0"/>
-          <w:numId w:val="1050"/>
+          <w:numId w:val="1056"/>
         </w:numPr>
       </w:pPr>
       <m:oMath>
@@ -42592,8 +45610,8 @@
         </w:pict>
       </w:r>
     </w:p>
-    <w:bookmarkEnd w:id="59"/>
-    <w:bookmarkStart w:id="60" w:name="习题c.15"/>
+    <w:bookmarkEnd w:id="72"/>
+    <w:bookmarkStart w:id="73" w:name="习题c.15"/>
     <w:p>
       <w:pPr>
         <w:pStyle w:val="Heading2"/>
@@ -42603,7 +45621,7 @@
         <w:rPr>
           <w:rFonts w:ascii="Times New Roman" w:hAnsi="Times New Roman" w:eastAsia="Times New Roman" w:cs="Times New Roman"/>
         </w:rPr>
-        <w:t xml:space="preserve">7.17 </w:t>
+        <w:t xml:space="preserve">7.19 </w:t>
       </w:r>
       <w:r>
         <w:rPr>
@@ -42974,7 +45992,7 @@
         <w:pStyle w:val="Compact"/>
         <w:numPr>
           <w:ilvl w:val="0"/>
-          <w:numId w:val="1051"/>
+          <w:numId w:val="1057"/>
         </w:numPr>
       </w:pPr>
       <w:r>
@@ -43698,8 +46716,8 @@
         </w:pict>
       </w:r>
     </w:p>
-    <w:bookmarkEnd w:id="60"/>
-    <w:bookmarkStart w:id="61" w:name="习题c.16"/>
+    <w:bookmarkEnd w:id="73"/>
+    <w:bookmarkStart w:id="74" w:name="习题c.16"/>
     <w:p>
       <w:pPr>
         <w:pStyle w:val="Heading2"/>
@@ -43709,7 +46727,7 @@
         <w:rPr>
           <w:rFonts w:ascii="Times New Roman" w:hAnsi="Times New Roman" w:eastAsia="Times New Roman" w:cs="Times New Roman"/>
         </w:rPr>
-        <w:t xml:space="preserve">7.18 </w:t>
+        <w:t xml:space="preserve">7.20 </w:t>
       </w:r>
       <w:r>
         <w:rPr>
@@ -44071,7 +47089,7 @@
       <w:pPr>
         <w:numPr>
           <w:ilvl w:val="0"/>
-          <w:numId w:val="1052"/>
+          <w:numId w:val="1058"/>
         </w:numPr>
       </w:pPr>
       <w:r>
@@ -44103,7 +47121,7 @@
       <w:pPr>
         <w:numPr>
           <w:ilvl w:val="0"/>
-          <w:numId w:val="1052"/>
+          <w:numId w:val="1058"/>
         </w:numPr>
       </w:pPr>
       <w:r>
@@ -44135,7 +47153,7 @@
       <w:pPr>
         <w:numPr>
           <w:ilvl w:val="0"/>
-          <w:numId w:val="1052"/>
+          <w:numId w:val="1058"/>
         </w:numPr>
       </w:pPr>
       <w:r>
@@ -44193,7 +47211,7 @@
       <w:pPr>
         <w:numPr>
           <w:ilvl w:val="0"/>
-          <w:numId w:val="1052"/>
+          <w:numId w:val="1058"/>
         </w:numPr>
       </w:pPr>
       <w:r>
@@ -44320,7 +47338,7 @@
       <w:pPr>
         <w:numPr>
           <w:ilvl w:val="0"/>
-          <w:numId w:val="1052"/>
+          <w:numId w:val="1058"/>
         </w:numPr>
       </w:pPr>
       <w:r>
@@ -44365,7 +47383,7 @@
       <w:pPr>
         <w:numPr>
           <w:ilvl w:val="0"/>
-          <w:numId w:val="1052"/>
+          <w:numId w:val="1058"/>
         </w:numPr>
       </w:pPr>
       <w:r>
@@ -44403,7 +47421,7 @@
         <w:pStyle w:val="Compact"/>
         <w:numPr>
           <w:ilvl w:val="0"/>
-          <w:numId w:val="1053"/>
+          <w:numId w:val="1059"/>
         </w:numPr>
       </w:pPr>
       <w:r>
@@ -44480,7 +47498,7 @@
         <w:pStyle w:val="Compact"/>
         <w:numPr>
           <w:ilvl w:val="0"/>
-          <w:numId w:val="1054"/>
+          <w:numId w:val="1060"/>
         </w:numPr>
       </w:pPr>
       <w:r>
@@ -44949,8 +47967,8 @@
         </w:pict>
       </w:r>
     </w:p>
-    <w:bookmarkEnd w:id="61"/>
-    <w:bookmarkStart w:id="62" w:name="习题c.18"/>
+    <w:bookmarkEnd w:id="74"/>
+    <w:bookmarkStart w:id="75" w:name="习题c.18"/>
     <w:p>
       <w:pPr>
         <w:pStyle w:val="Heading2"/>
@@ -44960,7 +47978,7 @@
         <w:rPr>
           <w:rFonts w:ascii="Times New Roman" w:hAnsi="Times New Roman" w:eastAsia="Times New Roman" w:cs="Times New Roman"/>
         </w:rPr>
-        <w:t xml:space="preserve">7.19 </w:t>
+        <w:t xml:space="preserve">7.21 </w:t>
       </w:r>
       <w:r>
         <w:rPr>
@@ -45057,7 +48075,7 @@
       <w:pPr>
         <w:numPr>
           <w:ilvl w:val="0"/>
-          <w:numId w:val="1055"/>
+          <w:numId w:val="1061"/>
         </w:numPr>
       </w:pPr>
       <w:r>
@@ -45107,7 +48125,7 @@
       <w:pPr>
         <w:numPr>
           <w:ilvl w:val="0"/>
-          <w:numId w:val="1055"/>
+          <w:numId w:val="1061"/>
         </w:numPr>
       </w:pPr>
       <w:r>
@@ -45174,7 +48192,7 @@
       <w:pPr>
         <w:numPr>
           <w:ilvl w:val="0"/>
-          <w:numId w:val="1055"/>
+          <w:numId w:val="1061"/>
         </w:numPr>
       </w:pPr>
       <w:r>
@@ -45248,7 +48266,7 @@
       <w:pPr>
         <w:numPr>
           <w:ilvl w:val="0"/>
-          <w:numId w:val="1055"/>
+          <w:numId w:val="1061"/>
         </w:numPr>
       </w:pPr>
       <w:r>
@@ -45483,7 +48501,7 @@
       <w:pPr>
         <w:numPr>
           <w:ilvl w:val="0"/>
-          <w:numId w:val="1056"/>
+          <w:numId w:val="1062"/>
         </w:numPr>
       </w:pPr>
       <w:r>
@@ -45533,7 +48551,7 @@
       <w:pPr>
         <w:numPr>
           <w:ilvl w:val="0"/>
-          <w:numId w:val="1056"/>
+          <w:numId w:val="1062"/>
         </w:numPr>
       </w:pPr>
       <w:r>
@@ -45600,7 +48618,7 @@
       <w:pPr>
         <w:numPr>
           <w:ilvl w:val="0"/>
-          <w:numId w:val="1056"/>
+          <w:numId w:val="1062"/>
         </w:numPr>
       </w:pPr>
       <w:r>
@@ -45674,7 +48692,7 @@
       <w:pPr>
         <w:numPr>
           <w:ilvl w:val="0"/>
-          <w:numId w:val="1056"/>
+          <w:numId w:val="1062"/>
         </w:numPr>
       </w:pPr>
       <w:r>
@@ -45898,8 +48916,8 @@
         </w:pict>
       </w:r>
     </w:p>
-    <w:bookmarkEnd w:id="62"/>
-    <w:bookmarkStart w:id="63" w:name="习题c.19"/>
+    <w:bookmarkEnd w:id="75"/>
+    <w:bookmarkStart w:id="76" w:name="习题c.19"/>
     <w:p>
       <w:pPr>
         <w:pStyle w:val="Heading2"/>
@@ -45909,7 +48927,7 @@
         <w:rPr>
           <w:rFonts w:ascii="Times New Roman" w:hAnsi="Times New Roman" w:eastAsia="Times New Roman" w:cs="Times New Roman"/>
         </w:rPr>
-        <w:t xml:space="preserve">7.20 </w:t>
+        <w:t xml:space="preserve">7.22 </w:t>
       </w:r>
       <w:r>
         <w:rPr>
@@ -46294,7 +49312,7 @@
         <w:pStyle w:val="Compact"/>
         <w:numPr>
           <w:ilvl w:val="0"/>
-          <w:numId w:val="1057"/>
+          <w:numId w:val="1063"/>
         </w:numPr>
       </w:pPr>
       <w:r>
@@ -46706,7 +49724,7 @@
         <w:pStyle w:val="Compact"/>
         <w:numPr>
           <w:ilvl w:val="0"/>
-          <w:numId w:val="1058"/>
+          <w:numId w:val="1064"/>
         </w:numPr>
       </w:pPr>
       <w:r>
@@ -47098,7 +50116,7 @@
         <w:pStyle w:val="Compact"/>
         <w:numPr>
           <w:ilvl w:val="0"/>
-          <w:numId w:val="1059"/>
+          <w:numId w:val="1065"/>
         </w:numPr>
       </w:pPr>
       <w:r>
@@ -47510,7 +50528,7 @@
         <w:pStyle w:val="Compact"/>
         <w:numPr>
           <w:ilvl w:val="0"/>
-          <w:numId w:val="1060"/>
+          <w:numId w:val="1066"/>
         </w:numPr>
       </w:pPr>
       <w:r>
@@ -47890,8 +50908,8 @@
         </w:pict>
       </w:r>
     </w:p>
-    <w:bookmarkEnd w:id="63"/>
-    <w:bookmarkStart w:id="64" w:name="习题c.20"/>
+    <w:bookmarkEnd w:id="76"/>
+    <w:bookmarkStart w:id="77" w:name="习题c.20"/>
     <w:p>
       <w:pPr>
         <w:pStyle w:val="Heading2"/>
@@ -47901,7 +50919,7 @@
         <w:rPr>
           <w:rFonts w:ascii="Times New Roman" w:hAnsi="Times New Roman" w:eastAsia="Times New Roman" w:cs="Times New Roman"/>
         </w:rPr>
-        <w:t xml:space="preserve">7.21 </w:t>
+        <w:t xml:space="preserve">7.23 </w:t>
       </w:r>
       <w:r>
         <w:rPr>
@@ -49601,8 +52619,8 @@
         </w:pict>
       </w:r>
     </w:p>
-    <w:bookmarkEnd w:id="64"/>
-    <w:bookmarkStart w:id="65" w:name="习题c.21"/>
+    <w:bookmarkEnd w:id="77"/>
+    <w:bookmarkStart w:id="78" w:name="习题c.21"/>
     <w:p>
       <w:pPr>
         <w:pStyle w:val="Heading2"/>
@@ -49612,7 +52630,7 @@
         <w:rPr>
           <w:rFonts w:ascii="Times New Roman" w:hAnsi="Times New Roman" w:eastAsia="Times New Roman" w:cs="Times New Roman"/>
         </w:rPr>
-        <w:t xml:space="preserve">7.22 </w:t>
+        <w:t xml:space="preserve">7.24 </w:t>
       </w:r>
       <w:r>
         <w:rPr>
@@ -49769,7 +52787,7 @@
       <w:pPr>
         <w:numPr>
           <w:ilvl w:val="0"/>
-          <w:numId w:val="1061"/>
+          <w:numId w:val="1067"/>
         </w:numPr>
       </w:pPr>
       <w:r>
@@ -49801,7 +52819,7 @@
       <w:pPr>
         <w:numPr>
           <w:ilvl w:val="0"/>
-          <w:numId w:val="1061"/>
+          <w:numId w:val="1067"/>
         </w:numPr>
       </w:pPr>
       <w:r>
@@ -49876,7 +52894,7 @@
       <w:pPr>
         <w:numPr>
           <w:ilvl w:val="0"/>
-          <w:numId w:val="1062"/>
+          <w:numId w:val="1068"/>
         </w:numPr>
       </w:pPr>
       <w:r>
@@ -50021,7 +53039,7 @@
       <w:pPr>
         <w:numPr>
           <w:ilvl w:val="0"/>
-          <w:numId w:val="1062"/>
+          <w:numId w:val="1068"/>
         </w:numPr>
       </w:pPr>
       <w:r>
@@ -50231,7 +53249,7 @@
       <w:pPr>
         <w:numPr>
           <w:ilvl w:val="0"/>
-          <w:numId w:val="1063"/>
+          <w:numId w:val="1069"/>
         </w:numPr>
       </w:pPr>
       <w:r>
@@ -50331,7 +53349,7 @@
       <w:pPr>
         <w:numPr>
           <w:ilvl w:val="0"/>
-          <w:numId w:val="1063"/>
+          <w:numId w:val="1069"/>
         </w:numPr>
       </w:pPr>
       <w:r>
@@ -50716,7 +53734,7 @@
         <w:pStyle w:val="Compact"/>
         <w:numPr>
           <w:ilvl w:val="0"/>
-          <w:numId w:val="1064"/>
+          <w:numId w:val="1070"/>
         </w:numPr>
       </w:pPr>
       <w:r>
@@ -50987,7 +54005,7 @@
         <w:pStyle w:val="Compact"/>
         <w:numPr>
           <w:ilvl w:val="0"/>
-          <w:numId w:val="1065"/>
+          <w:numId w:val="1071"/>
         </w:numPr>
       </w:pPr>
       <m:oMath>
@@ -51292,7 +54310,7 @@
         <w:pStyle w:val="Compact"/>
         <w:numPr>
           <w:ilvl w:val="0"/>
-          <w:numId w:val="1066"/>
+          <w:numId w:val="1072"/>
         </w:numPr>
       </w:pPr>
       <w:r>
@@ -51418,7 +54436,7 @@
       <w:pPr>
         <w:numPr>
           <w:ilvl w:val="0"/>
-          <w:numId w:val="1067"/>
+          <w:numId w:val="1073"/>
         </w:numPr>
       </w:pPr>
       <w:r>
@@ -51450,7 +54468,7 @@
       <w:pPr>
         <w:numPr>
           <w:ilvl w:val="0"/>
-          <w:numId w:val="1067"/>
+          <w:numId w:val="1073"/>
         </w:numPr>
       </w:pPr>
       <w:r>
@@ -51525,7 +54543,7 @@
       <w:pPr>
         <w:numPr>
           <w:ilvl w:val="0"/>
-          <w:numId w:val="1068"/>
+          <w:numId w:val="1074"/>
         </w:numPr>
       </w:pPr>
       <w:r>
@@ -51670,7 +54688,7 @@
       <w:pPr>
         <w:numPr>
           <w:ilvl w:val="0"/>
-          <w:numId w:val="1068"/>
+          <w:numId w:val="1074"/>
         </w:numPr>
       </w:pPr>
       <w:r>
@@ -51880,7 +54898,7 @@
       <w:pPr>
         <w:numPr>
           <w:ilvl w:val="0"/>
-          <w:numId w:val="1069"/>
+          <w:numId w:val="1075"/>
         </w:numPr>
       </w:pPr>
       <w:r>
@@ -51980,7 +54998,7 @@
       <w:pPr>
         <w:numPr>
           <w:ilvl w:val="0"/>
-          <w:numId w:val="1069"/>
+          <w:numId w:val="1075"/>
         </w:numPr>
       </w:pPr>
       <w:r>
@@ -52365,7 +55383,7 @@
         <w:pStyle w:val="Compact"/>
         <w:numPr>
           <w:ilvl w:val="0"/>
-          <w:numId w:val="1070"/>
+          <w:numId w:val="1076"/>
         </w:numPr>
       </w:pPr>
       <w:r>
@@ -52636,7 +55654,7 @@
         <w:pStyle w:val="Compact"/>
         <w:numPr>
           <w:ilvl w:val="0"/>
-          <w:numId w:val="1071"/>
+          <w:numId w:val="1077"/>
         </w:numPr>
       </w:pPr>
       <m:oMath>
@@ -52941,7 +55959,7 @@
         <w:pStyle w:val="Compact"/>
         <w:numPr>
           <w:ilvl w:val="0"/>
-          <w:numId w:val="1072"/>
+          <w:numId w:val="1078"/>
         </w:numPr>
       </w:pPr>
       <w:r>
@@ -53056,8 +56074,8 @@
         </w:pict>
       </w:r>
     </w:p>
-    <w:bookmarkEnd w:id="65"/>
-    <w:bookmarkStart w:id="66" w:name="习题c.22"/>
+    <w:bookmarkEnd w:id="78"/>
+    <w:bookmarkStart w:id="79" w:name="习题c.22"/>
     <w:p>
       <w:pPr>
         <w:pStyle w:val="Heading2"/>
@@ -53067,7 +56085,7 @@
         <w:rPr>
           <w:rFonts w:ascii="Times New Roman" w:hAnsi="Times New Roman" w:eastAsia="Times New Roman" w:cs="Times New Roman"/>
         </w:rPr>
-        <w:t xml:space="preserve">7.23 </w:t>
+        <w:t xml:space="preserve">7.25 </w:t>
       </w:r>
       <w:r>
         <w:rPr>
@@ -53234,7 +56252,7 @@
         <w:pStyle w:val="Compact"/>
         <w:numPr>
           <w:ilvl w:val="0"/>
-          <w:numId w:val="1073"/>
+          <w:numId w:val="1079"/>
         </w:numPr>
       </w:pPr>
       <w:r>
@@ -53507,7 +56525,7 @@
         <w:pStyle w:val="Compact"/>
         <w:numPr>
           <w:ilvl w:val="0"/>
-          <w:numId w:val="1074"/>
+          <w:numId w:val="1080"/>
         </w:numPr>
       </w:pPr>
       <w:r>
@@ -53729,7 +56747,7 @@
       <w:pPr>
         <w:numPr>
           <w:ilvl w:val="0"/>
-          <w:numId w:val="1075"/>
+          <w:numId w:val="1081"/>
         </w:numPr>
       </w:pPr>
       <w:r>
@@ -53840,7 +56858,7 @@
       <w:pPr>
         <w:numPr>
           <w:ilvl w:val="0"/>
-          <w:numId w:val="1075"/>
+          <w:numId w:val="1081"/>
         </w:numPr>
       </w:pPr>
       <w:r>
@@ -54050,7 +57068,7 @@
         <w:pStyle w:val="Compact"/>
         <w:numPr>
           <w:ilvl w:val="0"/>
-          <w:numId w:val="1076"/>
+          <w:numId w:val="1082"/>
         </w:numPr>
       </w:pPr>
       <w:r>
@@ -54323,7 +57341,7 @@
         <w:pStyle w:val="Compact"/>
         <w:numPr>
           <w:ilvl w:val="0"/>
-          <w:numId w:val="1077"/>
+          <w:numId w:val="1083"/>
         </w:numPr>
       </w:pPr>
       <w:r>
@@ -54545,7 +57563,7 @@
       <w:pPr>
         <w:numPr>
           <w:ilvl w:val="0"/>
-          <w:numId w:val="1078"/>
+          <w:numId w:val="1084"/>
         </w:numPr>
       </w:pPr>
       <w:r>
@@ -54656,7 +57674,7 @@
       <w:pPr>
         <w:numPr>
           <w:ilvl w:val="0"/>
-          <w:numId w:val="1078"/>
+          <w:numId w:val="1084"/>
         </w:numPr>
       </w:pPr>
       <w:r>
@@ -54854,8 +57872,8 @@
         </w:pict>
       </w:r>
     </w:p>
-    <w:bookmarkEnd w:id="66"/>
-    <w:bookmarkStart w:id="67" w:name="习题c.23"/>
+    <w:bookmarkEnd w:id="79"/>
+    <w:bookmarkStart w:id="80" w:name="习题c.23"/>
     <w:p>
       <w:pPr>
         <w:pStyle w:val="Heading2"/>
@@ -54865,7 +57883,7 @@
         <w:rPr>
           <w:rFonts w:ascii="Times New Roman" w:hAnsi="Times New Roman" w:eastAsia="Times New Roman" w:cs="Times New Roman"/>
         </w:rPr>
-        <w:t xml:space="preserve">7.24 </w:t>
+        <w:t xml:space="preserve">7.26 </w:t>
       </w:r>
       <w:r>
         <w:rPr>
@@ -55513,8 +58531,8 @@
         </w:pict>
       </w:r>
     </w:p>
-    <w:bookmarkEnd w:id="67"/>
-    <w:bookmarkEnd w:id="68"/>
+    <w:bookmarkEnd w:id="80"/>
+    <w:bookmarkEnd w:id="81"/>
     <w:sectPr>
       <w:footerReference w:type="default" r:id="rId9"/>
       <w:footnotePr>
@@ -55766,6 +58784,91 @@
       </w:rPr>
     </w:lvl>
   </w:abstractNum>
+  <w:abstractNum w:abstractNumId="99411">
+    <w:nsid w:val="00A99411"/>
+    <w:multiLevelType w:val="multilevel"/>
+    <w:lvl w:ilvl="0">
+      <w:start w:val="1"/>
+      <w:numFmt w:val="decimal"/>
+      <w:lvlText w:val="%1."/>
+      <w:lvlJc w:val="left"/>
+      <w:pPr>
+        <w:ind w:left="720" w:hanging="360"/>
+      </w:pPr>
+    </w:lvl>
+    <w:lvl w:ilvl="1">
+      <w:start w:val="1"/>
+      <w:numFmt w:val="decimal"/>
+      <w:lvlText w:val="%2."/>
+      <w:lvlJc w:val="left"/>
+      <w:pPr>
+        <w:ind w:left="1440" w:hanging="360"/>
+      </w:pPr>
+    </w:lvl>
+    <w:lvl w:ilvl="2">
+      <w:start w:val="1"/>
+      <w:numFmt w:val="decimal"/>
+      <w:lvlText w:val="%3."/>
+      <w:lvlJc w:val="left"/>
+      <w:pPr>
+        <w:ind w:left="2160" w:hanging="360"/>
+      </w:pPr>
+    </w:lvl>
+    <w:lvl w:ilvl="3">
+      <w:start w:val="1"/>
+      <w:numFmt w:val="decimal"/>
+      <w:lvlText w:val="%4."/>
+      <w:lvlJc w:val="left"/>
+      <w:pPr>
+        <w:ind w:left="2880" w:hanging="360"/>
+      </w:pPr>
+    </w:lvl>
+    <w:lvl w:ilvl="4">
+      <w:start w:val="1"/>
+      <w:numFmt w:val="decimal"/>
+      <w:lvlText w:val="%5."/>
+      <w:lvlJc w:val="left"/>
+      <w:pPr>
+        <w:ind w:left="3600" w:hanging="360"/>
+      </w:pPr>
+    </w:lvl>
+    <w:lvl w:ilvl="5">
+      <w:start w:val="1"/>
+      <w:numFmt w:val="decimal"/>
+      <w:lvlText w:val="%6."/>
+      <w:lvlJc w:val="left"/>
+      <w:pPr>
+        <w:ind w:left="4320" w:hanging="360"/>
+      </w:pPr>
+    </w:lvl>
+    <w:lvl w:ilvl="6">
+      <w:start w:val="1"/>
+      <w:numFmt w:val="decimal"/>
+      <w:lvlText w:val="%7."/>
+      <w:lvlJc w:val="left"/>
+      <w:pPr>
+        <w:ind w:left="5040" w:hanging="360"/>
+      </w:pPr>
+    </w:lvl>
+    <w:lvl w:ilvl="7">
+      <w:start w:val="1"/>
+      <w:numFmt w:val="decimal"/>
+      <w:lvlText w:val="%8."/>
+      <w:lvlJc w:val="left"/>
+      <w:pPr>
+        <w:ind w:left="5760" w:hanging="360"/>
+      </w:pPr>
+    </w:lvl>
+    <w:lvl w:ilvl="8">
+      <w:start w:val="1"/>
+      <w:numFmt w:val="decimal"/>
+      <w:lvlText w:val="%9."/>
+      <w:lvlJc w:val="left"/>
+      <w:pPr>
+        <w:ind w:left="6480" w:hanging="360"/>
+      </w:pPr>
+    </w:lvl>
+  </w:abstractNum>
   <w:abstractNum w:abstractNumId="99431">
     <w:nsid w:val="00A99431"/>
     <w:multiLevelType w:val="multilevel"/>
@@ -56802,187 +59905,52 @@
     <w:abstractNumId w:val="991"/>
   </w:num>
   <w:num w:numId="1005">
+    <w:abstractNumId w:val="99411"/>
+    <w:lvlOverride w:ilvl="0">
+      <w:startOverride w:val="1"/>
+    </w:lvlOverride>
+    <w:lvlOverride w:ilvl="1">
+      <w:startOverride w:val="1"/>
+    </w:lvlOverride>
+    <w:lvlOverride w:ilvl="2">
+      <w:startOverride w:val="1"/>
+    </w:lvlOverride>
+    <w:lvlOverride w:ilvl="3">
+      <w:startOverride w:val="1"/>
+    </w:lvlOverride>
+    <w:lvlOverride w:ilvl="4">
+      <w:startOverride w:val="1"/>
+    </w:lvlOverride>
+    <w:lvlOverride w:ilvl="5">
+      <w:startOverride w:val="1"/>
+    </w:lvlOverride>
+    <w:lvlOverride w:ilvl="6">
+      <w:startOverride w:val="1"/>
+    </w:lvlOverride>
+    <w:lvlOverride w:ilvl="7">
+      <w:startOverride w:val="1"/>
+    </w:lvlOverride>
+    <w:lvlOverride w:ilvl="8">
+      <w:startOverride w:val="1"/>
+    </w:lvlOverride>
+  </w:num>
+  <w:num w:numId="1006">
     <w:abstractNumId w:val="991"/>
   </w:num>
-  <w:num w:numId="1006">
-    <w:abstractNumId w:val="99431"/>
-    <w:lvlOverride w:ilvl="0">
-      <w:startOverride w:val="1"/>
-    </w:lvlOverride>
-    <w:lvlOverride w:ilvl="1">
-      <w:startOverride w:val="1"/>
-    </w:lvlOverride>
-    <w:lvlOverride w:ilvl="2">
-      <w:startOverride w:val="1"/>
-    </w:lvlOverride>
-    <w:lvlOverride w:ilvl="3">
-      <w:startOverride w:val="1"/>
-    </w:lvlOverride>
-    <w:lvlOverride w:ilvl="4">
-      <w:startOverride w:val="1"/>
-    </w:lvlOverride>
-    <w:lvlOverride w:ilvl="5">
-      <w:startOverride w:val="1"/>
-    </w:lvlOverride>
-    <w:lvlOverride w:ilvl="6">
-      <w:startOverride w:val="1"/>
-    </w:lvlOverride>
-    <w:lvlOverride w:ilvl="7">
-      <w:startOverride w:val="1"/>
-    </w:lvlOverride>
-    <w:lvlOverride w:ilvl="8">
-      <w:startOverride w:val="1"/>
-    </w:lvlOverride>
-  </w:num>
   <w:num w:numId="1007">
-    <w:abstractNumId w:val="99432"/>
-    <w:lvlOverride w:ilvl="0">
-      <w:startOverride w:val="2"/>
-    </w:lvlOverride>
-    <w:lvlOverride w:ilvl="1">
-      <w:startOverride w:val="2"/>
-    </w:lvlOverride>
-    <w:lvlOverride w:ilvl="2">
-      <w:startOverride w:val="2"/>
-    </w:lvlOverride>
-    <w:lvlOverride w:ilvl="3">
-      <w:startOverride w:val="2"/>
-    </w:lvlOverride>
-    <w:lvlOverride w:ilvl="4">
-      <w:startOverride w:val="2"/>
-    </w:lvlOverride>
-    <w:lvlOverride w:ilvl="5">
-      <w:startOverride w:val="2"/>
-    </w:lvlOverride>
-    <w:lvlOverride w:ilvl="6">
-      <w:startOverride w:val="2"/>
-    </w:lvlOverride>
-    <w:lvlOverride w:ilvl="7">
-      <w:startOverride w:val="2"/>
-    </w:lvlOverride>
-    <w:lvlOverride w:ilvl="8">
-      <w:startOverride w:val="2"/>
-    </w:lvlOverride>
+    <w:abstractNumId w:val="991"/>
   </w:num>
   <w:num w:numId="1008">
-    <w:abstractNumId w:val="99431"/>
-    <w:lvlOverride w:ilvl="0">
-      <w:startOverride w:val="1"/>
-    </w:lvlOverride>
-    <w:lvlOverride w:ilvl="1">
-      <w:startOverride w:val="1"/>
-    </w:lvlOverride>
-    <w:lvlOverride w:ilvl="2">
-      <w:startOverride w:val="1"/>
-    </w:lvlOverride>
-    <w:lvlOverride w:ilvl="3">
-      <w:startOverride w:val="1"/>
-    </w:lvlOverride>
-    <w:lvlOverride w:ilvl="4">
-      <w:startOverride w:val="1"/>
-    </w:lvlOverride>
-    <w:lvlOverride w:ilvl="5">
-      <w:startOverride w:val="1"/>
-    </w:lvlOverride>
-    <w:lvlOverride w:ilvl="6">
-      <w:startOverride w:val="1"/>
-    </w:lvlOverride>
-    <w:lvlOverride w:ilvl="7">
-      <w:startOverride w:val="1"/>
-    </w:lvlOverride>
-    <w:lvlOverride w:ilvl="8">
-      <w:startOverride w:val="1"/>
-    </w:lvlOverride>
+    <w:abstractNumId w:val="991"/>
   </w:num>
   <w:num w:numId="1009">
-    <w:abstractNumId w:val="99431"/>
-    <w:lvlOverride w:ilvl="0">
-      <w:startOverride w:val="1"/>
-    </w:lvlOverride>
-    <w:lvlOverride w:ilvl="1">
-      <w:startOverride w:val="1"/>
-    </w:lvlOverride>
-    <w:lvlOverride w:ilvl="2">
-      <w:startOverride w:val="1"/>
-    </w:lvlOverride>
-    <w:lvlOverride w:ilvl="3">
-      <w:startOverride w:val="1"/>
-    </w:lvlOverride>
-    <w:lvlOverride w:ilvl="4">
-      <w:startOverride w:val="1"/>
-    </w:lvlOverride>
-    <w:lvlOverride w:ilvl="5">
-      <w:startOverride w:val="1"/>
-    </w:lvlOverride>
-    <w:lvlOverride w:ilvl="6">
-      <w:startOverride w:val="1"/>
-    </w:lvlOverride>
-    <w:lvlOverride w:ilvl="7">
-      <w:startOverride w:val="1"/>
-    </w:lvlOverride>
-    <w:lvlOverride w:ilvl="8">
-      <w:startOverride w:val="1"/>
-    </w:lvlOverride>
+    <w:abstractNumId w:val="991"/>
   </w:num>
   <w:num w:numId="1010">
-    <w:abstractNumId w:val="99432"/>
-    <w:lvlOverride w:ilvl="0">
-      <w:startOverride w:val="2"/>
-    </w:lvlOverride>
-    <w:lvlOverride w:ilvl="1">
-      <w:startOverride w:val="2"/>
-    </w:lvlOverride>
-    <w:lvlOverride w:ilvl="2">
-      <w:startOverride w:val="2"/>
-    </w:lvlOverride>
-    <w:lvlOverride w:ilvl="3">
-      <w:startOverride w:val="2"/>
-    </w:lvlOverride>
-    <w:lvlOverride w:ilvl="4">
-      <w:startOverride w:val="2"/>
-    </w:lvlOverride>
-    <w:lvlOverride w:ilvl="5">
-      <w:startOverride w:val="2"/>
-    </w:lvlOverride>
-    <w:lvlOverride w:ilvl="6">
-      <w:startOverride w:val="2"/>
-    </w:lvlOverride>
-    <w:lvlOverride w:ilvl="7">
-      <w:startOverride w:val="2"/>
-    </w:lvlOverride>
-    <w:lvlOverride w:ilvl="8">
-      <w:startOverride w:val="2"/>
-    </w:lvlOverride>
+    <w:abstractNumId w:val="991"/>
   </w:num>
   <w:num w:numId="1011">
-    <w:abstractNumId w:val="99431"/>
-    <w:lvlOverride w:ilvl="0">
-      <w:startOverride w:val="1"/>
-    </w:lvlOverride>
-    <w:lvlOverride w:ilvl="1">
-      <w:startOverride w:val="1"/>
-    </w:lvlOverride>
-    <w:lvlOverride w:ilvl="2">
-      <w:startOverride w:val="1"/>
-    </w:lvlOverride>
-    <w:lvlOverride w:ilvl="3">
-      <w:startOverride w:val="1"/>
-    </w:lvlOverride>
-    <w:lvlOverride w:ilvl="4">
-      <w:startOverride w:val="1"/>
-    </w:lvlOverride>
-    <w:lvlOverride w:ilvl="5">
-      <w:startOverride w:val="1"/>
-    </w:lvlOverride>
-    <w:lvlOverride w:ilvl="6">
-      <w:startOverride w:val="1"/>
-    </w:lvlOverride>
-    <w:lvlOverride w:ilvl="7">
-      <w:startOverride w:val="1"/>
-    </w:lvlOverride>
-    <w:lvlOverride w:ilvl="8">
-      <w:startOverride w:val="1"/>
-    </w:lvlOverride>
+    <w:abstractNumId w:val="991"/>
   </w:num>
   <w:num w:numId="1012">
     <w:abstractNumId w:val="99431"/>
@@ -57015,6 +59983,36 @@
     </w:lvlOverride>
   </w:num>
   <w:num w:numId="1013">
+    <w:abstractNumId w:val="99432"/>
+    <w:lvlOverride w:ilvl="0">
+      <w:startOverride w:val="2"/>
+    </w:lvlOverride>
+    <w:lvlOverride w:ilvl="1">
+      <w:startOverride w:val="2"/>
+    </w:lvlOverride>
+    <w:lvlOverride w:ilvl="2">
+      <w:startOverride w:val="2"/>
+    </w:lvlOverride>
+    <w:lvlOverride w:ilvl="3">
+      <w:startOverride w:val="2"/>
+    </w:lvlOverride>
+    <w:lvlOverride w:ilvl="4">
+      <w:startOverride w:val="2"/>
+    </w:lvlOverride>
+    <w:lvlOverride w:ilvl="5">
+      <w:startOverride w:val="2"/>
+    </w:lvlOverride>
+    <w:lvlOverride w:ilvl="6">
+      <w:startOverride w:val="2"/>
+    </w:lvlOverride>
+    <w:lvlOverride w:ilvl="7">
+      <w:startOverride w:val="2"/>
+    </w:lvlOverride>
+    <w:lvlOverride w:ilvl="8">
+      <w:startOverride w:val="2"/>
+    </w:lvlOverride>
+  </w:num>
+  <w:num w:numId="1014">
     <w:abstractNumId w:val="99431"/>
     <w:lvlOverride w:ilvl="0">
       <w:startOverride w:val="1"/>
@@ -57042,36 +60040,6 @@
     </w:lvlOverride>
     <w:lvlOverride w:ilvl="8">
       <w:startOverride w:val="1"/>
-    </w:lvlOverride>
-  </w:num>
-  <w:num w:numId="1014">
-    <w:abstractNumId w:val="99434"/>
-    <w:lvlOverride w:ilvl="0">
-      <w:startOverride w:val="4"/>
-    </w:lvlOverride>
-    <w:lvlOverride w:ilvl="1">
-      <w:startOverride w:val="4"/>
-    </w:lvlOverride>
-    <w:lvlOverride w:ilvl="2">
-      <w:startOverride w:val="4"/>
-    </w:lvlOverride>
-    <w:lvlOverride w:ilvl="3">
-      <w:startOverride w:val="4"/>
-    </w:lvlOverride>
-    <w:lvlOverride w:ilvl="4">
-      <w:startOverride w:val="4"/>
-    </w:lvlOverride>
-    <w:lvlOverride w:ilvl="5">
-      <w:startOverride w:val="4"/>
-    </w:lvlOverride>
-    <w:lvlOverride w:ilvl="6">
-      <w:startOverride w:val="4"/>
-    </w:lvlOverride>
-    <w:lvlOverride w:ilvl="7">
-      <w:startOverride w:val="4"/>
-    </w:lvlOverride>
-    <w:lvlOverride w:ilvl="8">
-      <w:startOverride w:val="4"/>
     </w:lvlOverride>
   </w:num>
   <w:num w:numId="1015">
@@ -57135,33 +60103,33 @@
     </w:lvlOverride>
   </w:num>
   <w:num w:numId="1017">
-    <w:abstractNumId w:val="99434"/>
+    <w:abstractNumId w:val="99431"/>
     <w:lvlOverride w:ilvl="0">
-      <w:startOverride w:val="4"/>
+      <w:startOverride w:val="1"/>
     </w:lvlOverride>
     <w:lvlOverride w:ilvl="1">
-      <w:startOverride w:val="4"/>
+      <w:startOverride w:val="1"/>
     </w:lvlOverride>
     <w:lvlOverride w:ilvl="2">
-      <w:startOverride w:val="4"/>
+      <w:startOverride w:val="1"/>
     </w:lvlOverride>
     <w:lvlOverride w:ilvl="3">
-      <w:startOverride w:val="4"/>
+      <w:startOverride w:val="1"/>
     </w:lvlOverride>
     <w:lvlOverride w:ilvl="4">
-      <w:startOverride w:val="4"/>
+      <w:startOverride w:val="1"/>
     </w:lvlOverride>
     <w:lvlOverride w:ilvl="5">
-      <w:startOverride w:val="4"/>
+      <w:startOverride w:val="1"/>
     </w:lvlOverride>
     <w:lvlOverride w:ilvl="6">
-      <w:startOverride w:val="4"/>
+      <w:startOverride w:val="1"/>
     </w:lvlOverride>
     <w:lvlOverride w:ilvl="7">
-      <w:startOverride w:val="4"/>
+      <w:startOverride w:val="1"/>
     </w:lvlOverride>
     <w:lvlOverride w:ilvl="8">
-      <w:startOverride w:val="4"/>
+      <w:startOverride w:val="1"/>
     </w:lvlOverride>
   </w:num>
   <w:num w:numId="1018">
@@ -57195,6 +60163,186 @@
     </w:lvlOverride>
   </w:num>
   <w:num w:numId="1019">
+    <w:abstractNumId w:val="99431"/>
+    <w:lvlOverride w:ilvl="0">
+      <w:startOverride w:val="1"/>
+    </w:lvlOverride>
+    <w:lvlOverride w:ilvl="1">
+      <w:startOverride w:val="1"/>
+    </w:lvlOverride>
+    <w:lvlOverride w:ilvl="2">
+      <w:startOverride w:val="1"/>
+    </w:lvlOverride>
+    <w:lvlOverride w:ilvl="3">
+      <w:startOverride w:val="1"/>
+    </w:lvlOverride>
+    <w:lvlOverride w:ilvl="4">
+      <w:startOverride w:val="1"/>
+    </w:lvlOverride>
+    <w:lvlOverride w:ilvl="5">
+      <w:startOverride w:val="1"/>
+    </w:lvlOverride>
+    <w:lvlOverride w:ilvl="6">
+      <w:startOverride w:val="1"/>
+    </w:lvlOverride>
+    <w:lvlOverride w:ilvl="7">
+      <w:startOverride w:val="1"/>
+    </w:lvlOverride>
+    <w:lvlOverride w:ilvl="8">
+      <w:startOverride w:val="1"/>
+    </w:lvlOverride>
+  </w:num>
+  <w:num w:numId="1020">
+    <w:abstractNumId w:val="99434"/>
+    <w:lvlOverride w:ilvl="0">
+      <w:startOverride w:val="4"/>
+    </w:lvlOverride>
+    <w:lvlOverride w:ilvl="1">
+      <w:startOverride w:val="4"/>
+    </w:lvlOverride>
+    <w:lvlOverride w:ilvl="2">
+      <w:startOverride w:val="4"/>
+    </w:lvlOverride>
+    <w:lvlOverride w:ilvl="3">
+      <w:startOverride w:val="4"/>
+    </w:lvlOverride>
+    <w:lvlOverride w:ilvl="4">
+      <w:startOverride w:val="4"/>
+    </w:lvlOverride>
+    <w:lvlOverride w:ilvl="5">
+      <w:startOverride w:val="4"/>
+    </w:lvlOverride>
+    <w:lvlOverride w:ilvl="6">
+      <w:startOverride w:val="4"/>
+    </w:lvlOverride>
+    <w:lvlOverride w:ilvl="7">
+      <w:startOverride w:val="4"/>
+    </w:lvlOverride>
+    <w:lvlOverride w:ilvl="8">
+      <w:startOverride w:val="4"/>
+    </w:lvlOverride>
+  </w:num>
+  <w:num w:numId="1021">
+    <w:abstractNumId w:val="99431"/>
+    <w:lvlOverride w:ilvl="0">
+      <w:startOverride w:val="1"/>
+    </w:lvlOverride>
+    <w:lvlOverride w:ilvl="1">
+      <w:startOverride w:val="1"/>
+    </w:lvlOverride>
+    <w:lvlOverride w:ilvl="2">
+      <w:startOverride w:val="1"/>
+    </w:lvlOverride>
+    <w:lvlOverride w:ilvl="3">
+      <w:startOverride w:val="1"/>
+    </w:lvlOverride>
+    <w:lvlOverride w:ilvl="4">
+      <w:startOverride w:val="1"/>
+    </w:lvlOverride>
+    <w:lvlOverride w:ilvl="5">
+      <w:startOverride w:val="1"/>
+    </w:lvlOverride>
+    <w:lvlOverride w:ilvl="6">
+      <w:startOverride w:val="1"/>
+    </w:lvlOverride>
+    <w:lvlOverride w:ilvl="7">
+      <w:startOverride w:val="1"/>
+    </w:lvlOverride>
+    <w:lvlOverride w:ilvl="8">
+      <w:startOverride w:val="1"/>
+    </w:lvlOverride>
+  </w:num>
+  <w:num w:numId="1022">
+    <w:abstractNumId w:val="99432"/>
+    <w:lvlOverride w:ilvl="0">
+      <w:startOverride w:val="2"/>
+    </w:lvlOverride>
+    <w:lvlOverride w:ilvl="1">
+      <w:startOverride w:val="2"/>
+    </w:lvlOverride>
+    <w:lvlOverride w:ilvl="2">
+      <w:startOverride w:val="2"/>
+    </w:lvlOverride>
+    <w:lvlOverride w:ilvl="3">
+      <w:startOverride w:val="2"/>
+    </w:lvlOverride>
+    <w:lvlOverride w:ilvl="4">
+      <w:startOverride w:val="2"/>
+    </w:lvlOverride>
+    <w:lvlOverride w:ilvl="5">
+      <w:startOverride w:val="2"/>
+    </w:lvlOverride>
+    <w:lvlOverride w:ilvl="6">
+      <w:startOverride w:val="2"/>
+    </w:lvlOverride>
+    <w:lvlOverride w:ilvl="7">
+      <w:startOverride w:val="2"/>
+    </w:lvlOverride>
+    <w:lvlOverride w:ilvl="8">
+      <w:startOverride w:val="2"/>
+    </w:lvlOverride>
+  </w:num>
+  <w:num w:numId="1023">
+    <w:abstractNumId w:val="99434"/>
+    <w:lvlOverride w:ilvl="0">
+      <w:startOverride w:val="4"/>
+    </w:lvlOverride>
+    <w:lvlOverride w:ilvl="1">
+      <w:startOverride w:val="4"/>
+    </w:lvlOverride>
+    <w:lvlOverride w:ilvl="2">
+      <w:startOverride w:val="4"/>
+    </w:lvlOverride>
+    <w:lvlOverride w:ilvl="3">
+      <w:startOverride w:val="4"/>
+    </w:lvlOverride>
+    <w:lvlOverride w:ilvl="4">
+      <w:startOverride w:val="4"/>
+    </w:lvlOverride>
+    <w:lvlOverride w:ilvl="5">
+      <w:startOverride w:val="4"/>
+    </w:lvlOverride>
+    <w:lvlOverride w:ilvl="6">
+      <w:startOverride w:val="4"/>
+    </w:lvlOverride>
+    <w:lvlOverride w:ilvl="7">
+      <w:startOverride w:val="4"/>
+    </w:lvlOverride>
+    <w:lvlOverride w:ilvl="8">
+      <w:startOverride w:val="4"/>
+    </w:lvlOverride>
+  </w:num>
+  <w:num w:numId="1024">
+    <w:abstractNumId w:val="99431"/>
+    <w:lvlOverride w:ilvl="0">
+      <w:startOverride w:val="1"/>
+    </w:lvlOverride>
+    <w:lvlOverride w:ilvl="1">
+      <w:startOverride w:val="1"/>
+    </w:lvlOverride>
+    <w:lvlOverride w:ilvl="2">
+      <w:startOverride w:val="1"/>
+    </w:lvlOverride>
+    <w:lvlOverride w:ilvl="3">
+      <w:startOverride w:val="1"/>
+    </w:lvlOverride>
+    <w:lvlOverride w:ilvl="4">
+      <w:startOverride w:val="1"/>
+    </w:lvlOverride>
+    <w:lvlOverride w:ilvl="5">
+      <w:startOverride w:val="1"/>
+    </w:lvlOverride>
+    <w:lvlOverride w:ilvl="6">
+      <w:startOverride w:val="1"/>
+    </w:lvlOverride>
+    <w:lvlOverride w:ilvl="7">
+      <w:startOverride w:val="1"/>
+    </w:lvlOverride>
+    <w:lvlOverride w:ilvl="8">
+      <w:startOverride w:val="1"/>
+    </w:lvlOverride>
+  </w:num>
+  <w:num w:numId="1025">
     <w:abstractNumId w:val="99731"/>
     <w:lvlOverride w:ilvl="0">
       <w:startOverride w:val="1"/>
@@ -57224,7 +60372,7 @@
       <w:startOverride w:val="1"/>
     </w:lvlOverride>
   </w:num>
-  <w:num w:numId="1020">
+  <w:num w:numId="1026">
     <w:abstractNumId w:val="99432"/>
     <w:lvlOverride w:ilvl="0">
       <w:startOverride w:val="2"/>
@@ -57254,7 +60402,7 @@
       <w:startOverride w:val="2"/>
     </w:lvlOverride>
   </w:num>
-  <w:num w:numId="1021">
+  <w:num w:numId="1027">
     <w:abstractNumId w:val="99434"/>
     <w:lvlOverride w:ilvl="0">
       <w:startOverride w:val="4"/>
@@ -57282,186 +60430,6 @@
     </w:lvlOverride>
     <w:lvlOverride w:ilvl="8">
       <w:startOverride w:val="4"/>
-    </w:lvlOverride>
-  </w:num>
-  <w:num w:numId="1022">
-    <w:abstractNumId w:val="99431"/>
-    <w:lvlOverride w:ilvl="0">
-      <w:startOverride w:val="1"/>
-    </w:lvlOverride>
-    <w:lvlOverride w:ilvl="1">
-      <w:startOverride w:val="1"/>
-    </w:lvlOverride>
-    <w:lvlOverride w:ilvl="2">
-      <w:startOverride w:val="1"/>
-    </w:lvlOverride>
-    <w:lvlOverride w:ilvl="3">
-      <w:startOverride w:val="1"/>
-    </w:lvlOverride>
-    <w:lvlOverride w:ilvl="4">
-      <w:startOverride w:val="1"/>
-    </w:lvlOverride>
-    <w:lvlOverride w:ilvl="5">
-      <w:startOverride w:val="1"/>
-    </w:lvlOverride>
-    <w:lvlOverride w:ilvl="6">
-      <w:startOverride w:val="1"/>
-    </w:lvlOverride>
-    <w:lvlOverride w:ilvl="7">
-      <w:startOverride w:val="1"/>
-    </w:lvlOverride>
-    <w:lvlOverride w:ilvl="8">
-      <w:startOverride w:val="1"/>
-    </w:lvlOverride>
-  </w:num>
-  <w:num w:numId="1023">
-    <w:abstractNumId w:val="99731"/>
-    <w:lvlOverride w:ilvl="0">
-      <w:startOverride w:val="1"/>
-    </w:lvlOverride>
-    <w:lvlOverride w:ilvl="1">
-      <w:startOverride w:val="1"/>
-    </w:lvlOverride>
-    <w:lvlOverride w:ilvl="2">
-      <w:startOverride w:val="1"/>
-    </w:lvlOverride>
-    <w:lvlOverride w:ilvl="3">
-      <w:startOverride w:val="1"/>
-    </w:lvlOverride>
-    <w:lvlOverride w:ilvl="4">
-      <w:startOverride w:val="1"/>
-    </w:lvlOverride>
-    <w:lvlOverride w:ilvl="5">
-      <w:startOverride w:val="1"/>
-    </w:lvlOverride>
-    <w:lvlOverride w:ilvl="6">
-      <w:startOverride w:val="1"/>
-    </w:lvlOverride>
-    <w:lvlOverride w:ilvl="7">
-      <w:startOverride w:val="1"/>
-    </w:lvlOverride>
-    <w:lvlOverride w:ilvl="8">
-      <w:startOverride w:val="1"/>
-    </w:lvlOverride>
-  </w:num>
-  <w:num w:numId="1024">
-    <w:abstractNumId w:val="99735"/>
-    <w:lvlOverride w:ilvl="0">
-      <w:startOverride w:val="5"/>
-    </w:lvlOverride>
-    <w:lvlOverride w:ilvl="1">
-      <w:startOverride w:val="5"/>
-    </w:lvlOverride>
-    <w:lvlOverride w:ilvl="2">
-      <w:startOverride w:val="5"/>
-    </w:lvlOverride>
-    <w:lvlOverride w:ilvl="3">
-      <w:startOverride w:val="5"/>
-    </w:lvlOverride>
-    <w:lvlOverride w:ilvl="4">
-      <w:startOverride w:val="5"/>
-    </w:lvlOverride>
-    <w:lvlOverride w:ilvl="5">
-      <w:startOverride w:val="5"/>
-    </w:lvlOverride>
-    <w:lvlOverride w:ilvl="6">
-      <w:startOverride w:val="5"/>
-    </w:lvlOverride>
-    <w:lvlOverride w:ilvl="7">
-      <w:startOverride w:val="5"/>
-    </w:lvlOverride>
-    <w:lvlOverride w:ilvl="8">
-      <w:startOverride w:val="5"/>
-    </w:lvlOverride>
-  </w:num>
-  <w:num w:numId="1025">
-    <w:abstractNumId w:val="99432"/>
-    <w:lvlOverride w:ilvl="0">
-      <w:startOverride w:val="2"/>
-    </w:lvlOverride>
-    <w:lvlOverride w:ilvl="1">
-      <w:startOverride w:val="2"/>
-    </w:lvlOverride>
-    <w:lvlOverride w:ilvl="2">
-      <w:startOverride w:val="2"/>
-    </w:lvlOverride>
-    <w:lvlOverride w:ilvl="3">
-      <w:startOverride w:val="2"/>
-    </w:lvlOverride>
-    <w:lvlOverride w:ilvl="4">
-      <w:startOverride w:val="2"/>
-    </w:lvlOverride>
-    <w:lvlOverride w:ilvl="5">
-      <w:startOverride w:val="2"/>
-    </w:lvlOverride>
-    <w:lvlOverride w:ilvl="6">
-      <w:startOverride w:val="2"/>
-    </w:lvlOverride>
-    <w:lvlOverride w:ilvl="7">
-      <w:startOverride w:val="2"/>
-    </w:lvlOverride>
-    <w:lvlOverride w:ilvl="8">
-      <w:startOverride w:val="2"/>
-    </w:lvlOverride>
-  </w:num>
-  <w:num w:numId="1026">
-    <w:abstractNumId w:val="99433"/>
-    <w:lvlOverride w:ilvl="0">
-      <w:startOverride w:val="3"/>
-    </w:lvlOverride>
-    <w:lvlOverride w:ilvl="1">
-      <w:startOverride w:val="3"/>
-    </w:lvlOverride>
-    <w:lvlOverride w:ilvl="2">
-      <w:startOverride w:val="3"/>
-    </w:lvlOverride>
-    <w:lvlOverride w:ilvl="3">
-      <w:startOverride w:val="3"/>
-    </w:lvlOverride>
-    <w:lvlOverride w:ilvl="4">
-      <w:startOverride w:val="3"/>
-    </w:lvlOverride>
-    <w:lvlOverride w:ilvl="5">
-      <w:startOverride w:val="3"/>
-    </w:lvlOverride>
-    <w:lvlOverride w:ilvl="6">
-      <w:startOverride w:val="3"/>
-    </w:lvlOverride>
-    <w:lvlOverride w:ilvl="7">
-      <w:startOverride w:val="3"/>
-    </w:lvlOverride>
-    <w:lvlOverride w:ilvl="8">
-      <w:startOverride w:val="3"/>
-    </w:lvlOverride>
-  </w:num>
-  <w:num w:numId="1027">
-    <w:abstractNumId w:val="99435"/>
-    <w:lvlOverride w:ilvl="0">
-      <w:startOverride w:val="5"/>
-    </w:lvlOverride>
-    <w:lvlOverride w:ilvl="1">
-      <w:startOverride w:val="5"/>
-    </w:lvlOverride>
-    <w:lvlOverride w:ilvl="2">
-      <w:startOverride w:val="5"/>
-    </w:lvlOverride>
-    <w:lvlOverride w:ilvl="3">
-      <w:startOverride w:val="5"/>
-    </w:lvlOverride>
-    <w:lvlOverride w:ilvl="4">
-      <w:startOverride w:val="5"/>
-    </w:lvlOverride>
-    <w:lvlOverride w:ilvl="5">
-      <w:startOverride w:val="5"/>
-    </w:lvlOverride>
-    <w:lvlOverride w:ilvl="6">
-      <w:startOverride w:val="5"/>
-    </w:lvlOverride>
-    <w:lvlOverride w:ilvl="7">
-      <w:startOverride w:val="5"/>
-    </w:lvlOverride>
-    <w:lvlOverride w:ilvl="8">
-      <w:startOverride w:val="5"/>
     </w:lvlOverride>
   </w:num>
   <w:num w:numId="1028">
@@ -57495,7 +60463,7 @@
     </w:lvlOverride>
   </w:num>
   <w:num w:numId="1029">
-    <w:abstractNumId w:val="99431"/>
+    <w:abstractNumId w:val="99731"/>
     <w:lvlOverride w:ilvl="0">
       <w:startOverride w:val="1"/>
     </w:lvlOverride>
@@ -57525,127 +60493,127 @@
     </w:lvlOverride>
   </w:num>
   <w:num w:numId="1030">
-    <w:abstractNumId w:val="99431"/>
+    <w:abstractNumId w:val="99735"/>
     <w:lvlOverride w:ilvl="0">
-      <w:startOverride w:val="1"/>
+      <w:startOverride w:val="5"/>
     </w:lvlOverride>
     <w:lvlOverride w:ilvl="1">
-      <w:startOverride w:val="1"/>
+      <w:startOverride w:val="5"/>
     </w:lvlOverride>
     <w:lvlOverride w:ilvl="2">
-      <w:startOverride w:val="1"/>
+      <w:startOverride w:val="5"/>
     </w:lvlOverride>
     <w:lvlOverride w:ilvl="3">
-      <w:startOverride w:val="1"/>
+      <w:startOverride w:val="5"/>
     </w:lvlOverride>
     <w:lvlOverride w:ilvl="4">
-      <w:startOverride w:val="1"/>
+      <w:startOverride w:val="5"/>
     </w:lvlOverride>
     <w:lvlOverride w:ilvl="5">
-      <w:startOverride w:val="1"/>
+      <w:startOverride w:val="5"/>
     </w:lvlOverride>
     <w:lvlOverride w:ilvl="6">
-      <w:startOverride w:val="1"/>
+      <w:startOverride w:val="5"/>
     </w:lvlOverride>
     <w:lvlOverride w:ilvl="7">
-      <w:startOverride w:val="1"/>
+      <w:startOverride w:val="5"/>
     </w:lvlOverride>
     <w:lvlOverride w:ilvl="8">
-      <w:startOverride w:val="1"/>
+      <w:startOverride w:val="5"/>
     </w:lvlOverride>
   </w:num>
   <w:num w:numId="1031">
-    <w:abstractNumId w:val="99431"/>
+    <w:abstractNumId w:val="99432"/>
     <w:lvlOverride w:ilvl="0">
-      <w:startOverride w:val="1"/>
+      <w:startOverride w:val="2"/>
     </w:lvlOverride>
     <w:lvlOverride w:ilvl="1">
-      <w:startOverride w:val="1"/>
+      <w:startOverride w:val="2"/>
     </w:lvlOverride>
     <w:lvlOverride w:ilvl="2">
-      <w:startOverride w:val="1"/>
+      <w:startOverride w:val="2"/>
     </w:lvlOverride>
     <w:lvlOverride w:ilvl="3">
-      <w:startOverride w:val="1"/>
+      <w:startOverride w:val="2"/>
     </w:lvlOverride>
     <w:lvlOverride w:ilvl="4">
-      <w:startOverride w:val="1"/>
+      <w:startOverride w:val="2"/>
     </w:lvlOverride>
     <w:lvlOverride w:ilvl="5">
-      <w:startOverride w:val="1"/>
+      <w:startOverride w:val="2"/>
     </w:lvlOverride>
     <w:lvlOverride w:ilvl="6">
-      <w:startOverride w:val="1"/>
+      <w:startOverride w:val="2"/>
     </w:lvlOverride>
     <w:lvlOverride w:ilvl="7">
-      <w:startOverride w:val="1"/>
+      <w:startOverride w:val="2"/>
     </w:lvlOverride>
     <w:lvlOverride w:ilvl="8">
-      <w:startOverride w:val="1"/>
+      <w:startOverride w:val="2"/>
     </w:lvlOverride>
   </w:num>
   <w:num w:numId="1032">
-    <w:abstractNumId w:val="99431"/>
+    <w:abstractNumId w:val="99433"/>
     <w:lvlOverride w:ilvl="0">
-      <w:startOverride w:val="1"/>
+      <w:startOverride w:val="3"/>
     </w:lvlOverride>
     <w:lvlOverride w:ilvl="1">
-      <w:startOverride w:val="1"/>
+      <w:startOverride w:val="3"/>
     </w:lvlOverride>
     <w:lvlOverride w:ilvl="2">
-      <w:startOverride w:val="1"/>
+      <w:startOverride w:val="3"/>
     </w:lvlOverride>
     <w:lvlOverride w:ilvl="3">
-      <w:startOverride w:val="1"/>
+      <w:startOverride w:val="3"/>
     </w:lvlOverride>
     <w:lvlOverride w:ilvl="4">
-      <w:startOverride w:val="1"/>
+      <w:startOverride w:val="3"/>
     </w:lvlOverride>
     <w:lvlOverride w:ilvl="5">
-      <w:startOverride w:val="1"/>
+      <w:startOverride w:val="3"/>
     </w:lvlOverride>
     <w:lvlOverride w:ilvl="6">
-      <w:startOverride w:val="1"/>
+      <w:startOverride w:val="3"/>
     </w:lvlOverride>
     <w:lvlOverride w:ilvl="7">
-      <w:startOverride w:val="1"/>
+      <w:startOverride w:val="3"/>
     </w:lvlOverride>
     <w:lvlOverride w:ilvl="8">
-      <w:startOverride w:val="1"/>
+      <w:startOverride w:val="3"/>
     </w:lvlOverride>
   </w:num>
   <w:num w:numId="1033">
-    <w:abstractNumId w:val="99431"/>
+    <w:abstractNumId w:val="99435"/>
     <w:lvlOverride w:ilvl="0">
-      <w:startOverride w:val="1"/>
+      <w:startOverride w:val="5"/>
     </w:lvlOverride>
     <w:lvlOverride w:ilvl="1">
-      <w:startOverride w:val="1"/>
+      <w:startOverride w:val="5"/>
     </w:lvlOverride>
     <w:lvlOverride w:ilvl="2">
-      <w:startOverride w:val="1"/>
+      <w:startOverride w:val="5"/>
     </w:lvlOverride>
     <w:lvlOverride w:ilvl="3">
-      <w:startOverride w:val="1"/>
+      <w:startOverride w:val="5"/>
     </w:lvlOverride>
     <w:lvlOverride w:ilvl="4">
-      <w:startOverride w:val="1"/>
+      <w:startOverride w:val="5"/>
     </w:lvlOverride>
     <w:lvlOverride w:ilvl="5">
-      <w:startOverride w:val="1"/>
+      <w:startOverride w:val="5"/>
     </w:lvlOverride>
     <w:lvlOverride w:ilvl="6">
-      <w:startOverride w:val="1"/>
+      <w:startOverride w:val="5"/>
     </w:lvlOverride>
     <w:lvlOverride w:ilvl="7">
-      <w:startOverride w:val="1"/>
+      <w:startOverride w:val="5"/>
     </w:lvlOverride>
     <w:lvlOverride w:ilvl="8">
-      <w:startOverride w:val="1"/>
+      <w:startOverride w:val="5"/>
     </w:lvlOverride>
   </w:num>
   <w:num w:numId="1034">
-    <w:abstractNumId w:val="99731"/>
+    <w:abstractNumId w:val="99431"/>
     <w:lvlOverride w:ilvl="0">
       <w:startOverride w:val="1"/>
     </w:lvlOverride>
@@ -57735,33 +60703,33 @@
     </w:lvlOverride>
   </w:num>
   <w:num w:numId="1037">
-    <w:abstractNumId w:val="99434"/>
+    <w:abstractNumId w:val="99431"/>
     <w:lvlOverride w:ilvl="0">
-      <w:startOverride w:val="4"/>
+      <w:startOverride w:val="1"/>
     </w:lvlOverride>
     <w:lvlOverride w:ilvl="1">
-      <w:startOverride w:val="4"/>
+      <w:startOverride w:val="1"/>
     </w:lvlOverride>
     <w:lvlOverride w:ilvl="2">
-      <w:startOverride w:val="4"/>
+      <w:startOverride w:val="1"/>
     </w:lvlOverride>
     <w:lvlOverride w:ilvl="3">
-      <w:startOverride w:val="4"/>
+      <w:startOverride w:val="1"/>
     </w:lvlOverride>
     <w:lvlOverride w:ilvl="4">
-      <w:startOverride w:val="4"/>
+      <w:startOverride w:val="1"/>
     </w:lvlOverride>
     <w:lvlOverride w:ilvl="5">
-      <w:startOverride w:val="4"/>
+      <w:startOverride w:val="1"/>
     </w:lvlOverride>
     <w:lvlOverride w:ilvl="6">
-      <w:startOverride w:val="4"/>
+      <w:startOverride w:val="1"/>
     </w:lvlOverride>
     <w:lvlOverride w:ilvl="7">
-      <w:startOverride w:val="4"/>
+      <w:startOverride w:val="1"/>
     </w:lvlOverride>
     <w:lvlOverride w:ilvl="8">
-      <w:startOverride w:val="4"/>
+      <w:startOverride w:val="1"/>
     </w:lvlOverride>
   </w:num>
   <w:num w:numId="1038">
@@ -57795,6 +60763,186 @@
     </w:lvlOverride>
   </w:num>
   <w:num w:numId="1039">
+    <w:abstractNumId w:val="99431"/>
+    <w:lvlOverride w:ilvl="0">
+      <w:startOverride w:val="1"/>
+    </w:lvlOverride>
+    <w:lvlOverride w:ilvl="1">
+      <w:startOverride w:val="1"/>
+    </w:lvlOverride>
+    <w:lvlOverride w:ilvl="2">
+      <w:startOverride w:val="1"/>
+    </w:lvlOverride>
+    <w:lvlOverride w:ilvl="3">
+      <w:startOverride w:val="1"/>
+    </w:lvlOverride>
+    <w:lvlOverride w:ilvl="4">
+      <w:startOverride w:val="1"/>
+    </w:lvlOverride>
+    <w:lvlOverride w:ilvl="5">
+      <w:startOverride w:val="1"/>
+    </w:lvlOverride>
+    <w:lvlOverride w:ilvl="6">
+      <w:startOverride w:val="1"/>
+    </w:lvlOverride>
+    <w:lvlOverride w:ilvl="7">
+      <w:startOverride w:val="1"/>
+    </w:lvlOverride>
+    <w:lvlOverride w:ilvl="8">
+      <w:startOverride w:val="1"/>
+    </w:lvlOverride>
+  </w:num>
+  <w:num w:numId="1040">
+    <w:abstractNumId w:val="99731"/>
+    <w:lvlOverride w:ilvl="0">
+      <w:startOverride w:val="1"/>
+    </w:lvlOverride>
+    <w:lvlOverride w:ilvl="1">
+      <w:startOverride w:val="1"/>
+    </w:lvlOverride>
+    <w:lvlOverride w:ilvl="2">
+      <w:startOverride w:val="1"/>
+    </w:lvlOverride>
+    <w:lvlOverride w:ilvl="3">
+      <w:startOverride w:val="1"/>
+    </w:lvlOverride>
+    <w:lvlOverride w:ilvl="4">
+      <w:startOverride w:val="1"/>
+    </w:lvlOverride>
+    <w:lvlOverride w:ilvl="5">
+      <w:startOverride w:val="1"/>
+    </w:lvlOverride>
+    <w:lvlOverride w:ilvl="6">
+      <w:startOverride w:val="1"/>
+    </w:lvlOverride>
+    <w:lvlOverride w:ilvl="7">
+      <w:startOverride w:val="1"/>
+    </w:lvlOverride>
+    <w:lvlOverride w:ilvl="8">
+      <w:startOverride w:val="1"/>
+    </w:lvlOverride>
+  </w:num>
+  <w:num w:numId="1041">
+    <w:abstractNumId w:val="99431"/>
+    <w:lvlOverride w:ilvl="0">
+      <w:startOverride w:val="1"/>
+    </w:lvlOverride>
+    <w:lvlOverride w:ilvl="1">
+      <w:startOverride w:val="1"/>
+    </w:lvlOverride>
+    <w:lvlOverride w:ilvl="2">
+      <w:startOverride w:val="1"/>
+    </w:lvlOverride>
+    <w:lvlOverride w:ilvl="3">
+      <w:startOverride w:val="1"/>
+    </w:lvlOverride>
+    <w:lvlOverride w:ilvl="4">
+      <w:startOverride w:val="1"/>
+    </w:lvlOverride>
+    <w:lvlOverride w:ilvl="5">
+      <w:startOverride w:val="1"/>
+    </w:lvlOverride>
+    <w:lvlOverride w:ilvl="6">
+      <w:startOverride w:val="1"/>
+    </w:lvlOverride>
+    <w:lvlOverride w:ilvl="7">
+      <w:startOverride w:val="1"/>
+    </w:lvlOverride>
+    <w:lvlOverride w:ilvl="8">
+      <w:startOverride w:val="1"/>
+    </w:lvlOverride>
+  </w:num>
+  <w:num w:numId="1042">
+    <w:abstractNumId w:val="99431"/>
+    <w:lvlOverride w:ilvl="0">
+      <w:startOverride w:val="1"/>
+    </w:lvlOverride>
+    <w:lvlOverride w:ilvl="1">
+      <w:startOverride w:val="1"/>
+    </w:lvlOverride>
+    <w:lvlOverride w:ilvl="2">
+      <w:startOverride w:val="1"/>
+    </w:lvlOverride>
+    <w:lvlOverride w:ilvl="3">
+      <w:startOverride w:val="1"/>
+    </w:lvlOverride>
+    <w:lvlOverride w:ilvl="4">
+      <w:startOverride w:val="1"/>
+    </w:lvlOverride>
+    <w:lvlOverride w:ilvl="5">
+      <w:startOverride w:val="1"/>
+    </w:lvlOverride>
+    <w:lvlOverride w:ilvl="6">
+      <w:startOverride w:val="1"/>
+    </w:lvlOverride>
+    <w:lvlOverride w:ilvl="7">
+      <w:startOverride w:val="1"/>
+    </w:lvlOverride>
+    <w:lvlOverride w:ilvl="8">
+      <w:startOverride w:val="1"/>
+    </w:lvlOverride>
+  </w:num>
+  <w:num w:numId="1043">
+    <w:abstractNumId w:val="99434"/>
+    <w:lvlOverride w:ilvl="0">
+      <w:startOverride w:val="4"/>
+    </w:lvlOverride>
+    <w:lvlOverride w:ilvl="1">
+      <w:startOverride w:val="4"/>
+    </w:lvlOverride>
+    <w:lvlOverride w:ilvl="2">
+      <w:startOverride w:val="4"/>
+    </w:lvlOverride>
+    <w:lvlOverride w:ilvl="3">
+      <w:startOverride w:val="4"/>
+    </w:lvlOverride>
+    <w:lvlOverride w:ilvl="4">
+      <w:startOverride w:val="4"/>
+    </w:lvlOverride>
+    <w:lvlOverride w:ilvl="5">
+      <w:startOverride w:val="4"/>
+    </w:lvlOverride>
+    <w:lvlOverride w:ilvl="6">
+      <w:startOverride w:val="4"/>
+    </w:lvlOverride>
+    <w:lvlOverride w:ilvl="7">
+      <w:startOverride w:val="4"/>
+    </w:lvlOverride>
+    <w:lvlOverride w:ilvl="8">
+      <w:startOverride w:val="4"/>
+    </w:lvlOverride>
+  </w:num>
+  <w:num w:numId="1044">
+    <w:abstractNumId w:val="99431"/>
+    <w:lvlOverride w:ilvl="0">
+      <w:startOverride w:val="1"/>
+    </w:lvlOverride>
+    <w:lvlOverride w:ilvl="1">
+      <w:startOverride w:val="1"/>
+    </w:lvlOverride>
+    <w:lvlOverride w:ilvl="2">
+      <w:startOverride w:val="1"/>
+    </w:lvlOverride>
+    <w:lvlOverride w:ilvl="3">
+      <w:startOverride w:val="1"/>
+    </w:lvlOverride>
+    <w:lvlOverride w:ilvl="4">
+      <w:startOverride w:val="1"/>
+    </w:lvlOverride>
+    <w:lvlOverride w:ilvl="5">
+      <w:startOverride w:val="1"/>
+    </w:lvlOverride>
+    <w:lvlOverride w:ilvl="6">
+      <w:startOverride w:val="1"/>
+    </w:lvlOverride>
+    <w:lvlOverride w:ilvl="7">
+      <w:startOverride w:val="1"/>
+    </w:lvlOverride>
+    <w:lvlOverride w:ilvl="8">
+      <w:startOverride w:val="1"/>
+    </w:lvlOverride>
+  </w:num>
+  <w:num w:numId="1045">
     <w:abstractNumId w:val="99432"/>
     <w:lvlOverride w:ilvl="0">
       <w:startOverride w:val="2"/>
@@ -57824,7 +60972,7 @@
       <w:startOverride w:val="2"/>
     </w:lvlOverride>
   </w:num>
-  <w:num w:numId="1040">
+  <w:num w:numId="1046">
     <w:abstractNumId w:val="99433"/>
     <w:lvlOverride w:ilvl="0">
       <w:startOverride w:val="3"/>
@@ -57852,186 +61000,6 @@
     </w:lvlOverride>
     <w:lvlOverride w:ilvl="8">
       <w:startOverride w:val="3"/>
-    </w:lvlOverride>
-  </w:num>
-  <w:num w:numId="1041">
-    <w:abstractNumId w:val="99432"/>
-    <w:lvlOverride w:ilvl="0">
-      <w:startOverride w:val="2"/>
-    </w:lvlOverride>
-    <w:lvlOverride w:ilvl="1">
-      <w:startOverride w:val="2"/>
-    </w:lvlOverride>
-    <w:lvlOverride w:ilvl="2">
-      <w:startOverride w:val="2"/>
-    </w:lvlOverride>
-    <w:lvlOverride w:ilvl="3">
-      <w:startOverride w:val="2"/>
-    </w:lvlOverride>
-    <w:lvlOverride w:ilvl="4">
-      <w:startOverride w:val="2"/>
-    </w:lvlOverride>
-    <w:lvlOverride w:ilvl="5">
-      <w:startOverride w:val="2"/>
-    </w:lvlOverride>
-    <w:lvlOverride w:ilvl="6">
-      <w:startOverride w:val="2"/>
-    </w:lvlOverride>
-    <w:lvlOverride w:ilvl="7">
-      <w:startOverride w:val="2"/>
-    </w:lvlOverride>
-    <w:lvlOverride w:ilvl="8">
-      <w:startOverride w:val="2"/>
-    </w:lvlOverride>
-  </w:num>
-  <w:num w:numId="1042">
-    <w:abstractNumId w:val="99432"/>
-    <w:lvlOverride w:ilvl="0">
-      <w:startOverride w:val="2"/>
-    </w:lvlOverride>
-    <w:lvlOverride w:ilvl="1">
-      <w:startOverride w:val="2"/>
-    </w:lvlOverride>
-    <w:lvlOverride w:ilvl="2">
-      <w:startOverride w:val="2"/>
-    </w:lvlOverride>
-    <w:lvlOverride w:ilvl="3">
-      <w:startOverride w:val="2"/>
-    </w:lvlOverride>
-    <w:lvlOverride w:ilvl="4">
-      <w:startOverride w:val="2"/>
-    </w:lvlOverride>
-    <w:lvlOverride w:ilvl="5">
-      <w:startOverride w:val="2"/>
-    </w:lvlOverride>
-    <w:lvlOverride w:ilvl="6">
-      <w:startOverride w:val="2"/>
-    </w:lvlOverride>
-    <w:lvlOverride w:ilvl="7">
-      <w:startOverride w:val="2"/>
-    </w:lvlOverride>
-    <w:lvlOverride w:ilvl="8">
-      <w:startOverride w:val="2"/>
-    </w:lvlOverride>
-  </w:num>
-  <w:num w:numId="1043">
-    <w:abstractNumId w:val="99431"/>
-    <w:lvlOverride w:ilvl="0">
-      <w:startOverride w:val="1"/>
-    </w:lvlOverride>
-    <w:lvlOverride w:ilvl="1">
-      <w:startOverride w:val="1"/>
-    </w:lvlOverride>
-    <w:lvlOverride w:ilvl="2">
-      <w:startOverride w:val="1"/>
-    </w:lvlOverride>
-    <w:lvlOverride w:ilvl="3">
-      <w:startOverride w:val="1"/>
-    </w:lvlOverride>
-    <w:lvlOverride w:ilvl="4">
-      <w:startOverride w:val="1"/>
-    </w:lvlOverride>
-    <w:lvlOverride w:ilvl="5">
-      <w:startOverride w:val="1"/>
-    </w:lvlOverride>
-    <w:lvlOverride w:ilvl="6">
-      <w:startOverride w:val="1"/>
-    </w:lvlOverride>
-    <w:lvlOverride w:ilvl="7">
-      <w:startOverride w:val="1"/>
-    </w:lvlOverride>
-    <w:lvlOverride w:ilvl="8">
-      <w:startOverride w:val="1"/>
-    </w:lvlOverride>
-  </w:num>
-  <w:num w:numId="1044">
-    <w:abstractNumId w:val="99434"/>
-    <w:lvlOverride w:ilvl="0">
-      <w:startOverride w:val="4"/>
-    </w:lvlOverride>
-    <w:lvlOverride w:ilvl="1">
-      <w:startOverride w:val="4"/>
-    </w:lvlOverride>
-    <w:lvlOverride w:ilvl="2">
-      <w:startOverride w:val="4"/>
-    </w:lvlOverride>
-    <w:lvlOverride w:ilvl="3">
-      <w:startOverride w:val="4"/>
-    </w:lvlOverride>
-    <w:lvlOverride w:ilvl="4">
-      <w:startOverride w:val="4"/>
-    </w:lvlOverride>
-    <w:lvlOverride w:ilvl="5">
-      <w:startOverride w:val="4"/>
-    </w:lvlOverride>
-    <w:lvlOverride w:ilvl="6">
-      <w:startOverride w:val="4"/>
-    </w:lvlOverride>
-    <w:lvlOverride w:ilvl="7">
-      <w:startOverride w:val="4"/>
-    </w:lvlOverride>
-    <w:lvlOverride w:ilvl="8">
-      <w:startOverride w:val="4"/>
-    </w:lvlOverride>
-  </w:num>
-  <w:num w:numId="1045">
-    <w:abstractNumId w:val="99731"/>
-    <w:lvlOverride w:ilvl="0">
-      <w:startOverride w:val="1"/>
-    </w:lvlOverride>
-    <w:lvlOverride w:ilvl="1">
-      <w:startOverride w:val="1"/>
-    </w:lvlOverride>
-    <w:lvlOverride w:ilvl="2">
-      <w:startOverride w:val="1"/>
-    </w:lvlOverride>
-    <w:lvlOverride w:ilvl="3">
-      <w:startOverride w:val="1"/>
-    </w:lvlOverride>
-    <w:lvlOverride w:ilvl="4">
-      <w:startOverride w:val="1"/>
-    </w:lvlOverride>
-    <w:lvlOverride w:ilvl="5">
-      <w:startOverride w:val="1"/>
-    </w:lvlOverride>
-    <w:lvlOverride w:ilvl="6">
-      <w:startOverride w:val="1"/>
-    </w:lvlOverride>
-    <w:lvlOverride w:ilvl="7">
-      <w:startOverride w:val="1"/>
-    </w:lvlOverride>
-    <w:lvlOverride w:ilvl="8">
-      <w:startOverride w:val="1"/>
-    </w:lvlOverride>
-  </w:num>
-  <w:num w:numId="1046">
-    <w:abstractNumId w:val="99431"/>
-    <w:lvlOverride w:ilvl="0">
-      <w:startOverride w:val="1"/>
-    </w:lvlOverride>
-    <w:lvlOverride w:ilvl="1">
-      <w:startOverride w:val="1"/>
-    </w:lvlOverride>
-    <w:lvlOverride w:ilvl="2">
-      <w:startOverride w:val="1"/>
-    </w:lvlOverride>
-    <w:lvlOverride w:ilvl="3">
-      <w:startOverride w:val="1"/>
-    </w:lvlOverride>
-    <w:lvlOverride w:ilvl="4">
-      <w:startOverride w:val="1"/>
-    </w:lvlOverride>
-    <w:lvlOverride w:ilvl="5">
-      <w:startOverride w:val="1"/>
-    </w:lvlOverride>
-    <w:lvlOverride w:ilvl="6">
-      <w:startOverride w:val="1"/>
-    </w:lvlOverride>
-    <w:lvlOverride w:ilvl="7">
-      <w:startOverride w:val="1"/>
-    </w:lvlOverride>
-    <w:lvlOverride w:ilvl="8">
-      <w:startOverride w:val="1"/>
     </w:lvlOverride>
   </w:num>
   <w:num w:numId="1047">
@@ -58065,6 +61033,66 @@
     </w:lvlOverride>
   </w:num>
   <w:num w:numId="1048">
+    <w:abstractNumId w:val="99432"/>
+    <w:lvlOverride w:ilvl="0">
+      <w:startOverride w:val="2"/>
+    </w:lvlOverride>
+    <w:lvlOverride w:ilvl="1">
+      <w:startOverride w:val="2"/>
+    </w:lvlOverride>
+    <w:lvlOverride w:ilvl="2">
+      <w:startOverride w:val="2"/>
+    </w:lvlOverride>
+    <w:lvlOverride w:ilvl="3">
+      <w:startOverride w:val="2"/>
+    </w:lvlOverride>
+    <w:lvlOverride w:ilvl="4">
+      <w:startOverride w:val="2"/>
+    </w:lvlOverride>
+    <w:lvlOverride w:ilvl="5">
+      <w:startOverride w:val="2"/>
+    </w:lvlOverride>
+    <w:lvlOverride w:ilvl="6">
+      <w:startOverride w:val="2"/>
+    </w:lvlOverride>
+    <w:lvlOverride w:ilvl="7">
+      <w:startOverride w:val="2"/>
+    </w:lvlOverride>
+    <w:lvlOverride w:ilvl="8">
+      <w:startOverride w:val="2"/>
+    </w:lvlOverride>
+  </w:num>
+  <w:num w:numId="1049">
+    <w:abstractNumId w:val="99431"/>
+    <w:lvlOverride w:ilvl="0">
+      <w:startOverride w:val="1"/>
+    </w:lvlOverride>
+    <w:lvlOverride w:ilvl="1">
+      <w:startOverride w:val="1"/>
+    </w:lvlOverride>
+    <w:lvlOverride w:ilvl="2">
+      <w:startOverride w:val="1"/>
+    </w:lvlOverride>
+    <w:lvlOverride w:ilvl="3">
+      <w:startOverride w:val="1"/>
+    </w:lvlOverride>
+    <w:lvlOverride w:ilvl="4">
+      <w:startOverride w:val="1"/>
+    </w:lvlOverride>
+    <w:lvlOverride w:ilvl="5">
+      <w:startOverride w:val="1"/>
+    </w:lvlOverride>
+    <w:lvlOverride w:ilvl="6">
+      <w:startOverride w:val="1"/>
+    </w:lvlOverride>
+    <w:lvlOverride w:ilvl="7">
+      <w:startOverride w:val="1"/>
+    </w:lvlOverride>
+    <w:lvlOverride w:ilvl="8">
+      <w:startOverride w:val="1"/>
+    </w:lvlOverride>
+  </w:num>
+  <w:num w:numId="1050">
     <w:abstractNumId w:val="99434"/>
     <w:lvlOverride w:ilvl="0">
       <w:startOverride w:val="4"/>
@@ -58094,7 +61122,7 @@
       <w:startOverride w:val="4"/>
     </w:lvlOverride>
   </w:num>
-  <w:num w:numId="1049">
+  <w:num w:numId="1051">
     <w:abstractNumId w:val="99731"/>
     <w:lvlOverride w:ilvl="0">
       <w:startOverride w:val="1"/>
@@ -58122,66 +61150,6 @@
     </w:lvlOverride>
     <w:lvlOverride w:ilvl="8">
       <w:startOverride w:val="1"/>
-    </w:lvlOverride>
-  </w:num>
-  <w:num w:numId="1050">
-    <w:abstractNumId w:val="99732"/>
-    <w:lvlOverride w:ilvl="0">
-      <w:startOverride w:val="2"/>
-    </w:lvlOverride>
-    <w:lvlOverride w:ilvl="1">
-      <w:startOverride w:val="2"/>
-    </w:lvlOverride>
-    <w:lvlOverride w:ilvl="2">
-      <w:startOverride w:val="2"/>
-    </w:lvlOverride>
-    <w:lvlOverride w:ilvl="3">
-      <w:startOverride w:val="2"/>
-    </w:lvlOverride>
-    <w:lvlOverride w:ilvl="4">
-      <w:startOverride w:val="2"/>
-    </w:lvlOverride>
-    <w:lvlOverride w:ilvl="5">
-      <w:startOverride w:val="2"/>
-    </w:lvlOverride>
-    <w:lvlOverride w:ilvl="6">
-      <w:startOverride w:val="2"/>
-    </w:lvlOverride>
-    <w:lvlOverride w:ilvl="7">
-      <w:startOverride w:val="2"/>
-    </w:lvlOverride>
-    <w:lvlOverride w:ilvl="8">
-      <w:startOverride w:val="2"/>
-    </w:lvlOverride>
-  </w:num>
-  <w:num w:numId="1051">
-    <w:abstractNumId w:val="99432"/>
-    <w:lvlOverride w:ilvl="0">
-      <w:startOverride w:val="2"/>
-    </w:lvlOverride>
-    <w:lvlOverride w:ilvl="1">
-      <w:startOverride w:val="2"/>
-    </w:lvlOverride>
-    <w:lvlOverride w:ilvl="2">
-      <w:startOverride w:val="2"/>
-    </w:lvlOverride>
-    <w:lvlOverride w:ilvl="3">
-      <w:startOverride w:val="2"/>
-    </w:lvlOverride>
-    <w:lvlOverride w:ilvl="4">
-      <w:startOverride w:val="2"/>
-    </w:lvlOverride>
-    <w:lvlOverride w:ilvl="5">
-      <w:startOverride w:val="2"/>
-    </w:lvlOverride>
-    <w:lvlOverride w:ilvl="6">
-      <w:startOverride w:val="2"/>
-    </w:lvlOverride>
-    <w:lvlOverride w:ilvl="7">
-      <w:startOverride w:val="2"/>
-    </w:lvlOverride>
-    <w:lvlOverride w:ilvl="8">
-      <w:startOverride w:val="2"/>
     </w:lvlOverride>
   </w:num>
   <w:num w:numId="1052">
@@ -58215,6 +61183,156 @@
     </w:lvlOverride>
   </w:num>
   <w:num w:numId="1053">
+    <w:abstractNumId w:val="99432"/>
+    <w:lvlOverride w:ilvl="0">
+      <w:startOverride w:val="2"/>
+    </w:lvlOverride>
+    <w:lvlOverride w:ilvl="1">
+      <w:startOverride w:val="2"/>
+    </w:lvlOverride>
+    <w:lvlOverride w:ilvl="2">
+      <w:startOverride w:val="2"/>
+    </w:lvlOverride>
+    <w:lvlOverride w:ilvl="3">
+      <w:startOverride w:val="2"/>
+    </w:lvlOverride>
+    <w:lvlOverride w:ilvl="4">
+      <w:startOverride w:val="2"/>
+    </w:lvlOverride>
+    <w:lvlOverride w:ilvl="5">
+      <w:startOverride w:val="2"/>
+    </w:lvlOverride>
+    <w:lvlOverride w:ilvl="6">
+      <w:startOverride w:val="2"/>
+    </w:lvlOverride>
+    <w:lvlOverride w:ilvl="7">
+      <w:startOverride w:val="2"/>
+    </w:lvlOverride>
+    <w:lvlOverride w:ilvl="8">
+      <w:startOverride w:val="2"/>
+    </w:lvlOverride>
+  </w:num>
+  <w:num w:numId="1054">
+    <w:abstractNumId w:val="99434"/>
+    <w:lvlOverride w:ilvl="0">
+      <w:startOverride w:val="4"/>
+    </w:lvlOverride>
+    <w:lvlOverride w:ilvl="1">
+      <w:startOverride w:val="4"/>
+    </w:lvlOverride>
+    <w:lvlOverride w:ilvl="2">
+      <w:startOverride w:val="4"/>
+    </w:lvlOverride>
+    <w:lvlOverride w:ilvl="3">
+      <w:startOverride w:val="4"/>
+    </w:lvlOverride>
+    <w:lvlOverride w:ilvl="4">
+      <w:startOverride w:val="4"/>
+    </w:lvlOverride>
+    <w:lvlOverride w:ilvl="5">
+      <w:startOverride w:val="4"/>
+    </w:lvlOverride>
+    <w:lvlOverride w:ilvl="6">
+      <w:startOverride w:val="4"/>
+    </w:lvlOverride>
+    <w:lvlOverride w:ilvl="7">
+      <w:startOverride w:val="4"/>
+    </w:lvlOverride>
+    <w:lvlOverride w:ilvl="8">
+      <w:startOverride w:val="4"/>
+    </w:lvlOverride>
+  </w:num>
+  <w:num w:numId="1055">
+    <w:abstractNumId w:val="99731"/>
+    <w:lvlOverride w:ilvl="0">
+      <w:startOverride w:val="1"/>
+    </w:lvlOverride>
+    <w:lvlOverride w:ilvl="1">
+      <w:startOverride w:val="1"/>
+    </w:lvlOverride>
+    <w:lvlOverride w:ilvl="2">
+      <w:startOverride w:val="1"/>
+    </w:lvlOverride>
+    <w:lvlOverride w:ilvl="3">
+      <w:startOverride w:val="1"/>
+    </w:lvlOverride>
+    <w:lvlOverride w:ilvl="4">
+      <w:startOverride w:val="1"/>
+    </w:lvlOverride>
+    <w:lvlOverride w:ilvl="5">
+      <w:startOverride w:val="1"/>
+    </w:lvlOverride>
+    <w:lvlOverride w:ilvl="6">
+      <w:startOverride w:val="1"/>
+    </w:lvlOverride>
+    <w:lvlOverride w:ilvl="7">
+      <w:startOverride w:val="1"/>
+    </w:lvlOverride>
+    <w:lvlOverride w:ilvl="8">
+      <w:startOverride w:val="1"/>
+    </w:lvlOverride>
+  </w:num>
+  <w:num w:numId="1056">
+    <w:abstractNumId w:val="99732"/>
+    <w:lvlOverride w:ilvl="0">
+      <w:startOverride w:val="2"/>
+    </w:lvlOverride>
+    <w:lvlOverride w:ilvl="1">
+      <w:startOverride w:val="2"/>
+    </w:lvlOverride>
+    <w:lvlOverride w:ilvl="2">
+      <w:startOverride w:val="2"/>
+    </w:lvlOverride>
+    <w:lvlOverride w:ilvl="3">
+      <w:startOverride w:val="2"/>
+    </w:lvlOverride>
+    <w:lvlOverride w:ilvl="4">
+      <w:startOverride w:val="2"/>
+    </w:lvlOverride>
+    <w:lvlOverride w:ilvl="5">
+      <w:startOverride w:val="2"/>
+    </w:lvlOverride>
+    <w:lvlOverride w:ilvl="6">
+      <w:startOverride w:val="2"/>
+    </w:lvlOverride>
+    <w:lvlOverride w:ilvl="7">
+      <w:startOverride w:val="2"/>
+    </w:lvlOverride>
+    <w:lvlOverride w:ilvl="8">
+      <w:startOverride w:val="2"/>
+    </w:lvlOverride>
+  </w:num>
+  <w:num w:numId="1057">
+    <w:abstractNumId w:val="99432"/>
+    <w:lvlOverride w:ilvl="0">
+      <w:startOverride w:val="2"/>
+    </w:lvlOverride>
+    <w:lvlOverride w:ilvl="1">
+      <w:startOverride w:val="2"/>
+    </w:lvlOverride>
+    <w:lvlOverride w:ilvl="2">
+      <w:startOverride w:val="2"/>
+    </w:lvlOverride>
+    <w:lvlOverride w:ilvl="3">
+      <w:startOverride w:val="2"/>
+    </w:lvlOverride>
+    <w:lvlOverride w:ilvl="4">
+      <w:startOverride w:val="2"/>
+    </w:lvlOverride>
+    <w:lvlOverride w:ilvl="5">
+      <w:startOverride w:val="2"/>
+    </w:lvlOverride>
+    <w:lvlOverride w:ilvl="6">
+      <w:startOverride w:val="2"/>
+    </w:lvlOverride>
+    <w:lvlOverride w:ilvl="7">
+      <w:startOverride w:val="2"/>
+    </w:lvlOverride>
+    <w:lvlOverride w:ilvl="8">
+      <w:startOverride w:val="2"/>
+    </w:lvlOverride>
+  </w:num>
+  <w:num w:numId="1058">
     <w:abstractNumId w:val="99431"/>
     <w:lvlOverride w:ilvl="0">
       <w:startOverride w:val="1"/>
@@ -58242,156 +61360,6 @@
     </w:lvlOverride>
     <w:lvlOverride w:ilvl="8">
       <w:startOverride w:val="1"/>
-    </w:lvlOverride>
-  </w:num>
-  <w:num w:numId="1054">
-    <w:abstractNumId w:val="99432"/>
-    <w:lvlOverride w:ilvl="0">
-      <w:startOverride w:val="2"/>
-    </w:lvlOverride>
-    <w:lvlOverride w:ilvl="1">
-      <w:startOverride w:val="2"/>
-    </w:lvlOverride>
-    <w:lvlOverride w:ilvl="2">
-      <w:startOverride w:val="2"/>
-    </w:lvlOverride>
-    <w:lvlOverride w:ilvl="3">
-      <w:startOverride w:val="2"/>
-    </w:lvlOverride>
-    <w:lvlOverride w:ilvl="4">
-      <w:startOverride w:val="2"/>
-    </w:lvlOverride>
-    <w:lvlOverride w:ilvl="5">
-      <w:startOverride w:val="2"/>
-    </w:lvlOverride>
-    <w:lvlOverride w:ilvl="6">
-      <w:startOverride w:val="2"/>
-    </w:lvlOverride>
-    <w:lvlOverride w:ilvl="7">
-      <w:startOverride w:val="2"/>
-    </w:lvlOverride>
-    <w:lvlOverride w:ilvl="8">
-      <w:startOverride w:val="2"/>
-    </w:lvlOverride>
-  </w:num>
-  <w:num w:numId="1055">
-    <w:abstractNumId w:val="99431"/>
-    <w:lvlOverride w:ilvl="0">
-      <w:startOverride w:val="1"/>
-    </w:lvlOverride>
-    <w:lvlOverride w:ilvl="1">
-      <w:startOverride w:val="1"/>
-    </w:lvlOverride>
-    <w:lvlOverride w:ilvl="2">
-      <w:startOverride w:val="1"/>
-    </w:lvlOverride>
-    <w:lvlOverride w:ilvl="3">
-      <w:startOverride w:val="1"/>
-    </w:lvlOverride>
-    <w:lvlOverride w:ilvl="4">
-      <w:startOverride w:val="1"/>
-    </w:lvlOverride>
-    <w:lvlOverride w:ilvl="5">
-      <w:startOverride w:val="1"/>
-    </w:lvlOverride>
-    <w:lvlOverride w:ilvl="6">
-      <w:startOverride w:val="1"/>
-    </w:lvlOverride>
-    <w:lvlOverride w:ilvl="7">
-      <w:startOverride w:val="1"/>
-    </w:lvlOverride>
-    <w:lvlOverride w:ilvl="8">
-      <w:startOverride w:val="1"/>
-    </w:lvlOverride>
-  </w:num>
-  <w:num w:numId="1056">
-    <w:abstractNumId w:val="99431"/>
-    <w:lvlOverride w:ilvl="0">
-      <w:startOverride w:val="1"/>
-    </w:lvlOverride>
-    <w:lvlOverride w:ilvl="1">
-      <w:startOverride w:val="1"/>
-    </w:lvlOverride>
-    <w:lvlOverride w:ilvl="2">
-      <w:startOverride w:val="1"/>
-    </w:lvlOverride>
-    <w:lvlOverride w:ilvl="3">
-      <w:startOverride w:val="1"/>
-    </w:lvlOverride>
-    <w:lvlOverride w:ilvl="4">
-      <w:startOverride w:val="1"/>
-    </w:lvlOverride>
-    <w:lvlOverride w:ilvl="5">
-      <w:startOverride w:val="1"/>
-    </w:lvlOverride>
-    <w:lvlOverride w:ilvl="6">
-      <w:startOverride w:val="1"/>
-    </w:lvlOverride>
-    <w:lvlOverride w:ilvl="7">
-      <w:startOverride w:val="1"/>
-    </w:lvlOverride>
-    <w:lvlOverride w:ilvl="8">
-      <w:startOverride w:val="1"/>
-    </w:lvlOverride>
-  </w:num>
-  <w:num w:numId="1057">
-    <w:abstractNumId w:val="99431"/>
-    <w:lvlOverride w:ilvl="0">
-      <w:startOverride w:val="1"/>
-    </w:lvlOverride>
-    <w:lvlOverride w:ilvl="1">
-      <w:startOverride w:val="1"/>
-    </w:lvlOverride>
-    <w:lvlOverride w:ilvl="2">
-      <w:startOverride w:val="1"/>
-    </w:lvlOverride>
-    <w:lvlOverride w:ilvl="3">
-      <w:startOverride w:val="1"/>
-    </w:lvlOverride>
-    <w:lvlOverride w:ilvl="4">
-      <w:startOverride w:val="1"/>
-    </w:lvlOverride>
-    <w:lvlOverride w:ilvl="5">
-      <w:startOverride w:val="1"/>
-    </w:lvlOverride>
-    <w:lvlOverride w:ilvl="6">
-      <w:startOverride w:val="1"/>
-    </w:lvlOverride>
-    <w:lvlOverride w:ilvl="7">
-      <w:startOverride w:val="1"/>
-    </w:lvlOverride>
-    <w:lvlOverride w:ilvl="8">
-      <w:startOverride w:val="1"/>
-    </w:lvlOverride>
-  </w:num>
-  <w:num w:numId="1058">
-    <w:abstractNumId w:val="99433"/>
-    <w:lvlOverride w:ilvl="0">
-      <w:startOverride w:val="3"/>
-    </w:lvlOverride>
-    <w:lvlOverride w:ilvl="1">
-      <w:startOverride w:val="3"/>
-    </w:lvlOverride>
-    <w:lvlOverride w:ilvl="2">
-      <w:startOverride w:val="3"/>
-    </w:lvlOverride>
-    <w:lvlOverride w:ilvl="3">
-      <w:startOverride w:val="3"/>
-    </w:lvlOverride>
-    <w:lvlOverride w:ilvl="4">
-      <w:startOverride w:val="3"/>
-    </w:lvlOverride>
-    <w:lvlOverride w:ilvl="5">
-      <w:startOverride w:val="3"/>
-    </w:lvlOverride>
-    <w:lvlOverride w:ilvl="6">
-      <w:startOverride w:val="3"/>
-    </w:lvlOverride>
-    <w:lvlOverride w:ilvl="7">
-      <w:startOverride w:val="3"/>
-    </w:lvlOverride>
-    <w:lvlOverride w:ilvl="8">
-      <w:startOverride w:val="3"/>
     </w:lvlOverride>
   </w:num>
   <w:num w:numId="1059">
@@ -58425,33 +61393,33 @@
     </w:lvlOverride>
   </w:num>
   <w:num w:numId="1060">
-    <w:abstractNumId w:val="99433"/>
+    <w:abstractNumId w:val="99432"/>
     <w:lvlOverride w:ilvl="0">
-      <w:startOverride w:val="3"/>
+      <w:startOverride w:val="2"/>
     </w:lvlOverride>
     <w:lvlOverride w:ilvl="1">
-      <w:startOverride w:val="3"/>
+      <w:startOverride w:val="2"/>
     </w:lvlOverride>
     <w:lvlOverride w:ilvl="2">
-      <w:startOverride w:val="3"/>
+      <w:startOverride w:val="2"/>
     </w:lvlOverride>
     <w:lvlOverride w:ilvl="3">
-      <w:startOverride w:val="3"/>
+      <w:startOverride w:val="2"/>
     </w:lvlOverride>
     <w:lvlOverride w:ilvl="4">
-      <w:startOverride w:val="3"/>
+      <w:startOverride w:val="2"/>
     </w:lvlOverride>
     <w:lvlOverride w:ilvl="5">
-      <w:startOverride w:val="3"/>
+      <w:startOverride w:val="2"/>
     </w:lvlOverride>
     <w:lvlOverride w:ilvl="6">
-      <w:startOverride w:val="3"/>
+      <w:startOverride w:val="2"/>
     </w:lvlOverride>
     <w:lvlOverride w:ilvl="7">
-      <w:startOverride w:val="3"/>
+      <w:startOverride w:val="2"/>
     </w:lvlOverride>
     <w:lvlOverride w:ilvl="8">
-      <w:startOverride w:val="3"/>
+      <w:startOverride w:val="2"/>
     </w:lvlOverride>
   </w:num>
   <w:num w:numId="1061">
@@ -58485,153 +61453,153 @@
     </w:lvlOverride>
   </w:num>
   <w:num w:numId="1062">
-    <w:abstractNumId w:val="99434"/>
+    <w:abstractNumId w:val="99431"/>
     <w:lvlOverride w:ilvl="0">
-      <w:startOverride w:val="4"/>
+      <w:startOverride w:val="1"/>
     </w:lvlOverride>
     <w:lvlOverride w:ilvl="1">
-      <w:startOverride w:val="4"/>
+      <w:startOverride w:val="1"/>
     </w:lvlOverride>
     <w:lvlOverride w:ilvl="2">
-      <w:startOverride w:val="4"/>
+      <w:startOverride w:val="1"/>
     </w:lvlOverride>
     <w:lvlOverride w:ilvl="3">
-      <w:startOverride w:val="4"/>
+      <w:startOverride w:val="1"/>
     </w:lvlOverride>
     <w:lvlOverride w:ilvl="4">
-      <w:startOverride w:val="4"/>
+      <w:startOverride w:val="1"/>
     </w:lvlOverride>
     <w:lvlOverride w:ilvl="5">
-      <w:startOverride w:val="4"/>
+      <w:startOverride w:val="1"/>
     </w:lvlOverride>
     <w:lvlOverride w:ilvl="6">
-      <w:startOverride w:val="4"/>
+      <w:startOverride w:val="1"/>
     </w:lvlOverride>
     <w:lvlOverride w:ilvl="7">
-      <w:startOverride w:val="4"/>
+      <w:startOverride w:val="1"/>
     </w:lvlOverride>
     <w:lvlOverride w:ilvl="8">
-      <w:startOverride w:val="4"/>
+      <w:startOverride w:val="1"/>
     </w:lvlOverride>
   </w:num>
   <w:num w:numId="1063">
-    <w:abstractNumId w:val="99437"/>
+    <w:abstractNumId w:val="99431"/>
     <w:lvlOverride w:ilvl="0">
-      <w:startOverride w:val="7"/>
+      <w:startOverride w:val="1"/>
     </w:lvlOverride>
     <w:lvlOverride w:ilvl="1">
-      <w:startOverride w:val="7"/>
+      <w:startOverride w:val="1"/>
     </w:lvlOverride>
     <w:lvlOverride w:ilvl="2">
-      <w:startOverride w:val="7"/>
+      <w:startOverride w:val="1"/>
     </w:lvlOverride>
     <w:lvlOverride w:ilvl="3">
-      <w:startOverride w:val="7"/>
+      <w:startOverride w:val="1"/>
     </w:lvlOverride>
     <w:lvlOverride w:ilvl="4">
-      <w:startOverride w:val="7"/>
+      <w:startOverride w:val="1"/>
     </w:lvlOverride>
     <w:lvlOverride w:ilvl="5">
-      <w:startOverride w:val="7"/>
+      <w:startOverride w:val="1"/>
     </w:lvlOverride>
     <w:lvlOverride w:ilvl="6">
-      <w:startOverride w:val="7"/>
+      <w:startOverride w:val="1"/>
     </w:lvlOverride>
     <w:lvlOverride w:ilvl="7">
-      <w:startOverride w:val="7"/>
+      <w:startOverride w:val="1"/>
     </w:lvlOverride>
     <w:lvlOverride w:ilvl="8">
-      <w:startOverride w:val="7"/>
+      <w:startOverride w:val="1"/>
     </w:lvlOverride>
   </w:num>
   <w:num w:numId="1064">
-    <w:abstractNumId w:val="994310"/>
+    <w:abstractNumId w:val="99433"/>
     <w:lvlOverride w:ilvl="0">
-      <w:startOverride w:val="10"/>
+      <w:startOverride w:val="3"/>
     </w:lvlOverride>
     <w:lvlOverride w:ilvl="1">
-      <w:startOverride w:val="10"/>
+      <w:startOverride w:val="3"/>
     </w:lvlOverride>
     <w:lvlOverride w:ilvl="2">
-      <w:startOverride w:val="10"/>
+      <w:startOverride w:val="3"/>
     </w:lvlOverride>
     <w:lvlOverride w:ilvl="3">
-      <w:startOverride w:val="10"/>
+      <w:startOverride w:val="3"/>
     </w:lvlOverride>
     <w:lvlOverride w:ilvl="4">
-      <w:startOverride w:val="10"/>
+      <w:startOverride w:val="3"/>
     </w:lvlOverride>
     <w:lvlOverride w:ilvl="5">
-      <w:startOverride w:val="10"/>
+      <w:startOverride w:val="3"/>
     </w:lvlOverride>
     <w:lvlOverride w:ilvl="6">
-      <w:startOverride w:val="10"/>
+      <w:startOverride w:val="3"/>
     </w:lvlOverride>
     <w:lvlOverride w:ilvl="7">
-      <w:startOverride w:val="10"/>
+      <w:startOverride w:val="3"/>
     </w:lvlOverride>
     <w:lvlOverride w:ilvl="8">
-      <w:startOverride w:val="10"/>
+      <w:startOverride w:val="3"/>
     </w:lvlOverride>
   </w:num>
   <w:num w:numId="1065">
-    <w:abstractNumId w:val="994312"/>
+    <w:abstractNumId w:val="99431"/>
     <w:lvlOverride w:ilvl="0">
-      <w:startOverride w:val="12"/>
+      <w:startOverride w:val="1"/>
     </w:lvlOverride>
     <w:lvlOverride w:ilvl="1">
-      <w:startOverride w:val="12"/>
+      <w:startOverride w:val="1"/>
     </w:lvlOverride>
     <w:lvlOverride w:ilvl="2">
-      <w:startOverride w:val="12"/>
+      <w:startOverride w:val="1"/>
     </w:lvlOverride>
     <w:lvlOverride w:ilvl="3">
-      <w:startOverride w:val="12"/>
+      <w:startOverride w:val="1"/>
     </w:lvlOverride>
     <w:lvlOverride w:ilvl="4">
-      <w:startOverride w:val="12"/>
+      <w:startOverride w:val="1"/>
     </w:lvlOverride>
     <w:lvlOverride w:ilvl="5">
-      <w:startOverride w:val="12"/>
+      <w:startOverride w:val="1"/>
     </w:lvlOverride>
     <w:lvlOverride w:ilvl="6">
-      <w:startOverride w:val="12"/>
+      <w:startOverride w:val="1"/>
     </w:lvlOverride>
     <w:lvlOverride w:ilvl="7">
-      <w:startOverride w:val="12"/>
+      <w:startOverride w:val="1"/>
     </w:lvlOverride>
     <w:lvlOverride w:ilvl="8">
-      <w:startOverride w:val="12"/>
+      <w:startOverride w:val="1"/>
     </w:lvlOverride>
   </w:num>
   <w:num w:numId="1066">
-    <w:abstractNumId w:val="994314"/>
+    <w:abstractNumId w:val="99433"/>
     <w:lvlOverride w:ilvl="0">
-      <w:startOverride w:val="14"/>
+      <w:startOverride w:val="3"/>
     </w:lvlOverride>
     <w:lvlOverride w:ilvl="1">
-      <w:startOverride w:val="14"/>
+      <w:startOverride w:val="3"/>
     </w:lvlOverride>
     <w:lvlOverride w:ilvl="2">
-      <w:startOverride w:val="14"/>
+      <w:startOverride w:val="3"/>
     </w:lvlOverride>
     <w:lvlOverride w:ilvl="3">
-      <w:startOverride w:val="14"/>
+      <w:startOverride w:val="3"/>
     </w:lvlOverride>
     <w:lvlOverride w:ilvl="4">
-      <w:startOverride w:val="14"/>
+      <w:startOverride w:val="3"/>
     </w:lvlOverride>
     <w:lvlOverride w:ilvl="5">
-      <w:startOverride w:val="14"/>
+      <w:startOverride w:val="3"/>
     </w:lvlOverride>
     <w:lvlOverride w:ilvl="6">
-      <w:startOverride w:val="14"/>
+      <w:startOverride w:val="3"/>
     </w:lvlOverride>
     <w:lvlOverride w:ilvl="7">
-      <w:startOverride w:val="14"/>
+      <w:startOverride w:val="3"/>
     </w:lvlOverride>
     <w:lvlOverride w:ilvl="8">
-      <w:startOverride w:val="14"/>
+      <w:startOverride w:val="3"/>
     </w:lvlOverride>
   </w:num>
   <w:num w:numId="1067">
@@ -58845,6 +61813,186 @@
     </w:lvlOverride>
   </w:num>
   <w:num w:numId="1074">
+    <w:abstractNumId w:val="99434"/>
+    <w:lvlOverride w:ilvl="0">
+      <w:startOverride w:val="4"/>
+    </w:lvlOverride>
+    <w:lvlOverride w:ilvl="1">
+      <w:startOverride w:val="4"/>
+    </w:lvlOverride>
+    <w:lvlOverride w:ilvl="2">
+      <w:startOverride w:val="4"/>
+    </w:lvlOverride>
+    <w:lvlOverride w:ilvl="3">
+      <w:startOverride w:val="4"/>
+    </w:lvlOverride>
+    <w:lvlOverride w:ilvl="4">
+      <w:startOverride w:val="4"/>
+    </w:lvlOverride>
+    <w:lvlOverride w:ilvl="5">
+      <w:startOverride w:val="4"/>
+    </w:lvlOverride>
+    <w:lvlOverride w:ilvl="6">
+      <w:startOverride w:val="4"/>
+    </w:lvlOverride>
+    <w:lvlOverride w:ilvl="7">
+      <w:startOverride w:val="4"/>
+    </w:lvlOverride>
+    <w:lvlOverride w:ilvl="8">
+      <w:startOverride w:val="4"/>
+    </w:lvlOverride>
+  </w:num>
+  <w:num w:numId="1075">
+    <w:abstractNumId w:val="99437"/>
+    <w:lvlOverride w:ilvl="0">
+      <w:startOverride w:val="7"/>
+    </w:lvlOverride>
+    <w:lvlOverride w:ilvl="1">
+      <w:startOverride w:val="7"/>
+    </w:lvlOverride>
+    <w:lvlOverride w:ilvl="2">
+      <w:startOverride w:val="7"/>
+    </w:lvlOverride>
+    <w:lvlOverride w:ilvl="3">
+      <w:startOverride w:val="7"/>
+    </w:lvlOverride>
+    <w:lvlOverride w:ilvl="4">
+      <w:startOverride w:val="7"/>
+    </w:lvlOverride>
+    <w:lvlOverride w:ilvl="5">
+      <w:startOverride w:val="7"/>
+    </w:lvlOverride>
+    <w:lvlOverride w:ilvl="6">
+      <w:startOverride w:val="7"/>
+    </w:lvlOverride>
+    <w:lvlOverride w:ilvl="7">
+      <w:startOverride w:val="7"/>
+    </w:lvlOverride>
+    <w:lvlOverride w:ilvl="8">
+      <w:startOverride w:val="7"/>
+    </w:lvlOverride>
+  </w:num>
+  <w:num w:numId="1076">
+    <w:abstractNumId w:val="994310"/>
+    <w:lvlOverride w:ilvl="0">
+      <w:startOverride w:val="10"/>
+    </w:lvlOverride>
+    <w:lvlOverride w:ilvl="1">
+      <w:startOverride w:val="10"/>
+    </w:lvlOverride>
+    <w:lvlOverride w:ilvl="2">
+      <w:startOverride w:val="10"/>
+    </w:lvlOverride>
+    <w:lvlOverride w:ilvl="3">
+      <w:startOverride w:val="10"/>
+    </w:lvlOverride>
+    <w:lvlOverride w:ilvl="4">
+      <w:startOverride w:val="10"/>
+    </w:lvlOverride>
+    <w:lvlOverride w:ilvl="5">
+      <w:startOverride w:val="10"/>
+    </w:lvlOverride>
+    <w:lvlOverride w:ilvl="6">
+      <w:startOverride w:val="10"/>
+    </w:lvlOverride>
+    <w:lvlOverride w:ilvl="7">
+      <w:startOverride w:val="10"/>
+    </w:lvlOverride>
+    <w:lvlOverride w:ilvl="8">
+      <w:startOverride w:val="10"/>
+    </w:lvlOverride>
+  </w:num>
+  <w:num w:numId="1077">
+    <w:abstractNumId w:val="994312"/>
+    <w:lvlOverride w:ilvl="0">
+      <w:startOverride w:val="12"/>
+    </w:lvlOverride>
+    <w:lvlOverride w:ilvl="1">
+      <w:startOverride w:val="12"/>
+    </w:lvlOverride>
+    <w:lvlOverride w:ilvl="2">
+      <w:startOverride w:val="12"/>
+    </w:lvlOverride>
+    <w:lvlOverride w:ilvl="3">
+      <w:startOverride w:val="12"/>
+    </w:lvlOverride>
+    <w:lvlOverride w:ilvl="4">
+      <w:startOverride w:val="12"/>
+    </w:lvlOverride>
+    <w:lvlOverride w:ilvl="5">
+      <w:startOverride w:val="12"/>
+    </w:lvlOverride>
+    <w:lvlOverride w:ilvl="6">
+      <w:startOverride w:val="12"/>
+    </w:lvlOverride>
+    <w:lvlOverride w:ilvl="7">
+      <w:startOverride w:val="12"/>
+    </w:lvlOverride>
+    <w:lvlOverride w:ilvl="8">
+      <w:startOverride w:val="12"/>
+    </w:lvlOverride>
+  </w:num>
+  <w:num w:numId="1078">
+    <w:abstractNumId w:val="994314"/>
+    <w:lvlOverride w:ilvl="0">
+      <w:startOverride w:val="14"/>
+    </w:lvlOverride>
+    <w:lvlOverride w:ilvl="1">
+      <w:startOverride w:val="14"/>
+    </w:lvlOverride>
+    <w:lvlOverride w:ilvl="2">
+      <w:startOverride w:val="14"/>
+    </w:lvlOverride>
+    <w:lvlOverride w:ilvl="3">
+      <w:startOverride w:val="14"/>
+    </w:lvlOverride>
+    <w:lvlOverride w:ilvl="4">
+      <w:startOverride w:val="14"/>
+    </w:lvlOverride>
+    <w:lvlOverride w:ilvl="5">
+      <w:startOverride w:val="14"/>
+    </w:lvlOverride>
+    <w:lvlOverride w:ilvl="6">
+      <w:startOverride w:val="14"/>
+    </w:lvlOverride>
+    <w:lvlOverride w:ilvl="7">
+      <w:startOverride w:val="14"/>
+    </w:lvlOverride>
+    <w:lvlOverride w:ilvl="8">
+      <w:startOverride w:val="14"/>
+    </w:lvlOverride>
+  </w:num>
+  <w:num w:numId="1079">
+    <w:abstractNumId w:val="99431"/>
+    <w:lvlOverride w:ilvl="0">
+      <w:startOverride w:val="1"/>
+    </w:lvlOverride>
+    <w:lvlOverride w:ilvl="1">
+      <w:startOverride w:val="1"/>
+    </w:lvlOverride>
+    <w:lvlOverride w:ilvl="2">
+      <w:startOverride w:val="1"/>
+    </w:lvlOverride>
+    <w:lvlOverride w:ilvl="3">
+      <w:startOverride w:val="1"/>
+    </w:lvlOverride>
+    <w:lvlOverride w:ilvl="4">
+      <w:startOverride w:val="1"/>
+    </w:lvlOverride>
+    <w:lvlOverride w:ilvl="5">
+      <w:startOverride w:val="1"/>
+    </w:lvlOverride>
+    <w:lvlOverride w:ilvl="6">
+      <w:startOverride w:val="1"/>
+    </w:lvlOverride>
+    <w:lvlOverride w:ilvl="7">
+      <w:startOverride w:val="1"/>
+    </w:lvlOverride>
+    <w:lvlOverride w:ilvl="8">
+      <w:startOverride w:val="1"/>
+    </w:lvlOverride>
+  </w:num>
+  <w:num w:numId="1080">
     <w:abstractNumId w:val="99432"/>
     <w:lvlOverride w:ilvl="0">
       <w:startOverride w:val="2"/>
@@ -58874,7 +62022,7 @@
       <w:startOverride w:val="2"/>
     </w:lvlOverride>
   </w:num>
-  <w:num w:numId="1075">
+  <w:num w:numId="1081">
     <w:abstractNumId w:val="99435"/>
     <w:lvlOverride w:ilvl="0">
       <w:startOverride w:val="5"/>
@@ -58904,7 +62052,7 @@
       <w:startOverride w:val="5"/>
     </w:lvlOverride>
   </w:num>
-  <w:num w:numId="1076">
+  <w:num w:numId="1082">
     <w:abstractNumId w:val="99431"/>
     <w:lvlOverride w:ilvl="0">
       <w:startOverride w:val="1"/>
@@ -58934,7 +62082,7 @@
       <w:startOverride w:val="1"/>
     </w:lvlOverride>
   </w:num>
-  <w:num w:numId="1077">
+  <w:num w:numId="1083">
     <w:abstractNumId w:val="99432"/>
     <w:lvlOverride w:ilvl="0">
       <w:startOverride w:val="2"/>
@@ -58964,7 +62112,7 @@
       <w:startOverride w:val="2"/>
     </w:lvlOverride>
   </w:num>
-  <w:num w:numId="1078">
+  <w:num w:numId="1084">
     <w:abstractNumId w:val="99435"/>
     <w:lvlOverride w:ilvl="0">
       <w:startOverride w:val="5"/>
